--- a/Obsidian/Courses/Electromagnetics/Exercises/LAB/30035_LaboratoryExercises.docx
+++ b/Obsidian/Courses/Electromagnetics/Exercises/LAB/30035_LaboratoryExercises.docx
@@ -4,9 +4,10 @@
   <w:body>
     <w:p>
       <w:pPr>
-        <w:pStyle w:val="Overskrift3"/>
+        <w:pStyle w:val="Heading3"/>
         <w:shd w:val="clear" w:color="auto" w:fill="D9D9D9"/>
         <w:spacing w:before="0"/>
+        <w:ind w:firstLine="720"/>
         <w:rPr>
           <w:rFonts w:ascii="Times New Roman" w:hAnsi="Times New Roman"/>
           <w:sz w:val="26"/>
@@ -72,7 +73,7 @@
     </w:p>
     <w:p>
       <w:pPr>
-        <w:pStyle w:val="Overskrift3"/>
+        <w:pStyle w:val="Heading3"/>
         <w:shd w:val="clear" w:color="auto" w:fill="D9D9D9"/>
         <w:spacing w:before="0"/>
         <w:rPr>
@@ -364,7 +365,7 @@
     </w:p>
     <w:p>
       <w:pPr>
-        <w:pStyle w:val="Overskrift3"/>
+        <w:pStyle w:val="Heading3"/>
         <w:shd w:val="clear" w:color="auto" w:fill="D9D9D9"/>
         <w:spacing w:before="0"/>
         <w:rPr>
@@ -752,7 +753,7 @@
     </w:p>
     <w:tbl>
       <w:tblPr>
-        <w:tblStyle w:val="Tabel-Gitter"/>
+        <w:tblStyle w:val="TableGrid"/>
         <w:tblW w:w="9078" w:type="dxa"/>
         <w:tblInd w:w="140" w:type="dxa"/>
         <w:tblCellMar>
@@ -1239,7 +1240,7 @@
     </w:p>
     <w:p>
       <w:pPr>
-        <w:pStyle w:val="Overskrift3"/>
+        <w:pStyle w:val="Heading3"/>
         <w:shd w:val="clear" w:color="auto" w:fill="D9D9D9"/>
         <w:rPr>
           <w:rFonts w:ascii="Times New Roman" w:hAnsi="Times New Roman"/>
@@ -1261,7 +1262,7 @@
     </w:p>
     <w:p>
       <w:pPr>
-        <w:pStyle w:val="Sidehoved"/>
+        <w:pStyle w:val="Header"/>
         <w:rPr>
           <w:b/>
           <w:bCs/>
@@ -1270,7 +1271,7 @@
     </w:p>
     <w:p>
       <w:pPr>
-        <w:pStyle w:val="Sidehoved"/>
+        <w:pStyle w:val="Header"/>
       </w:pPr>
       <w:r>
         <w:rPr>
@@ -1297,12 +1298,12 @@
     </w:p>
     <w:p>
       <w:pPr>
-        <w:pStyle w:val="Sidehoved"/>
+        <w:pStyle w:val="Header"/>
       </w:pPr>
     </w:p>
     <w:p>
       <w:pPr>
-        <w:pStyle w:val="Sidehoved"/>
+        <w:pStyle w:val="Header"/>
       </w:pPr>
       <w:r>
         <w:rPr>
@@ -1323,7 +1324,7 @@
     </w:p>
     <w:p>
       <w:pPr>
-        <w:pStyle w:val="Sidehoved"/>
+        <w:pStyle w:val="Header"/>
         <w:rPr>
           <w:b/>
           <w:bCs/>
@@ -1332,7 +1333,7 @@
     </w:p>
     <w:p>
       <w:pPr>
-        <w:pStyle w:val="Sidehoved"/>
+        <w:pStyle w:val="Header"/>
         <w:rPr>
           <w:b/>
           <w:bCs/>
@@ -1444,7 +1445,7 @@
     </w:p>
     <w:p>
       <w:pPr>
-        <w:pStyle w:val="Sidehoved"/>
+        <w:pStyle w:val="Header"/>
         <w:rPr>
           <w:sz w:val="20"/>
           <w:szCs w:val="16"/>
@@ -1516,12 +1517,12 @@
     </w:p>
     <w:p>
       <w:pPr>
-        <w:pStyle w:val="Sidehoved"/>
+        <w:pStyle w:val="Header"/>
       </w:pPr>
     </w:p>
     <w:p>
       <w:pPr>
-        <w:pStyle w:val="Sidehoved"/>
+        <w:pStyle w:val="Header"/>
         <w:rPr>
           <w:noProof/>
         </w:rPr>
@@ -1646,278 +1647,214 @@
     </w:p>
     <w:p>
       <w:pPr>
-        <w:pStyle w:val="Sidehoved"/>
-        <w:rPr>
-          <w:lang w:val="da-DK"/>
+        <w:pStyle w:val="Header"/>
+        <w:rPr>
+          <w:lang w:val="en-US"/>
         </w:rPr>
       </w:pPr>
     </w:p>
     <w:p>
       <w:pPr>
-        <w:pStyle w:val="Sidehoved"/>
+        <w:pStyle w:val="Header"/>
         <w:rPr>
           <w:lang w:val="da-DK"/>
         </w:rPr>
       </w:pPr>
-      <w:proofErr w:type="spellStart"/>
+      <w:r>
+        <w:rPr>
+          <w:b/>
+          <w:bCs/>
+          <w:lang w:val="en-US"/>
+        </w:rPr>
+        <w:t>Figure 1. Left:</w:t>
+      </w:r>
+      <w:r>
+        <w:rPr>
+          <w:lang w:val="en-US"/>
+        </w:rPr>
+        <w:t xml:space="preserve"> Circuit model of the setup. </w:t>
+      </w:r>
       <w:r>
         <w:rPr>
           <w:b/>
           <w:bCs/>
           <w:lang w:val="da-DK"/>
         </w:rPr>
-        <w:t>Figure</w:t>
-      </w:r>
-      <w:proofErr w:type="spellEnd"/>
+        <w:t>Right:</w:t>
+      </w:r>
+      <w:r>
+        <w:rPr>
+          <w:lang w:val="da-DK"/>
+        </w:rPr>
+        <w:t xml:space="preserve"> Photograph of the setup</w:t>
+      </w:r>
+    </w:p>
+    <w:p>
+      <w:pPr>
+        <w:pStyle w:val="Header"/>
+      </w:pPr>
+    </w:p>
+    <w:p>
+      <w:pPr>
+        <w:pStyle w:val="Header"/>
+      </w:pPr>
       <w:r>
         <w:rPr>
           <w:b/>
           <w:bCs/>
-          <w:lang w:val="da-DK"/>
-        </w:rPr>
-        <w:t xml:space="preserve"> 1. </w:t>
-      </w:r>
-      <w:proofErr w:type="spellStart"/>
+        </w:rPr>
+        <w:t xml:space="preserve">Pre-task: </w:t>
+      </w:r>
+      <w:r>
+        <w:t xml:space="preserve">Consider </w:t>
+      </w:r>
+      <w:r>
+        <w:t xml:space="preserve">the circuit </w:t>
+      </w:r>
+      <w:r>
+        <w:t>in Figure 1</w:t>
+      </w:r>
+      <w:r>
+        <w:t xml:space="preserve">. </w:t>
+      </w:r>
+      <w:r>
+        <w:t>According to standard circuit theory, w</w:t>
+      </w:r>
+      <w:r>
+        <w:t xml:space="preserve">hat </w:t>
+      </w:r>
+      <w:r>
+        <w:t>are</w:t>
+      </w:r>
+      <w:r>
+        <w:t xml:space="preserve"> the expected </w:t>
+      </w:r>
+      <w:r>
+        <w:rPr>
+          <w:i/>
+          <w:iCs/>
+        </w:rPr>
+        <w:t>V</w:t>
+      </w:r>
+      <w:r>
+        <w:rPr>
+          <w:vertAlign w:val="subscript"/>
+        </w:rPr>
+        <w:t xml:space="preserve">L </w:t>
+      </w:r>
+      <w:r>
+        <w:t>for</w:t>
+      </w:r>
+      <w:r>
+        <w:t xml:space="preserve"> the following </w:t>
+      </w:r>
+      <w:r>
+        <w:t>terminations</w:t>
+      </w:r>
+      <w:r>
+        <w:t>:</w:t>
+      </w:r>
+      <w:r>
+        <w:t xml:space="preserve"> 50 Ω,</w:t>
+      </w:r>
+      <w:r>
+        <w:t xml:space="preserve"> </w:t>
+      </w:r>
+      <w:r>
+        <w:t xml:space="preserve">25 Ω, short-circuit and </w:t>
+      </w:r>
+      <w:proofErr w:type="gramStart"/>
+      <w:r>
+        <w:t>open-circuit</w:t>
+      </w:r>
+      <w:proofErr w:type="gramEnd"/>
+      <w:r>
+        <w:t>?</w:t>
+      </w:r>
+    </w:p>
+    <w:p>
+      <w:pPr>
+        <w:pStyle w:val="Header"/>
+      </w:pPr>
+    </w:p>
+    <w:p>
+      <w:pPr>
+        <w:pStyle w:val="Header"/>
+      </w:pPr>
       <w:r>
         <w:rPr>
           <w:b/>
           <w:bCs/>
-          <w:lang w:val="da-DK"/>
-        </w:rPr>
-        <w:t>Left</w:t>
-      </w:r>
-      <w:proofErr w:type="spellEnd"/>
+        </w:rPr>
+        <w:t xml:space="preserve">Task </w:t>
+      </w:r>
       <w:r>
         <w:rPr>
           <w:b/>
           <w:bCs/>
-          <w:lang w:val="da-DK"/>
-        </w:rPr>
-        <w:t>:</w:t>
-      </w:r>
-      <w:r>
-        <w:rPr>
-          <w:lang w:val="da-DK"/>
-        </w:rPr>
-        <w:t xml:space="preserve"> Circuit model of the </w:t>
-      </w:r>
-      <w:proofErr w:type="spellStart"/>
-      <w:r>
-        <w:rPr>
-          <w:lang w:val="da-DK"/>
-        </w:rPr>
-        <w:t>setup</w:t>
-      </w:r>
-      <w:proofErr w:type="spellEnd"/>
-      <w:r>
-        <w:rPr>
-          <w:lang w:val="da-DK"/>
-        </w:rPr>
-        <w:t xml:space="preserve">. </w:t>
+        </w:rPr>
+        <w:t>1.</w:t>
       </w:r>
       <w:r>
         <w:rPr>
           <w:b/>
           <w:bCs/>
-          <w:lang w:val="da-DK"/>
-        </w:rPr>
-        <w:t>Right:</w:t>
-      </w:r>
-      <w:r>
-        <w:rPr>
-          <w:lang w:val="da-DK"/>
-        </w:rPr>
+        </w:rPr>
+        <w:t>1</w:t>
+      </w:r>
+      <w:r>
+        <w:rPr>
+          <w:b/>
+          <w:bCs/>
+        </w:rPr>
+        <w:t>a</w:t>
+      </w:r>
+      <w:r>
+        <w:rPr>
+          <w:b/>
+          <w:bCs/>
+        </w:rPr>
+        <w:t>:</w:t>
+      </w:r>
+      <w:r>
+        <w:t xml:space="preserve"> Measure the</w:t>
+      </w:r>
+      <w:r>
+        <w:t xml:space="preserve"> phase shift and the RMS</w:t>
+      </w:r>
+      <w:r>
+        <w:t xml:space="preserve"> voltage</w:t>
+      </w:r>
+      <w:r>
+        <w:t>s</w:t>
+      </w:r>
+      <w:r>
+        <w:t xml:space="preserve"> at the input and output of a 2 m </w:t>
+      </w:r>
+      <w:r>
+        <w:t xml:space="preserve">RG58 </w:t>
+      </w:r>
+      <w:r>
+        <w:t>coax cable connected to a 50 Ω load</w:t>
+      </w:r>
+      <w:r>
+        <w:t xml:space="preserve"> as a function of frequency from 1 to 50 </w:t>
+      </w:r>
+      <w:proofErr w:type="spellStart"/>
+      <w:r>
+        <w:t>MHz</w:t>
+      </w:r>
+      <w:r>
+        <w:t>.</w:t>
+      </w:r>
+      <w:proofErr w:type="spellEnd"/>
+      <w:r>
         <w:t xml:space="preserve"> </w:t>
       </w:r>
-      <w:proofErr w:type="spellStart"/>
-      <w:r>
-        <w:rPr>
-          <w:lang w:val="da-DK"/>
-        </w:rPr>
-        <w:t>Photograph</w:t>
-      </w:r>
-      <w:proofErr w:type="spellEnd"/>
-      <w:r>
-        <w:rPr>
-          <w:lang w:val="da-DK"/>
-        </w:rPr>
-        <w:t xml:space="preserve"> of the </w:t>
-      </w:r>
-      <w:proofErr w:type="spellStart"/>
-      <w:r>
-        <w:rPr>
-          <w:lang w:val="da-DK"/>
-        </w:rPr>
-        <w:t>setup</w:t>
-      </w:r>
-      <w:proofErr w:type="spellEnd"/>
     </w:p>
     <w:p>
       <w:pPr>
-        <w:pStyle w:val="Sidehoved"/>
-      </w:pPr>
-    </w:p>
-    <w:p>
-      <w:pPr>
-        <w:pStyle w:val="Sidehoved"/>
-      </w:pPr>
-      <w:r>
-        <w:rPr>
-          <w:b/>
-          <w:bCs/>
-        </w:rPr>
-        <w:t xml:space="preserve">Pre-task: </w:t>
-      </w:r>
-      <w:r>
-        <w:t xml:space="preserve">Consider </w:t>
-      </w:r>
-      <w:r>
-        <w:t xml:space="preserve">the circuit </w:t>
-      </w:r>
-      <w:r>
-        <w:t>in Figure 1</w:t>
-      </w:r>
-      <w:r>
-        <w:t xml:space="preserve">. </w:t>
-      </w:r>
-      <w:r>
-        <w:t>According to standard circuit theory, w</w:t>
-      </w:r>
-      <w:r>
-        <w:t xml:space="preserve">hat </w:t>
-      </w:r>
-      <w:r>
-        <w:t>are</w:t>
-      </w:r>
-      <w:r>
-        <w:t xml:space="preserve"> the expected </w:t>
-      </w:r>
-      <w:r>
-        <w:rPr>
-          <w:i/>
-          <w:iCs/>
-        </w:rPr>
-        <w:t>V</w:t>
-      </w:r>
-      <w:r>
-        <w:rPr>
-          <w:vertAlign w:val="subscript"/>
-        </w:rPr>
-        <w:t xml:space="preserve">L </w:t>
-      </w:r>
-      <w:r>
-        <w:t>for</w:t>
-      </w:r>
-      <w:r>
-        <w:t xml:space="preserve"> the following </w:t>
-      </w:r>
-      <w:r>
-        <w:t>terminations</w:t>
-      </w:r>
-      <w:r>
-        <w:t>:</w:t>
-      </w:r>
-      <w:r>
-        <w:t xml:space="preserve"> 50 Ω,</w:t>
-      </w:r>
-      <w:r>
-        <w:t xml:space="preserve"> </w:t>
-      </w:r>
-      <w:r>
-        <w:t xml:space="preserve">25 Ω, short-circuit and </w:t>
-      </w:r>
-      <w:proofErr w:type="gramStart"/>
-      <w:r>
-        <w:t>open-circuit</w:t>
-      </w:r>
-      <w:proofErr w:type="gramEnd"/>
-      <w:r>
-        <w:t>?</w:t>
-      </w:r>
-    </w:p>
-    <w:p>
-      <w:pPr>
-        <w:pStyle w:val="Sidehoved"/>
-      </w:pPr>
-    </w:p>
-    <w:p>
-      <w:pPr>
-        <w:pStyle w:val="Sidehoved"/>
-      </w:pPr>
-      <w:r>
-        <w:rPr>
-          <w:b/>
-          <w:bCs/>
-        </w:rPr>
-        <w:t xml:space="preserve">Task </w:t>
-      </w:r>
-      <w:r>
-        <w:rPr>
-          <w:b/>
-          <w:bCs/>
-        </w:rPr>
-        <w:t>1.</w:t>
-      </w:r>
-      <w:r>
-        <w:rPr>
-          <w:b/>
-          <w:bCs/>
-        </w:rPr>
-        <w:t>1</w:t>
-      </w:r>
-      <w:r>
-        <w:rPr>
-          <w:b/>
-          <w:bCs/>
-        </w:rPr>
-        <w:t>a</w:t>
-      </w:r>
-      <w:r>
-        <w:rPr>
-          <w:b/>
-          <w:bCs/>
-        </w:rPr>
-        <w:t>:</w:t>
-      </w:r>
-      <w:r>
-        <w:t xml:space="preserve"> Measure the</w:t>
-      </w:r>
-      <w:r>
-        <w:t xml:space="preserve"> phase shift and the RMS</w:t>
-      </w:r>
-      <w:r>
-        <w:t xml:space="preserve"> voltage</w:t>
-      </w:r>
-      <w:r>
-        <w:t>s</w:t>
-      </w:r>
-      <w:r>
-        <w:t xml:space="preserve"> at the input and output of a 2 m </w:t>
-      </w:r>
-      <w:r>
-        <w:t xml:space="preserve">RG58 </w:t>
-      </w:r>
-      <w:r>
-        <w:t>coax cable connected to a 50 Ω load</w:t>
-      </w:r>
-      <w:r>
-        <w:t xml:space="preserve"> as a function of frequency from 1 to 50 </w:t>
-      </w:r>
-      <w:proofErr w:type="spellStart"/>
-      <w:r>
-        <w:t>MHz</w:t>
-      </w:r>
-      <w:r>
-        <w:t>.</w:t>
-      </w:r>
-      <w:proofErr w:type="spellEnd"/>
-      <w:r>
-        <w:t xml:space="preserve"> </w:t>
-      </w:r>
-    </w:p>
-    <w:p>
-      <w:pPr>
-        <w:pStyle w:val="Sidehoved"/>
+        <w:pStyle w:val="Header"/>
         <w:numPr>
           <w:ilvl w:val="0"/>
           <w:numId w:val="21"/>
@@ -1947,7 +1884,7 @@
     </w:p>
     <w:p>
       <w:pPr>
-        <w:pStyle w:val="Sidehoved"/>
+        <w:pStyle w:val="Header"/>
         <w:numPr>
           <w:ilvl w:val="0"/>
           <w:numId w:val="21"/>
@@ -1967,12 +1904,12 @@
     </w:p>
     <w:p>
       <w:pPr>
-        <w:pStyle w:val="Sidehoved"/>
+        <w:pStyle w:val="Header"/>
       </w:pPr>
     </w:p>
     <w:p>
       <w:pPr>
-        <w:pStyle w:val="Sidehoved"/>
+        <w:pStyle w:val="Header"/>
         <w:rPr>
           <w:sz w:val="20"/>
           <w:szCs w:val="16"/>
@@ -2025,7 +1962,7 @@
           </w:tcPr>
           <w:p>
             <w:pPr>
-              <w:pStyle w:val="Sidehoved"/>
+              <w:pStyle w:val="Header"/>
               <w:jc w:val="center"/>
               <w:rPr>
                 <w:b/>
@@ -2063,7 +2000,7 @@
           </w:tcPr>
           <w:p>
             <w:pPr>
-              <w:pStyle w:val="Sidehoved"/>
+              <w:pStyle w:val="Header"/>
               <w:jc w:val="center"/>
               <w:rPr>
                 <w:b/>
@@ -2086,7 +2023,7 @@
           </w:tcPr>
           <w:p>
             <w:pPr>
-              <w:pStyle w:val="Sidehoved"/>
+              <w:pStyle w:val="Header"/>
               <w:jc w:val="center"/>
               <w:rPr>
                 <w:b/>
@@ -2109,7 +2046,7 @@
           </w:tcPr>
           <w:p>
             <w:pPr>
-              <w:pStyle w:val="Sidehoved"/>
+              <w:pStyle w:val="Header"/>
               <w:jc w:val="center"/>
               <w:rPr>
                 <w:b/>
@@ -2132,7 +2069,7 @@
           </w:tcPr>
           <w:p>
             <w:pPr>
-              <w:pStyle w:val="Sidehoved"/>
+              <w:pStyle w:val="Header"/>
               <w:jc w:val="center"/>
               <w:rPr>
                 <w:b/>
@@ -2155,7 +2092,7 @@
           </w:tcPr>
           <w:p>
             <w:pPr>
-              <w:pStyle w:val="Sidehoved"/>
+              <w:pStyle w:val="Header"/>
               <w:jc w:val="center"/>
               <w:rPr>
                 <w:b/>
@@ -2178,7 +2115,7 @@
           </w:tcPr>
           <w:p>
             <w:pPr>
-              <w:pStyle w:val="Sidehoved"/>
+              <w:pStyle w:val="Header"/>
               <w:jc w:val="center"/>
               <w:rPr>
                 <w:b/>
@@ -2201,7 +2138,7 @@
           </w:tcPr>
           <w:p>
             <w:pPr>
-              <w:pStyle w:val="Sidehoved"/>
+              <w:pStyle w:val="Header"/>
               <w:jc w:val="center"/>
               <w:rPr>
                 <w:b/>
@@ -2224,7 +2161,7 @@
           </w:tcPr>
           <w:p>
             <w:pPr>
-              <w:pStyle w:val="Sidehoved"/>
+              <w:pStyle w:val="Header"/>
               <w:jc w:val="center"/>
               <w:rPr>
                 <w:b/>
@@ -2247,7 +2184,7 @@
           </w:tcPr>
           <w:p>
             <w:pPr>
-              <w:pStyle w:val="Sidehoved"/>
+              <w:pStyle w:val="Header"/>
               <w:jc w:val="center"/>
               <w:rPr>
                 <w:b/>
@@ -2270,7 +2207,7 @@
           </w:tcPr>
           <w:p>
             <w:pPr>
-              <w:pStyle w:val="Sidehoved"/>
+              <w:pStyle w:val="Header"/>
               <w:jc w:val="center"/>
               <w:rPr>
                 <w:b/>
@@ -2293,7 +2230,7 @@
           </w:tcPr>
           <w:p>
             <w:pPr>
-              <w:pStyle w:val="Sidehoved"/>
+              <w:pStyle w:val="Header"/>
               <w:jc w:val="center"/>
               <w:rPr>
                 <w:b/>
@@ -2320,7 +2257,7 @@
           </w:tcPr>
           <w:p>
             <w:pPr>
-              <w:pStyle w:val="Sidehoved"/>
+              <w:pStyle w:val="Header"/>
               <w:spacing w:before="40" w:after="40"/>
               <w:jc w:val="center"/>
               <w:rPr>
@@ -2367,9 +2304,8 @@
                 <w:vertAlign w:val="subscript"/>
                 <w:lang w:val="da-DK"/>
               </w:rPr>
-              <w:t xml:space="preserve"> </w:t>
-            </w:r>
-            <w:proofErr w:type="gramStart"/>
+              <w:t xml:space="preserve"> RMS</w:t>
+            </w:r>
             <w:r>
               <w:rPr>
                 <w:bCs/>
@@ -2378,16 +2314,6 @@
                 <w:vertAlign w:val="subscript"/>
                 <w:lang w:val="da-DK"/>
               </w:rPr>
-              <w:t>RMS</w:t>
-            </w:r>
-            <w:r>
-              <w:rPr>
-                <w:bCs/>
-                <w:sz w:val="21"/>
-                <w:szCs w:val="21"/>
-                <w:vertAlign w:val="subscript"/>
-                <w:lang w:val="da-DK"/>
-              </w:rPr>
               <w:t xml:space="preserve">  </w:t>
             </w:r>
             <w:r>
@@ -2399,7 +2325,6 @@
               </w:rPr>
               <w:t>[</w:t>
             </w:r>
-            <w:proofErr w:type="gramEnd"/>
             <w:r>
               <w:rPr>
                 <w:bCs/>
@@ -2426,7 +2351,7 @@
           </w:tcPr>
           <w:p>
             <w:pPr>
-              <w:pStyle w:val="Sidehoved"/>
+              <w:pStyle w:val="Header"/>
               <w:jc w:val="center"/>
             </w:pPr>
           </w:p>
@@ -2437,7 +2362,7 @@
           </w:tcPr>
           <w:p>
             <w:pPr>
-              <w:pStyle w:val="Sidehoved"/>
+              <w:pStyle w:val="Header"/>
               <w:jc w:val="center"/>
             </w:pPr>
           </w:p>
@@ -2448,7 +2373,7 @@
           </w:tcPr>
           <w:p>
             <w:pPr>
-              <w:pStyle w:val="Sidehoved"/>
+              <w:pStyle w:val="Header"/>
               <w:jc w:val="center"/>
             </w:pPr>
           </w:p>
@@ -2459,7 +2384,7 @@
           </w:tcPr>
           <w:p>
             <w:pPr>
-              <w:pStyle w:val="Sidehoved"/>
+              <w:pStyle w:val="Header"/>
               <w:jc w:val="center"/>
             </w:pPr>
           </w:p>
@@ -2470,7 +2395,7 @@
           </w:tcPr>
           <w:p>
             <w:pPr>
-              <w:pStyle w:val="Sidehoved"/>
+              <w:pStyle w:val="Header"/>
               <w:jc w:val="center"/>
             </w:pPr>
           </w:p>
@@ -2481,7 +2406,7 @@
           </w:tcPr>
           <w:p>
             <w:pPr>
-              <w:pStyle w:val="Sidehoved"/>
+              <w:pStyle w:val="Header"/>
               <w:jc w:val="center"/>
             </w:pPr>
           </w:p>
@@ -2492,7 +2417,7 @@
           </w:tcPr>
           <w:p>
             <w:pPr>
-              <w:pStyle w:val="Sidehoved"/>
+              <w:pStyle w:val="Header"/>
               <w:jc w:val="center"/>
             </w:pPr>
           </w:p>
@@ -2503,7 +2428,7 @@
           </w:tcPr>
           <w:p>
             <w:pPr>
-              <w:pStyle w:val="Sidehoved"/>
+              <w:pStyle w:val="Header"/>
               <w:jc w:val="center"/>
             </w:pPr>
           </w:p>
@@ -2514,7 +2439,7 @@
           </w:tcPr>
           <w:p>
             <w:pPr>
-              <w:pStyle w:val="Sidehoved"/>
+              <w:pStyle w:val="Header"/>
               <w:jc w:val="center"/>
             </w:pPr>
           </w:p>
@@ -2525,7 +2450,7 @@
           </w:tcPr>
           <w:p>
             <w:pPr>
-              <w:pStyle w:val="Sidehoved"/>
+              <w:pStyle w:val="Header"/>
               <w:jc w:val="center"/>
             </w:pPr>
           </w:p>
@@ -2536,7 +2461,7 @@
           </w:tcPr>
           <w:p>
             <w:pPr>
-              <w:pStyle w:val="Sidehoved"/>
+              <w:pStyle w:val="Header"/>
               <w:jc w:val="center"/>
             </w:pPr>
           </w:p>
@@ -2552,7 +2477,7 @@
           </w:tcPr>
           <w:p>
             <w:pPr>
-              <w:pStyle w:val="Sidehoved"/>
+              <w:pStyle w:val="Header"/>
               <w:spacing w:before="40" w:after="40"/>
               <w:jc w:val="center"/>
               <w:rPr>
@@ -2637,7 +2562,7 @@
           </w:tcPr>
           <w:p>
             <w:pPr>
-              <w:pStyle w:val="Sidehoved"/>
+              <w:pStyle w:val="Header"/>
               <w:jc w:val="center"/>
             </w:pPr>
           </w:p>
@@ -2648,7 +2573,7 @@
           </w:tcPr>
           <w:p>
             <w:pPr>
-              <w:pStyle w:val="Sidehoved"/>
+              <w:pStyle w:val="Header"/>
               <w:jc w:val="center"/>
             </w:pPr>
           </w:p>
@@ -2659,7 +2584,7 @@
           </w:tcPr>
           <w:p>
             <w:pPr>
-              <w:pStyle w:val="Sidehoved"/>
+              <w:pStyle w:val="Header"/>
               <w:jc w:val="center"/>
             </w:pPr>
           </w:p>
@@ -2670,7 +2595,7 @@
           </w:tcPr>
           <w:p>
             <w:pPr>
-              <w:pStyle w:val="Sidehoved"/>
+              <w:pStyle w:val="Header"/>
               <w:jc w:val="center"/>
             </w:pPr>
           </w:p>
@@ -2681,7 +2606,7 @@
           </w:tcPr>
           <w:p>
             <w:pPr>
-              <w:pStyle w:val="Sidehoved"/>
+              <w:pStyle w:val="Header"/>
               <w:jc w:val="center"/>
             </w:pPr>
           </w:p>
@@ -2692,7 +2617,7 @@
           </w:tcPr>
           <w:p>
             <w:pPr>
-              <w:pStyle w:val="Sidehoved"/>
+              <w:pStyle w:val="Header"/>
               <w:jc w:val="center"/>
             </w:pPr>
           </w:p>
@@ -2703,7 +2628,7 @@
           </w:tcPr>
           <w:p>
             <w:pPr>
-              <w:pStyle w:val="Sidehoved"/>
+              <w:pStyle w:val="Header"/>
               <w:jc w:val="center"/>
             </w:pPr>
           </w:p>
@@ -2714,7 +2639,7 @@
           </w:tcPr>
           <w:p>
             <w:pPr>
-              <w:pStyle w:val="Sidehoved"/>
+              <w:pStyle w:val="Header"/>
               <w:jc w:val="center"/>
             </w:pPr>
           </w:p>
@@ -2725,7 +2650,7 @@
           </w:tcPr>
           <w:p>
             <w:pPr>
-              <w:pStyle w:val="Sidehoved"/>
+              <w:pStyle w:val="Header"/>
               <w:jc w:val="center"/>
             </w:pPr>
           </w:p>
@@ -2736,7 +2661,7 @@
           </w:tcPr>
           <w:p>
             <w:pPr>
-              <w:pStyle w:val="Sidehoved"/>
+              <w:pStyle w:val="Header"/>
               <w:jc w:val="center"/>
             </w:pPr>
           </w:p>
@@ -2747,7 +2672,7 @@
           </w:tcPr>
           <w:p>
             <w:pPr>
-              <w:pStyle w:val="Sidehoved"/>
+              <w:pStyle w:val="Header"/>
               <w:jc w:val="center"/>
             </w:pPr>
           </w:p>
@@ -2763,7 +2688,7 @@
           </w:tcPr>
           <w:p>
             <w:pPr>
-              <w:pStyle w:val="Sidehoved"/>
+              <w:pStyle w:val="Header"/>
               <w:spacing w:before="40"/>
               <w:jc w:val="center"/>
               <w:rPr>
@@ -2783,7 +2708,7 @@
           </w:p>
           <w:p>
             <w:pPr>
-              <w:pStyle w:val="Sidehoved"/>
+              <w:pStyle w:val="Header"/>
               <w:spacing w:after="40"/>
               <w:jc w:val="center"/>
               <w:rPr>
@@ -2808,7 +2733,7 @@
           </w:tcPr>
           <w:p>
             <w:pPr>
-              <w:pStyle w:val="Sidehoved"/>
+              <w:pStyle w:val="Header"/>
               <w:jc w:val="center"/>
             </w:pPr>
           </w:p>
@@ -2819,7 +2744,7 @@
           </w:tcPr>
           <w:p>
             <w:pPr>
-              <w:pStyle w:val="Sidehoved"/>
+              <w:pStyle w:val="Header"/>
               <w:jc w:val="center"/>
             </w:pPr>
           </w:p>
@@ -2830,7 +2755,7 @@
           </w:tcPr>
           <w:p>
             <w:pPr>
-              <w:pStyle w:val="Sidehoved"/>
+              <w:pStyle w:val="Header"/>
               <w:jc w:val="center"/>
             </w:pPr>
           </w:p>
@@ -2841,7 +2766,7 @@
           </w:tcPr>
           <w:p>
             <w:pPr>
-              <w:pStyle w:val="Sidehoved"/>
+              <w:pStyle w:val="Header"/>
               <w:jc w:val="center"/>
             </w:pPr>
           </w:p>
@@ -2852,7 +2777,7 @@
           </w:tcPr>
           <w:p>
             <w:pPr>
-              <w:pStyle w:val="Sidehoved"/>
+              <w:pStyle w:val="Header"/>
               <w:jc w:val="center"/>
             </w:pPr>
           </w:p>
@@ -2863,7 +2788,7 @@
           </w:tcPr>
           <w:p>
             <w:pPr>
-              <w:pStyle w:val="Sidehoved"/>
+              <w:pStyle w:val="Header"/>
               <w:jc w:val="center"/>
             </w:pPr>
           </w:p>
@@ -2874,7 +2799,7 @@
           </w:tcPr>
           <w:p>
             <w:pPr>
-              <w:pStyle w:val="Sidehoved"/>
+              <w:pStyle w:val="Header"/>
               <w:jc w:val="center"/>
             </w:pPr>
           </w:p>
@@ -2885,7 +2810,7 @@
           </w:tcPr>
           <w:p>
             <w:pPr>
-              <w:pStyle w:val="Sidehoved"/>
+              <w:pStyle w:val="Header"/>
               <w:jc w:val="center"/>
             </w:pPr>
           </w:p>
@@ -2896,7 +2821,7 @@
           </w:tcPr>
           <w:p>
             <w:pPr>
-              <w:pStyle w:val="Sidehoved"/>
+              <w:pStyle w:val="Header"/>
               <w:jc w:val="center"/>
             </w:pPr>
           </w:p>
@@ -2907,7 +2832,7 @@
           </w:tcPr>
           <w:p>
             <w:pPr>
-              <w:pStyle w:val="Sidehoved"/>
+              <w:pStyle w:val="Header"/>
               <w:jc w:val="center"/>
             </w:pPr>
           </w:p>
@@ -2918,7 +2843,7 @@
           </w:tcPr>
           <w:p>
             <w:pPr>
-              <w:pStyle w:val="Sidehoved"/>
+              <w:pStyle w:val="Header"/>
               <w:jc w:val="center"/>
             </w:pPr>
           </w:p>
@@ -2927,12 +2852,12 @@
     </w:tbl>
     <w:p>
       <w:pPr>
-        <w:pStyle w:val="Sidehoved"/>
+        <w:pStyle w:val="Header"/>
       </w:pPr>
     </w:p>
     <w:p>
       <w:pPr>
-        <w:pStyle w:val="Sidehoved"/>
+        <w:pStyle w:val="Header"/>
         <w:tabs>
           <w:tab w:val="left" w:pos="426"/>
         </w:tabs>
@@ -3037,7 +2962,7 @@
     </w:p>
     <w:p>
       <w:pPr>
-        <w:pStyle w:val="Sidehoved"/>
+        <w:pStyle w:val="Header"/>
         <w:numPr>
           <w:ilvl w:val="0"/>
           <w:numId w:val="20"/>
@@ -3078,7 +3003,7 @@
     </w:p>
     <w:p>
       <w:pPr>
-        <w:pStyle w:val="Sidehoved"/>
+        <w:pStyle w:val="Header"/>
         <w:tabs>
           <w:tab w:val="left" w:pos="426"/>
         </w:tabs>
@@ -3086,7 +3011,7 @@
     </w:p>
     <w:p>
       <w:pPr>
-        <w:pStyle w:val="Sidehoved"/>
+        <w:pStyle w:val="Header"/>
       </w:pPr>
       <w:r>
         <w:rPr>
@@ -3152,7 +3077,7 @@
     </w:p>
     <w:p>
       <w:pPr>
-        <w:pStyle w:val="Sidehoved"/>
+        <w:pStyle w:val="Header"/>
         <w:numPr>
           <w:ilvl w:val="0"/>
           <w:numId w:val="20"/>
@@ -3174,7 +3099,7 @@
         <w:rPr>
           <w:bCs/>
           <w:szCs w:val="22"/>
-          <w:lang w:val="da-DK"/>
+          <w:lang w:val="en-US"/>
         </w:rPr>
         <w:t>V</w:t>
       </w:r>
@@ -3183,7 +3108,7 @@
           <w:bCs/>
           <w:szCs w:val="22"/>
           <w:vertAlign w:val="subscript"/>
-          <w:lang w:val="da-DK"/>
+          <w:lang w:val="en-US"/>
         </w:rPr>
         <w:t>i, RMS</w:t>
       </w:r>
@@ -3262,7 +3187,7 @@
       </w:r>
       <w:r>
         <w:rPr>
-          <w:lang w:val="da-DK"/>
+          <w:lang w:val="en-US"/>
         </w:rPr>
         <w:t>C</w:t>
       </w:r>
@@ -3301,7 +3226,7 @@
     </w:p>
     <w:p>
       <w:pPr>
-        <w:pStyle w:val="Sidehoved"/>
+        <w:pStyle w:val="Header"/>
         <w:rPr>
           <w:sz w:val="20"/>
           <w:szCs w:val="16"/>
@@ -3692,7 +3617,7 @@
           </w:tcPr>
           <w:p>
             <w:pPr>
-              <w:pStyle w:val="Sidehoved"/>
+              <w:pStyle w:val="Header"/>
               <w:jc w:val="center"/>
               <w:rPr>
                 <w:sz w:val="21"/>
@@ -3710,7 +3635,7 @@
           </w:tcPr>
           <w:p>
             <w:pPr>
-              <w:pStyle w:val="Sidehoved"/>
+              <w:pStyle w:val="Header"/>
               <w:jc w:val="center"/>
               <w:rPr>
                 <w:bCs/>
@@ -3932,8 +3857,6 @@
                 <w:lang w:val="da-DK"/>
               </w:rPr>
             </w:pPr>
-            <w:proofErr w:type="spellStart"/>
-            <w:proofErr w:type="gramStart"/>
             <w:r>
               <w:rPr>
                 <w:sz w:val="21"/>
@@ -3951,8 +3874,6 @@
               </w:rPr>
               <w:t>i,RMS</w:t>
             </w:r>
-            <w:proofErr w:type="spellEnd"/>
-            <w:proofErr w:type="gramEnd"/>
             <w:r>
               <w:rPr>
                 <w:sz w:val="21"/>
@@ -4447,8 +4368,6 @@
                 <w:lang w:val="da-DK"/>
               </w:rPr>
             </w:pPr>
-            <w:proofErr w:type="spellStart"/>
-            <w:proofErr w:type="gramStart"/>
             <w:r>
               <w:rPr>
                 <w:sz w:val="21"/>
@@ -4466,8 +4385,6 @@
               </w:rPr>
               <w:t>i,RMS</w:t>
             </w:r>
-            <w:proofErr w:type="spellEnd"/>
-            <w:proofErr w:type="gramEnd"/>
             <w:r>
               <w:rPr>
                 <w:sz w:val="21"/>
@@ -4720,7 +4637,6 @@
                 <w:lang w:val="da-DK"/>
               </w:rPr>
             </w:pPr>
-            <w:proofErr w:type="gramStart"/>
             <w:r>
               <w:rPr>
                 <w:sz w:val="21"/>
@@ -4738,7 +4654,6 @@
               </w:rPr>
               <w:t>L,RMS</w:t>
             </w:r>
-            <w:proofErr w:type="gramEnd"/>
             <w:r>
               <w:rPr>
                 <w:sz w:val="21"/>
@@ -4991,8 +4906,6 @@
                 <w:lang w:val="da-DK"/>
               </w:rPr>
             </w:pPr>
-            <w:proofErr w:type="spellStart"/>
-            <w:proofErr w:type="gramStart"/>
             <w:r>
               <w:rPr>
                 <w:sz w:val="21"/>
@@ -5010,8 +4923,6 @@
               </w:rPr>
               <w:t>i,RMS</w:t>
             </w:r>
-            <w:proofErr w:type="spellEnd"/>
-            <w:proofErr w:type="gramEnd"/>
             <w:r>
               <w:rPr>
                 <w:sz w:val="21"/>
@@ -5459,7 +5370,7 @@
     </w:tbl>
     <w:p>
       <w:pPr>
-        <w:pStyle w:val="Sidehoved"/>
+        <w:pStyle w:val="Header"/>
         <w:tabs>
           <w:tab w:val="left" w:pos="426"/>
         </w:tabs>
@@ -5467,7 +5378,7 @@
     </w:p>
     <w:p>
       <w:pPr>
-        <w:pStyle w:val="Sidehoved"/>
+        <w:pStyle w:val="Header"/>
         <w:tabs>
           <w:tab w:val="left" w:pos="426"/>
         </w:tabs>
@@ -5475,7 +5386,7 @@
     </w:p>
     <w:p>
       <w:pPr>
-        <w:pStyle w:val="Sidehoved"/>
+        <w:pStyle w:val="Header"/>
         <w:tabs>
           <w:tab w:val="left" w:pos="426"/>
         </w:tabs>
@@ -5582,7 +5493,7 @@
     </w:p>
     <w:p>
       <w:pPr>
-        <w:pStyle w:val="Sidehoved"/>
+        <w:pStyle w:val="Header"/>
         <w:numPr>
           <w:ilvl w:val="0"/>
           <w:numId w:val="20"/>
@@ -5627,7 +5538,7 @@
     </w:p>
     <w:p>
       <w:pPr>
-        <w:pStyle w:val="Sidehoved"/>
+        <w:pStyle w:val="Header"/>
         <w:tabs>
           <w:tab w:val="left" w:pos="426"/>
         </w:tabs>
@@ -5635,7 +5546,7 @@
     </w:p>
     <w:p>
       <w:pPr>
-        <w:pStyle w:val="Sidehoved"/>
+        <w:pStyle w:val="Header"/>
         <w:tabs>
           <w:tab w:val="left" w:pos="426"/>
         </w:tabs>
@@ -5643,7 +5554,7 @@
     </w:p>
     <w:p>
       <w:pPr>
-        <w:pStyle w:val="Sidehoved"/>
+        <w:pStyle w:val="Header"/>
         <w:tabs>
           <w:tab w:val="left" w:pos="426"/>
         </w:tabs>
@@ -5737,7 +5648,7 @@
       <w:r>
         <w:rPr>
           <w:szCs w:val="22"/>
-          <w:lang w:val="da-DK"/>
+          <w:lang w:val="en-US"/>
         </w:rPr>
         <w:t>V</w:t>
       </w:r>
@@ -5745,7 +5656,7 @@
         <w:rPr>
           <w:szCs w:val="22"/>
           <w:vertAlign w:val="subscript"/>
-          <w:lang w:val="da-DK"/>
+          <w:lang w:val="en-US"/>
         </w:rPr>
         <w:t>i,RMS</w:t>
       </w:r>
@@ -5778,7 +5689,7 @@
     </w:p>
     <w:p>
       <w:pPr>
-        <w:pStyle w:val="Sidehoved"/>
+        <w:pStyle w:val="Header"/>
         <w:numPr>
           <w:ilvl w:val="0"/>
           <w:numId w:val="22"/>
@@ -5793,7 +5704,7 @@
     </w:p>
     <w:p>
       <w:pPr>
-        <w:pStyle w:val="Sidehoved"/>
+        <w:pStyle w:val="Header"/>
         <w:rPr>
           <w:sz w:val="20"/>
         </w:rPr>
@@ -5813,12 +5724,12 @@
     </w:p>
     <w:p>
       <w:pPr>
-        <w:pStyle w:val="Sidehoved"/>
+        <w:pStyle w:val="Header"/>
       </w:pPr>
     </w:p>
     <w:p>
       <w:pPr>
-        <w:pStyle w:val="Sidehoved"/>
+        <w:pStyle w:val="Header"/>
       </w:pPr>
       <w:r>
         <w:rPr>
@@ -5847,7 +5758,7 @@
     </w:p>
     <w:p>
       <w:pPr>
-        <w:pStyle w:val="Sidehoved"/>
+        <w:pStyle w:val="Header"/>
         <w:numPr>
           <w:ilvl w:val="0"/>
           <w:numId w:val="14"/>
@@ -5859,7 +5770,7 @@
     </w:p>
     <w:p>
       <w:pPr>
-        <w:pStyle w:val="Sidehoved"/>
+        <w:pStyle w:val="Header"/>
         <w:numPr>
           <w:ilvl w:val="0"/>
           <w:numId w:val="14"/>
@@ -5871,7 +5782,7 @@
     </w:p>
     <w:p>
       <w:pPr>
-        <w:pStyle w:val="Sidehoved"/>
+        <w:pStyle w:val="Header"/>
         <w:numPr>
           <w:ilvl w:val="0"/>
           <w:numId w:val="14"/>
@@ -5883,7 +5794,7 @@
     </w:p>
     <w:p>
       <w:pPr>
-        <w:pStyle w:val="Sidehoved"/>
+        <w:pStyle w:val="Header"/>
         <w:numPr>
           <w:ilvl w:val="0"/>
           <w:numId w:val="14"/>
@@ -5905,12 +5816,12 @@
     </w:p>
     <w:p>
       <w:pPr>
-        <w:pStyle w:val="Sidehoved"/>
+        <w:pStyle w:val="Header"/>
       </w:pPr>
     </w:p>
     <w:p>
       <w:pPr>
-        <w:pStyle w:val="Sidehoved"/>
+        <w:pStyle w:val="Header"/>
       </w:pPr>
       <w:r>
         <w:t xml:space="preserve">The TL is operated at a frequency </w:t>
@@ -5932,17 +5843,17 @@
     </w:p>
     <w:p>
       <w:pPr>
-        <w:pStyle w:val="Sidehoved"/>
+        <w:pStyle w:val="Header"/>
       </w:pPr>
     </w:p>
     <w:p>
       <w:pPr>
-        <w:pStyle w:val="Sidehoved"/>
+        <w:pStyle w:val="Header"/>
       </w:pPr>
     </w:p>
     <w:p>
       <w:pPr>
-        <w:pStyle w:val="Sidehoved"/>
+        <w:pStyle w:val="Header"/>
       </w:pPr>
       <w:r>
         <w:rPr>
@@ -6243,7 +6154,7 @@
                 <v:stroke joinstyle="miter"/>
                 <v:path gradientshapeok="t" o:connecttype="rect"/>
               </v:shapetype>
-              <v:shape id="Tekstfelt 16" o:spid="_x0000_s1026" type="#_x0000_t202" style="position:absolute;left:0;text-align:left;margin-left:124.85pt;margin-top:85.35pt;width:12.2pt;height:7.9pt;z-index:251662336;visibility:visible;mso-wrap-style:square;mso-width-percent:0;mso-height-percent:0;mso-wrap-distance-left:9pt;mso-wrap-distance-top:0;mso-wrap-distance-right:9pt;mso-wrap-distance-bottom:0;mso-position-horizontal:absolute;mso-position-horizontal-relative:text;mso-position-vertical:absolute;mso-position-vertical-relative:text;mso-width-percent:0;mso-height-percent:0;mso-width-relative:margin;mso-height-relative:margin;v-text-anchor:top" o:gfxdata="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" fillcolor="white [3201]" stroked="f" strokeweight=".5pt">
+              <v:shape id="Tekstfelt 16" o:spid="_x0000_s1026" type="#_x0000_t202" style="position:absolute;left:0;text-align:left;margin-left:124.85pt;margin-top:85.35pt;width:12.2pt;height:7.9pt;z-index:251662336;visibility:visible;mso-wrap-style:square;mso-width-percent:0;mso-height-percent:0;mso-wrap-distance-left:9pt;mso-wrap-distance-top:0;mso-wrap-distance-right:9pt;mso-wrap-distance-bottom:0;mso-position-horizontal:absolute;mso-position-horizontal-relative:text;mso-position-vertical:absolute;mso-position-vertical-relative:text;mso-width-percent:0;mso-height-percent:0;mso-width-relative:margin;mso-height-relative:margin;v-text-anchor:top" o:gfxdata="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" fillcolor="white [3201]" stroked="f" strokeweight=".5pt">
                 <v:textbox inset="0,0,0,0">
                   <w:txbxContent>
                     <w:p>
@@ -6351,7 +6262,7 @@
           </mc:Choice>
           <mc:Fallback>
             <w:pict>
-              <v:shape w14:anchorId="46A8A5C1" id="Tekstfelt 14" o:spid="_x0000_s1027" type="#_x0000_t202" style="position:absolute;left:0;text-align:left;margin-left:347.9pt;margin-top:86.2pt;width:12.2pt;height:7.9pt;z-index:251661312;visibility:visible;mso-wrap-style:square;mso-width-percent:0;mso-height-percent:0;mso-wrap-distance-left:9pt;mso-wrap-distance-top:0;mso-wrap-distance-right:9pt;mso-wrap-distance-bottom:0;mso-position-horizontal:absolute;mso-position-horizontal-relative:text;mso-position-vertical:absolute;mso-position-vertical-relative:text;mso-width-percent:0;mso-height-percent:0;mso-width-relative:margin;mso-height-relative:margin;v-text-anchor:top" o:gfxdata="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" fillcolor="white [3201]" stroked="f" strokeweight=".5pt">
+              <v:shape w14:anchorId="46A8A5C1" id="Tekstfelt 14" o:spid="_x0000_s1027" type="#_x0000_t202" style="position:absolute;left:0;text-align:left;margin-left:347.9pt;margin-top:86.2pt;width:12.2pt;height:7.9pt;z-index:251661312;visibility:visible;mso-wrap-style:square;mso-width-percent:0;mso-height-percent:0;mso-wrap-distance-left:9pt;mso-wrap-distance-top:0;mso-wrap-distance-right:9pt;mso-wrap-distance-bottom:0;mso-position-horizontal:absolute;mso-position-horizontal-relative:text;mso-position-vertical:absolute;mso-position-vertical-relative:text;mso-width-percent:0;mso-height-percent:0;mso-width-relative:margin;mso-height-relative:margin;v-text-anchor:top" o:gfxdata="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" fillcolor="white [3201]" stroked="f" strokeweight=".5pt">
                 <v:textbox inset="0,0,0,0">
                   <w:txbxContent>
                     <w:p>
@@ -6414,7 +6325,7 @@
     </w:p>
     <w:p>
       <w:pPr>
-        <w:pStyle w:val="Overskrift3"/>
+        <w:pStyle w:val="Heading3"/>
         <w:shd w:val="clear" w:color="auto" w:fill="D9D9D9"/>
         <w:rPr>
           <w:rFonts w:ascii="Times New Roman" w:hAnsi="Times New Roman"/>
@@ -6445,7 +6356,7 @@
     </w:p>
     <w:p>
       <w:pPr>
-        <w:pStyle w:val="Sidehoved"/>
+        <w:pStyle w:val="Header"/>
         <w:rPr>
           <w:b/>
           <w:bCs/>
@@ -6454,7 +6365,7 @@
     </w:p>
     <w:p>
       <w:pPr>
-        <w:pStyle w:val="Sidehoved"/>
+        <w:pStyle w:val="Header"/>
       </w:pPr>
       <w:r>
         <w:rPr>
@@ -6487,7 +6398,7 @@
     </w:p>
     <w:p>
       <w:pPr>
-        <w:pStyle w:val="Sidehoved"/>
+        <w:pStyle w:val="Header"/>
         <w:rPr>
           <w:b/>
           <w:bCs/>
@@ -6496,7 +6407,7 @@
     </w:p>
     <w:p>
       <w:pPr>
-        <w:pStyle w:val="Sidehoved"/>
+        <w:pStyle w:val="Header"/>
       </w:pPr>
       <w:r>
         <w:rPr>
@@ -6526,7 +6437,7 @@
     </w:p>
     <w:p>
       <w:pPr>
-        <w:pStyle w:val="Sidehoved"/>
+        <w:pStyle w:val="Header"/>
         <w:rPr>
           <w:b/>
           <w:bCs/>
@@ -6535,7 +6446,7 @@
     </w:p>
     <w:p>
       <w:pPr>
-        <w:pStyle w:val="Sidehoved"/>
+        <w:pStyle w:val="Header"/>
       </w:pPr>
       <w:r>
         <w:rPr>
@@ -6620,7 +6531,7 @@
     </w:p>
     <w:p>
       <w:pPr>
-        <w:pStyle w:val="Sidehoved"/>
+        <w:pStyle w:val="Header"/>
         <w:rPr>
           <w:u w:val="single"/>
         </w:rPr>
@@ -6649,7 +6560,7 @@
     <w:p/>
     <w:p>
       <w:pPr>
-        <w:pStyle w:val="Sidehoved"/>
+        <w:pStyle w:val="Header"/>
         <w:jc w:val="center"/>
         <w:rPr>
           <w:lang w:val="en-US"/>
@@ -6778,7 +6689,7 @@
     </w:p>
     <w:p>
       <w:pPr>
-        <w:pStyle w:val="Sidehoved"/>
+        <w:pStyle w:val="Header"/>
         <w:rPr>
           <w:lang w:val="en-US"/>
         </w:rPr>
@@ -6820,7 +6731,7 @@
     </w:p>
     <w:p>
       <w:pPr>
-        <w:pStyle w:val="Sidehoved"/>
+        <w:pStyle w:val="Header"/>
         <w:rPr>
           <w:lang w:val="en-US"/>
         </w:rPr>
@@ -6828,7 +6739,7 @@
     </w:p>
     <w:p>
       <w:pPr>
-        <w:pStyle w:val="Sidehoved"/>
+        <w:pStyle w:val="Header"/>
       </w:pPr>
       <w:r>
         <w:rPr>
@@ -7281,6 +7192,12 @@
                 <w:sz w:val="20"/>
               </w:rPr>
             </w:pPr>
+            <w:r>
+              <w:rPr>
+                <w:sz w:val="20"/>
+              </w:rPr>
+              <w:t>-9.5</w:t>
+            </w:r>
           </w:p>
         </w:tc>
         <w:tc>
@@ -7303,6 +7220,13 @@
                 <w:szCs w:val="16"/>
               </w:rPr>
             </w:pPr>
+            <w:r>
+              <w:rPr>
+                <w:sz w:val="16"/>
+                <w:szCs w:val="16"/>
+              </w:rPr>
+              <w:t>-178</w:t>
+            </w:r>
           </w:p>
         </w:tc>
         <w:tc>
@@ -7325,6 +7249,13 @@
                 <w:vertAlign w:val="superscript"/>
               </w:rPr>
             </w:pPr>
+            <w:r>
+              <w:rPr>
+                <w:sz w:val="20"/>
+                <w:vertAlign w:val="superscript"/>
+              </w:rPr>
+              <w:t>2</w:t>
+            </w:r>
           </w:p>
         </w:tc>
       </w:tr>
@@ -7408,6 +7339,12 @@
                 <w:sz w:val="20"/>
               </w:rPr>
             </w:pPr>
+            <w:r>
+              <w:rPr>
+                <w:sz w:val="20"/>
+              </w:rPr>
+              <w:t>-49.95</w:t>
+            </w:r>
           </w:p>
         </w:tc>
         <w:tc>
@@ -7430,6 +7367,13 @@
                 <w:szCs w:val="16"/>
               </w:rPr>
             </w:pPr>
+            <w:r>
+              <w:rPr>
+                <w:sz w:val="16"/>
+                <w:szCs w:val="16"/>
+              </w:rPr>
+              <w:t>19.92</w:t>
+            </w:r>
           </w:p>
         </w:tc>
         <w:tc>
@@ -7452,6 +7396,13 @@
                 <w:vertAlign w:val="superscript"/>
               </w:rPr>
             </w:pPr>
+            <w:r>
+              <w:rPr>
+                <w:sz w:val="20"/>
+                <w:vertAlign w:val="superscript"/>
+              </w:rPr>
+              <w:t>1</w:t>
+            </w:r>
           </w:p>
         </w:tc>
       </w:tr>
@@ -7535,6 +7486,12 @@
                 <w:sz w:val="20"/>
               </w:rPr>
             </w:pPr>
+            <w:r>
+              <w:rPr>
+                <w:sz w:val="20"/>
+              </w:rPr>
+              <w:t>-9.6</w:t>
+            </w:r>
           </w:p>
         </w:tc>
         <w:tc>
@@ -7557,6 +7514,13 @@
                 <w:szCs w:val="16"/>
               </w:rPr>
             </w:pPr>
+            <w:r>
+              <w:rPr>
+                <w:sz w:val="16"/>
+                <w:szCs w:val="16"/>
+              </w:rPr>
+              <w:t>4</w:t>
+            </w:r>
           </w:p>
         </w:tc>
         <w:tc>
@@ -7579,6 +7543,13 @@
                 <w:vertAlign w:val="superscript"/>
               </w:rPr>
             </w:pPr>
+            <w:r>
+              <w:rPr>
+                <w:sz w:val="20"/>
+                <w:vertAlign w:val="superscript"/>
+              </w:rPr>
+              <w:t>2</w:t>
+            </w:r>
           </w:p>
         </w:tc>
       </w:tr>
@@ -7649,6 +7620,12 @@
                 <w:sz w:val="20"/>
               </w:rPr>
             </w:pPr>
+            <w:r>
+              <w:rPr>
+                <w:sz w:val="20"/>
+              </w:rPr>
+              <w:t>0.02</w:t>
+            </w:r>
           </w:p>
         </w:tc>
         <w:tc>
@@ -7671,6 +7648,13 @@
                 <w:szCs w:val="16"/>
               </w:rPr>
             </w:pPr>
+            <w:r>
+              <w:rPr>
+                <w:sz w:val="16"/>
+                <w:szCs w:val="16"/>
+              </w:rPr>
+              <w:t>1</w:t>
+            </w:r>
           </w:p>
         </w:tc>
         <w:tc>
@@ -7693,6 +7677,13 @@
                 <w:vertAlign w:val="superscript"/>
               </w:rPr>
             </w:pPr>
+            <w:r>
+              <w:rPr>
+                <w:sz w:val="20"/>
+                <w:vertAlign w:val="superscript"/>
+              </w:rPr>
+              <w:t>2147483.75</w:t>
+            </w:r>
           </w:p>
         </w:tc>
       </w:tr>
@@ -7764,6 +7755,12 @@
                 <w:sz w:val="20"/>
               </w:rPr>
             </w:pPr>
+            <w:r>
+              <w:rPr>
+                <w:sz w:val="20"/>
+              </w:rPr>
+              <w:t>0.02</w:t>
+            </w:r>
           </w:p>
         </w:tc>
         <w:tc>
@@ -7786,6 +7783,13 @@
                 <w:szCs w:val="16"/>
               </w:rPr>
             </w:pPr>
+            <w:r>
+              <w:rPr>
+                <w:sz w:val="16"/>
+                <w:szCs w:val="16"/>
+              </w:rPr>
+              <w:t>-178.8</w:t>
+            </w:r>
           </w:p>
         </w:tc>
         <w:tc>
@@ -7808,6 +7812,13 @@
                 <w:vertAlign w:val="superscript"/>
               </w:rPr>
             </w:pPr>
+            <w:r>
+              <w:rPr>
+                <w:sz w:val="20"/>
+                <w:vertAlign w:val="superscript"/>
+              </w:rPr>
+              <w:t>2147483.75</w:t>
+            </w:r>
           </w:p>
         </w:tc>
       </w:tr>
@@ -7853,7 +7864,19 @@
               <w:rPr>
                 <w:sz w:val="20"/>
               </w:rPr>
-              <w:t>“25 cm”</w:t>
+              <w:t>“25</w:t>
+            </w:r>
+            <w:r>
+              <w:rPr>
+                <w:sz w:val="20"/>
+              </w:rPr>
+              <w:t>.3</w:t>
+            </w:r>
+            <w:r>
+              <w:rPr>
+                <w:sz w:val="20"/>
+              </w:rPr>
+              <w:t xml:space="preserve"> cm”</w:t>
             </w:r>
           </w:p>
           <w:p>
@@ -7925,6 +7948,12 @@
                 <w:sz w:val="20"/>
               </w:rPr>
             </w:pPr>
+            <w:r>
+              <w:rPr>
+                <w:sz w:val="20"/>
+              </w:rPr>
+              <w:t>-9.5</w:t>
+            </w:r>
           </w:p>
         </w:tc>
         <w:tc>
@@ -7947,6 +7976,13 @@
                 <w:szCs w:val="16"/>
               </w:rPr>
             </w:pPr>
+            <w:r>
+              <w:rPr>
+                <w:sz w:val="16"/>
+                <w:szCs w:val="16"/>
+              </w:rPr>
+              <w:t>-17.8</w:t>
+            </w:r>
           </w:p>
         </w:tc>
         <w:tc>
@@ -8052,6 +8088,12 @@
                 <w:sz w:val="20"/>
               </w:rPr>
             </w:pPr>
+            <w:r>
+              <w:rPr>
+                <w:sz w:val="20"/>
+              </w:rPr>
+              <w:t>-32</w:t>
+            </w:r>
           </w:p>
         </w:tc>
         <w:tc>
@@ -8074,6 +8116,13 @@
                 <w:szCs w:val="16"/>
               </w:rPr>
             </w:pPr>
+            <w:r>
+              <w:rPr>
+                <w:sz w:val="16"/>
+                <w:szCs w:val="16"/>
+              </w:rPr>
+              <w:t>-65</w:t>
+            </w:r>
           </w:p>
         </w:tc>
         <w:tc>
@@ -8178,6 +8227,12 @@
                 <w:sz w:val="20"/>
               </w:rPr>
             </w:pPr>
+            <w:r>
+              <w:rPr>
+                <w:sz w:val="20"/>
+              </w:rPr>
+              <w:t>-10.45</w:t>
+            </w:r>
           </w:p>
         </w:tc>
         <w:tc>
@@ -8200,6 +8255,13 @@
                 <w:szCs w:val="16"/>
               </w:rPr>
             </w:pPr>
+            <w:r>
+              <w:rPr>
+                <w:sz w:val="16"/>
+                <w:szCs w:val="16"/>
+              </w:rPr>
+              <w:t>164</w:t>
+            </w:r>
           </w:p>
         </w:tc>
         <w:tc>
@@ -8291,6 +8353,12 @@
                 <w:sz w:val="20"/>
               </w:rPr>
             </w:pPr>
+            <w:r>
+              <w:rPr>
+                <w:sz w:val="20"/>
+              </w:rPr>
+              <w:t>-0.20</w:t>
+            </w:r>
           </w:p>
         </w:tc>
         <w:tc>
@@ -8313,6 +8381,13 @@
                 <w:szCs w:val="16"/>
               </w:rPr>
             </w:pPr>
+            <w:r>
+              <w:rPr>
+                <w:sz w:val="16"/>
+                <w:szCs w:val="16"/>
+              </w:rPr>
+              <w:t>167.8</w:t>
+            </w:r>
           </w:p>
         </w:tc>
         <w:tc>
@@ -8405,6 +8480,12 @@
                 <w:sz w:val="20"/>
               </w:rPr>
             </w:pPr>
+            <w:r>
+              <w:rPr>
+                <w:sz w:val="20"/>
+              </w:rPr>
+              <w:t>-0.28</w:t>
+            </w:r>
           </w:p>
         </w:tc>
         <w:tc>
@@ -8427,6 +8508,13 @@
                 <w:szCs w:val="16"/>
               </w:rPr>
             </w:pPr>
+            <w:r>
+              <w:rPr>
+                <w:sz w:val="16"/>
+                <w:szCs w:val="16"/>
+              </w:rPr>
+              <w:t>-17</w:t>
+            </w:r>
           </w:p>
         </w:tc>
         <w:tc>
@@ -8494,7 +8582,19 @@
               <w:rPr>
                 <w:sz w:val="20"/>
               </w:rPr>
-              <w:t>“50 cm"</w:t>
+              <w:t>“5</w:t>
+            </w:r>
+            <w:r>
+              <w:rPr>
+                <w:sz w:val="20"/>
+              </w:rPr>
+              <w:t>0.3</w:t>
+            </w:r>
+            <w:r>
+              <w:rPr>
+                <w:sz w:val="20"/>
+              </w:rPr>
+              <w:t xml:space="preserve"> cm"</w:t>
             </w:r>
           </w:p>
         </w:tc>
@@ -8557,6 +8657,12 @@
                 <w:sz w:val="20"/>
               </w:rPr>
             </w:pPr>
+            <w:r>
+              <w:rPr>
+                <w:sz w:val="20"/>
+              </w:rPr>
+              <w:t>-10.3</w:t>
+            </w:r>
           </w:p>
         </w:tc>
         <w:tc>
@@ -8579,6 +8685,13 @@
                 <w:szCs w:val="16"/>
               </w:rPr>
             </w:pPr>
+            <w:r>
+              <w:rPr>
+                <w:sz w:val="16"/>
+                <w:szCs w:val="16"/>
+              </w:rPr>
+              <w:t>167.6</w:t>
+            </w:r>
           </w:p>
         </w:tc>
         <w:tc>
@@ -8684,6 +8797,12 @@
                 <w:sz w:val="20"/>
               </w:rPr>
             </w:pPr>
+            <w:r>
+              <w:rPr>
+                <w:sz w:val="20"/>
+              </w:rPr>
+              <w:t>-37</w:t>
+            </w:r>
           </w:p>
         </w:tc>
         <w:tc>
@@ -8706,6 +8825,13 @@
                 <w:szCs w:val="16"/>
               </w:rPr>
             </w:pPr>
+            <w:r>
+              <w:rPr>
+                <w:sz w:val="16"/>
+                <w:szCs w:val="16"/>
+              </w:rPr>
+              <w:t>45</w:t>
+            </w:r>
           </w:p>
         </w:tc>
         <w:tc>
@@ -8810,6 +8936,12 @@
                 <w:sz w:val="20"/>
               </w:rPr>
             </w:pPr>
+            <w:r>
+              <w:rPr>
+                <w:sz w:val="20"/>
+              </w:rPr>
+              <w:t>-9.95</w:t>
+            </w:r>
           </w:p>
         </w:tc>
         <w:tc>
@@ -8832,6 +8964,13 @@
                 <w:szCs w:val="16"/>
               </w:rPr>
             </w:pPr>
+            <w:r>
+              <w:rPr>
+                <w:sz w:val="16"/>
+                <w:szCs w:val="16"/>
+              </w:rPr>
+              <w:t>-14.7</w:t>
+            </w:r>
           </w:p>
         </w:tc>
         <w:tc>
@@ -8923,6 +9062,12 @@
                 <w:sz w:val="20"/>
               </w:rPr>
             </w:pPr>
+            <w:r>
+              <w:rPr>
+                <w:sz w:val="20"/>
+              </w:rPr>
+              <w:t>-0.35</w:t>
+            </w:r>
           </w:p>
         </w:tc>
         <w:tc>
@@ -8945,6 +9090,13 @@
                 <w:szCs w:val="16"/>
               </w:rPr>
             </w:pPr>
+            <w:r>
+              <w:rPr>
+                <w:sz w:val="16"/>
+                <w:szCs w:val="16"/>
+              </w:rPr>
+              <w:t>10.3</w:t>
+            </w:r>
           </w:p>
         </w:tc>
         <w:tc>
@@ -9037,6 +9189,12 @@
                 <w:sz w:val="20"/>
               </w:rPr>
             </w:pPr>
+            <w:r>
+              <w:rPr>
+                <w:sz w:val="20"/>
+              </w:rPr>
+              <w:t>-0.6</w:t>
+            </w:r>
           </w:p>
         </w:tc>
         <w:tc>
@@ -9059,6 +9217,13 @@
                 <w:szCs w:val="16"/>
               </w:rPr>
             </w:pPr>
+            <w:r>
+              <w:rPr>
+                <w:sz w:val="16"/>
+                <w:szCs w:val="16"/>
+              </w:rPr>
+              <w:t>167.2</w:t>
+            </w:r>
           </w:p>
         </w:tc>
         <w:tc>
@@ -9087,112 +9252,22 @@
     </w:tbl>
     <w:p>
       <w:pPr>
-        <w:pStyle w:val="Sidehoved"/>
+        <w:pStyle w:val="Header"/>
         <w:numPr>
           <w:ilvl w:val="0"/>
           <w:numId w:val="38"/>
         </w:numPr>
       </w:pPr>
-      <w:proofErr w:type="spellStart"/>
-      <w:r>
-        <w:rPr>
-          <w:lang w:val="da-DK"/>
-        </w:rPr>
-        <w:t>Compare</w:t>
-      </w:r>
-      <w:proofErr w:type="spellEnd"/>
-      <w:r>
-        <w:rPr>
-          <w:lang w:val="da-DK"/>
-        </w:rPr>
-        <w:t xml:space="preserve"> </w:t>
-      </w:r>
-      <w:proofErr w:type="spellStart"/>
-      <w:r>
-        <w:rPr>
-          <w:lang w:val="da-DK"/>
-        </w:rPr>
-        <w:t>your</w:t>
-      </w:r>
-      <w:proofErr w:type="spellEnd"/>
-      <w:r>
-        <w:rPr>
-          <w:lang w:val="da-DK"/>
-        </w:rPr>
-        <w:t xml:space="preserve"> </w:t>
-      </w:r>
-      <w:proofErr w:type="spellStart"/>
-      <w:r>
-        <w:rPr>
-          <w:lang w:val="da-DK"/>
-        </w:rPr>
-        <w:t>measurements</w:t>
-      </w:r>
-      <w:proofErr w:type="spellEnd"/>
-      <w:r>
-        <w:rPr>
-          <w:lang w:val="da-DK"/>
-        </w:rPr>
-        <w:t xml:space="preserve"> with the </w:t>
-      </w:r>
-      <w:proofErr w:type="spellStart"/>
-      <w:r>
-        <w:rPr>
-          <w:lang w:val="da-DK"/>
-        </w:rPr>
-        <w:t>theoretical</w:t>
-      </w:r>
-      <w:proofErr w:type="spellEnd"/>
-      <w:r>
-        <w:rPr>
-          <w:lang w:val="da-DK"/>
-        </w:rPr>
-        <w:t xml:space="preserve"> </w:t>
-      </w:r>
-      <w:proofErr w:type="spellStart"/>
-      <w:r>
-        <w:rPr>
-          <w:lang w:val="da-DK"/>
-        </w:rPr>
-        <w:t>values</w:t>
-      </w:r>
-      <w:proofErr w:type="spellEnd"/>
-      <w:r>
-        <w:rPr>
-          <w:lang w:val="da-DK"/>
-        </w:rPr>
-        <w:t xml:space="preserve"> from </w:t>
-      </w:r>
-      <w:r>
-        <w:rPr>
-          <w:lang w:val="da-DK"/>
-        </w:rPr>
-        <w:t>TL</w:t>
-      </w:r>
-      <w:r>
-        <w:rPr>
-          <w:lang w:val="da-DK"/>
-        </w:rPr>
-        <w:t xml:space="preserve"> </w:t>
-      </w:r>
-      <w:proofErr w:type="spellStart"/>
-      <w:r>
-        <w:rPr>
-          <w:lang w:val="da-DK"/>
-        </w:rPr>
-        <w:t>equations</w:t>
-      </w:r>
-      <w:proofErr w:type="spellEnd"/>
-      <w:r>
-        <w:rPr>
-          <w:lang w:val="da-DK"/>
-        </w:rPr>
-        <w:t>.</w:t>
+      <w:r>
+        <w:rPr>
+          <w:lang w:val="en-US"/>
+        </w:rPr>
+        <w:t>Compare your measurements with the theoretical values from TL equations.</w:t>
       </w:r>
     </w:p>
     <w:p>
       <w:pPr>
-        <w:pStyle w:val="Sidehoved"/>
+        <w:pStyle w:val="Header"/>
         <w:numPr>
           <w:ilvl w:val="0"/>
           <w:numId w:val="39"/>
@@ -9203,194 +9278,32 @@
       </w:pPr>
       <w:r>
         <w:rPr>
+          <w:lang w:val="en-US"/>
+        </w:rPr>
+        <w:t>Are there significant differences in magnitude or phase?</w:t>
+      </w:r>
+      <w:r>
+        <w:rPr>
+          <w:lang w:val="en-US"/>
+        </w:rPr>
+        <w:t xml:space="preserve"> </w:t>
+      </w:r>
+      <w:r>
+        <w:rPr>
+          <w:lang w:val="en-US"/>
+        </w:rPr>
+        <w:t xml:space="preserve">If so, what could explain them? </w:t>
+      </w:r>
+      <w:r>
+        <w:rPr>
           <w:lang w:val="da-DK"/>
         </w:rPr>
-        <w:t xml:space="preserve">Are </w:t>
-      </w:r>
-      <w:proofErr w:type="spellStart"/>
-      <w:r>
-        <w:rPr>
-          <w:lang w:val="da-DK"/>
-        </w:rPr>
-        <w:t>there</w:t>
-      </w:r>
-      <w:proofErr w:type="spellEnd"/>
-      <w:r>
-        <w:rPr>
-          <w:lang w:val="da-DK"/>
-        </w:rPr>
-        <w:t xml:space="preserve"> </w:t>
-      </w:r>
-      <w:proofErr w:type="spellStart"/>
-      <w:r>
-        <w:rPr>
-          <w:lang w:val="da-DK"/>
-        </w:rPr>
-        <w:t>significant</w:t>
-      </w:r>
-      <w:proofErr w:type="spellEnd"/>
-      <w:r>
-        <w:rPr>
-          <w:lang w:val="da-DK"/>
-        </w:rPr>
-        <w:t xml:space="preserve"> differences in magnitude or </w:t>
-      </w:r>
-      <w:proofErr w:type="spellStart"/>
-      <w:r>
-        <w:rPr>
-          <w:lang w:val="da-DK"/>
-        </w:rPr>
-        <w:t>phase</w:t>
-      </w:r>
-      <w:proofErr w:type="spellEnd"/>
-      <w:r>
-        <w:rPr>
-          <w:lang w:val="da-DK"/>
-        </w:rPr>
-        <w:t>?</w:t>
-      </w:r>
-      <w:r>
-        <w:rPr>
-          <w:lang w:val="da-DK"/>
-        </w:rPr>
-        <w:t xml:space="preserve"> </w:t>
-      </w:r>
-      <w:r>
-        <w:rPr>
-          <w:lang w:val="da-DK"/>
-        </w:rPr>
-        <w:t xml:space="preserve">If so, </w:t>
-      </w:r>
-      <w:proofErr w:type="spellStart"/>
-      <w:r>
-        <w:rPr>
-          <w:lang w:val="da-DK"/>
-        </w:rPr>
-        <w:t>what</w:t>
-      </w:r>
-      <w:proofErr w:type="spellEnd"/>
-      <w:r>
-        <w:rPr>
-          <w:lang w:val="da-DK"/>
-        </w:rPr>
-        <w:t xml:space="preserve"> </w:t>
-      </w:r>
-      <w:proofErr w:type="spellStart"/>
-      <w:r>
-        <w:rPr>
-          <w:lang w:val="da-DK"/>
-        </w:rPr>
-        <w:t>could</w:t>
-      </w:r>
-      <w:proofErr w:type="spellEnd"/>
-      <w:r>
-        <w:rPr>
-          <w:lang w:val="da-DK"/>
-        </w:rPr>
-        <w:t xml:space="preserve"> </w:t>
-      </w:r>
-      <w:proofErr w:type="spellStart"/>
-      <w:r>
-        <w:rPr>
-          <w:lang w:val="da-DK"/>
-        </w:rPr>
-        <w:t>explain</w:t>
-      </w:r>
-      <w:proofErr w:type="spellEnd"/>
-      <w:r>
-        <w:rPr>
-          <w:lang w:val="da-DK"/>
-        </w:rPr>
-        <w:t xml:space="preserve"> </w:t>
-      </w:r>
-      <w:proofErr w:type="spellStart"/>
-      <w:r>
-        <w:rPr>
-          <w:lang w:val="da-DK"/>
-        </w:rPr>
-        <w:t>them</w:t>
-      </w:r>
-      <w:proofErr w:type="spellEnd"/>
-      <w:r>
-        <w:rPr>
-          <w:lang w:val="da-DK"/>
-        </w:rPr>
-        <w:t>? (</w:t>
-      </w:r>
-      <w:proofErr w:type="spellStart"/>
-      <w:r>
-        <w:rPr>
-          <w:lang w:val="da-DK"/>
-        </w:rPr>
-        <w:t>e.g</w:t>
-      </w:r>
-      <w:proofErr w:type="spellEnd"/>
-      <w:r>
-        <w:rPr>
-          <w:lang w:val="da-DK"/>
-        </w:rPr>
-        <w:t xml:space="preserve">., </w:t>
-      </w:r>
-      <w:proofErr w:type="spellStart"/>
-      <w:r>
-        <w:rPr>
-          <w:lang w:val="da-DK"/>
-        </w:rPr>
-        <w:t>connector</w:t>
-      </w:r>
-      <w:proofErr w:type="spellEnd"/>
-      <w:r>
-        <w:rPr>
-          <w:lang w:val="da-DK"/>
-        </w:rPr>
-        <w:t xml:space="preserve"> losses, </w:t>
-      </w:r>
-      <w:proofErr w:type="spellStart"/>
-      <w:r>
-        <w:rPr>
-          <w:lang w:val="da-DK"/>
-        </w:rPr>
-        <w:t>imperfect</w:t>
-      </w:r>
-      <w:proofErr w:type="spellEnd"/>
-      <w:r>
-        <w:rPr>
-          <w:lang w:val="da-DK"/>
-        </w:rPr>
-        <w:t xml:space="preserve"> </w:t>
-      </w:r>
-      <w:proofErr w:type="spellStart"/>
-      <w:r>
-        <w:rPr>
-          <w:lang w:val="da-DK"/>
-        </w:rPr>
-        <w:t>terminations</w:t>
-      </w:r>
-      <w:proofErr w:type="spellEnd"/>
-      <w:r>
-        <w:rPr>
-          <w:lang w:val="da-DK"/>
-        </w:rPr>
-        <w:t xml:space="preserve">, </w:t>
-      </w:r>
-      <w:proofErr w:type="spellStart"/>
-      <w:r>
-        <w:rPr>
-          <w:lang w:val="da-DK"/>
-        </w:rPr>
-        <w:t>cable</w:t>
-      </w:r>
-      <w:proofErr w:type="spellEnd"/>
-      <w:r>
-        <w:rPr>
-          <w:lang w:val="da-DK"/>
-        </w:rPr>
-        <w:t xml:space="preserve"> tolerances)</w:t>
+        <w:t>(e.g., connector losses, imperfect terminations, cable tolerances)</w:t>
       </w:r>
     </w:p>
     <w:p>
       <w:pPr>
-        <w:pStyle w:val="Sidehoved"/>
+        <w:pStyle w:val="Header"/>
         <w:numPr>
           <w:ilvl w:val="0"/>
           <w:numId w:val="38"/>
@@ -9411,7 +9324,7 @@
     </w:p>
     <w:p>
       <w:pPr>
-        <w:pStyle w:val="Sidehoved"/>
+        <w:pStyle w:val="Header"/>
         <w:numPr>
           <w:ilvl w:val="0"/>
           <w:numId w:val="22"/>
@@ -9435,59 +9348,71 @@
     </w:p>
     <w:p>
       <w:pPr>
-        <w:pStyle w:val="Sidehoved"/>
+        <w:pStyle w:val="Header"/>
       </w:pPr>
     </w:p>
     <w:p>
       <w:pPr>
-        <w:pStyle w:val="Sidehoved"/>
+        <w:pStyle w:val="Header"/>
       </w:pPr>
     </w:p>
     <w:p>
       <w:pPr>
-        <w:pStyle w:val="Sidehoved"/>
-      </w:pPr>
+        <w:pStyle w:val="Header"/>
+      </w:pPr>
+      <w:r>
+        <w:t>LENGTH OF CONNECTOR</w:t>
+      </w:r>
+      <w:r>
+        <w:br/>
+        <w:t>1.3 CM</w:t>
+      </w:r>
     </w:p>
     <w:p>
       <w:pPr>
-        <w:pStyle w:val="Sidehoved"/>
+        <w:pStyle w:val="Header"/>
       </w:pPr>
     </w:p>
     <w:p>
       <w:pPr>
-        <w:pStyle w:val="Sidehoved"/>
+        <w:pStyle w:val="Header"/>
       </w:pPr>
     </w:p>
     <w:p>
       <w:pPr>
-        <w:pStyle w:val="Sidehoved"/>
+        <w:pStyle w:val="Header"/>
       </w:pPr>
     </w:p>
     <w:p>
       <w:pPr>
-        <w:pStyle w:val="Sidehoved"/>
+        <w:pStyle w:val="Header"/>
       </w:pPr>
     </w:p>
     <w:p>
       <w:pPr>
-        <w:pStyle w:val="Sidehoved"/>
+        <w:pStyle w:val="Header"/>
       </w:pPr>
     </w:p>
     <w:p>
       <w:pPr>
-        <w:pStyle w:val="Sidehoved"/>
+        <w:pStyle w:val="Header"/>
       </w:pPr>
     </w:p>
     <w:p>
       <w:pPr>
-        <w:pStyle w:val="Sidehoved"/>
+        <w:pStyle w:val="Header"/>
       </w:pPr>
     </w:p>
     <w:p>
       <w:pPr>
-        <w:pStyle w:val="Sidehoved"/>
-        <w:rPr>
-          <w:lang w:val="da-DK"/>
+        <w:pStyle w:val="Header"/>
+      </w:pPr>
+    </w:p>
+    <w:p>
+      <w:pPr>
+        <w:pStyle w:val="Header"/>
+        <w:rPr>
+          <w:lang w:val="en-US"/>
         </w:rPr>
       </w:pPr>
       <w:r>
@@ -9495,7 +9420,6 @@
           <w:b/>
           <w:bCs/>
         </w:rPr>
-        <w:lastRenderedPageBreak/>
         <w:t xml:space="preserve">Task </w:t>
       </w:r>
       <w:r>
@@ -9535,115 +9459,47 @@
       </w:r>
       <w:r>
         <w:rPr>
-          <w:lang w:val="da-DK"/>
-        </w:rPr>
-        <w:t xml:space="preserve">Using </w:t>
-      </w:r>
-      <w:proofErr w:type="spellStart"/>
-      <w:r>
-        <w:rPr>
-          <w:lang w:val="da-DK"/>
-        </w:rPr>
-        <w:t>your</w:t>
-      </w:r>
-      <w:proofErr w:type="spellEnd"/>
-      <w:r>
-        <w:rPr>
-          <w:lang w:val="da-DK"/>
-        </w:rPr>
-        <w:t xml:space="preserve"> </w:t>
-      </w:r>
-      <w:proofErr w:type="spellStart"/>
-      <w:r>
-        <w:rPr>
-          <w:lang w:val="da-DK"/>
-        </w:rPr>
-        <w:t>measured</w:t>
-      </w:r>
-      <w:proofErr w:type="spellEnd"/>
-      <w:r>
-        <w:rPr>
-          <w:lang w:val="da-DK"/>
-        </w:rPr>
-        <w:t xml:space="preserve"> data</w:t>
-      </w:r>
-      <w:r>
-        <w:rPr>
-          <w:lang w:val="da-DK"/>
-        </w:rPr>
-        <w:t xml:space="preserve"> in 2.1a</w:t>
-      </w:r>
-      <w:r>
-        <w:rPr>
-          <w:lang w:val="da-DK"/>
-        </w:rPr>
-        <w:t>:</w:t>
+          <w:lang w:val="en-US"/>
+        </w:rPr>
+        <w:t>Using your measured data in 2.1a:</w:t>
       </w:r>
     </w:p>
     <w:p>
       <w:pPr>
-        <w:pStyle w:val="Sidehoved"/>
+        <w:pStyle w:val="Header"/>
         <w:numPr>
           <w:ilvl w:val="0"/>
           <w:numId w:val="42"/>
         </w:numPr>
         <w:rPr>
-          <w:lang w:val="da-DK"/>
-        </w:rPr>
-      </w:pPr>
-      <w:r>
-        <w:rPr>
-          <w:lang w:val="da-DK"/>
-        </w:rPr>
-        <w:t xml:space="preserve">Plot the </w:t>
-      </w:r>
-      <w:proofErr w:type="spellStart"/>
-      <w:r>
-        <w:rPr>
-          <w:lang w:val="da-DK"/>
-        </w:rPr>
-        <w:t>results</w:t>
-      </w:r>
-      <w:proofErr w:type="spellEnd"/>
-      <w:r>
-        <w:rPr>
-          <w:lang w:val="da-DK"/>
-        </w:rPr>
-        <w:t xml:space="preserve"> for the </w:t>
+          <w:lang w:val="en-US"/>
+        </w:rPr>
+      </w:pPr>
+      <w:r>
+        <w:rPr>
+          <w:lang w:val="en-US"/>
+        </w:rPr>
+        <w:t xml:space="preserve">Plot the results for the </w:t>
       </w:r>
       <w:r>
         <w:rPr>
           <w:b/>
           <w:bCs/>
-          <w:lang w:val="da-DK"/>
+          <w:lang w:val="en-US"/>
         </w:rPr>
         <w:t>0 cm</w:t>
       </w:r>
       <w:r>
         <w:rPr>
-          <w:lang w:val="da-DK"/>
-        </w:rPr>
-        <w:t xml:space="preserve"> </w:t>
-      </w:r>
-      <w:proofErr w:type="spellStart"/>
-      <w:r>
-        <w:rPr>
-          <w:lang w:val="da-DK"/>
-        </w:rPr>
-        <w:t>cable</w:t>
-      </w:r>
-      <w:proofErr w:type="spellEnd"/>
-      <w:r>
-        <w:rPr>
-          <w:lang w:val="da-DK"/>
-        </w:rPr>
-        <w:t xml:space="preserve"> and the </w:t>
+          <w:lang w:val="en-US"/>
+        </w:rPr>
+        <w:t xml:space="preserve"> cable and the </w:t>
       </w:r>
       <w:r>
         <w:rPr>
           <w:b/>
           <w:bCs/>
-          <w:lang w:val="da-DK"/>
+          <w:lang w:val="en-US"/>
         </w:rPr>
         <w:t>“</w:t>
       </w:r>
@@ -9651,7 +9507,7 @@
         <w:rPr>
           <w:b/>
           <w:bCs/>
-          <w:lang w:val="da-DK"/>
+          <w:lang w:val="en-US"/>
         </w:rPr>
         <w:t>25 cm</w:t>
       </w:r>
@@ -9659,264 +9515,74 @@
         <w:rPr>
           <w:b/>
           <w:bCs/>
-          <w:lang w:val="da-DK"/>
+          <w:lang w:val="en-US"/>
         </w:rPr>
         <w:t>”</w:t>
       </w:r>
       <w:r>
         <w:rPr>
-          <w:lang w:val="da-DK"/>
-        </w:rPr>
-        <w:t xml:space="preserve"> </w:t>
-      </w:r>
-      <w:proofErr w:type="spellStart"/>
-      <w:r>
-        <w:rPr>
-          <w:lang w:val="da-DK"/>
-        </w:rPr>
-        <w:t>cable</w:t>
-      </w:r>
-      <w:proofErr w:type="spellEnd"/>
-      <w:r>
-        <w:rPr>
-          <w:lang w:val="da-DK"/>
-        </w:rPr>
-        <w:t xml:space="preserve"> on the same Smith Chart.</w:t>
+          <w:lang w:val="en-US"/>
+        </w:rPr>
+        <w:t xml:space="preserve"> cable on the same Smith Chart.</w:t>
       </w:r>
     </w:p>
     <w:p>
       <w:pPr>
-        <w:pStyle w:val="Sidehoved"/>
+        <w:pStyle w:val="Header"/>
         <w:numPr>
           <w:ilvl w:val="0"/>
           <w:numId w:val="42"/>
         </w:numPr>
         <w:rPr>
-          <w:lang w:val="da-DK"/>
-        </w:rPr>
-      </w:pPr>
-      <w:r>
-        <w:rPr>
-          <w:lang w:val="da-DK"/>
-        </w:rPr>
-        <w:t xml:space="preserve">From the </w:t>
-      </w:r>
-      <w:proofErr w:type="spellStart"/>
-      <w:r>
-        <w:rPr>
-          <w:lang w:val="da-DK"/>
-        </w:rPr>
-        <w:t>chart</w:t>
-      </w:r>
-      <w:proofErr w:type="spellEnd"/>
-      <w:r>
-        <w:rPr>
-          <w:lang w:val="da-DK"/>
-        </w:rPr>
-        <w:t xml:space="preserve">, </w:t>
-      </w:r>
-      <w:proofErr w:type="spellStart"/>
-      <w:r>
-        <w:rPr>
-          <w:lang w:val="da-DK"/>
-        </w:rPr>
-        <w:t>determine</w:t>
-      </w:r>
-      <w:proofErr w:type="spellEnd"/>
-      <w:r>
-        <w:rPr>
-          <w:lang w:val="da-DK"/>
-        </w:rPr>
-        <w:t xml:space="preserve"> the input </w:t>
-      </w:r>
-      <w:proofErr w:type="spellStart"/>
-      <w:r>
-        <w:rPr>
-          <w:lang w:val="da-DK"/>
-        </w:rPr>
-        <w:t>impedances</w:t>
-      </w:r>
-      <w:proofErr w:type="spellEnd"/>
-      <w:r>
-        <w:rPr>
-          <w:lang w:val="da-DK"/>
-        </w:rPr>
-        <w:t xml:space="preserve"> in </w:t>
-      </w:r>
-      <w:proofErr w:type="spellStart"/>
-      <w:r>
-        <w:rPr>
-          <w:lang w:val="da-DK"/>
-        </w:rPr>
-        <w:t>both</w:t>
-      </w:r>
-      <w:proofErr w:type="spellEnd"/>
-      <w:r>
-        <w:rPr>
-          <w:lang w:val="da-DK"/>
-        </w:rPr>
-        <w:t xml:space="preserve"> cases.</w:t>
+          <w:lang w:val="en-US"/>
+        </w:rPr>
+      </w:pPr>
+      <w:r>
+        <w:rPr>
+          <w:lang w:val="en-US"/>
+        </w:rPr>
+        <w:t>From the chart, determine the input impedances in both cases.</w:t>
       </w:r>
     </w:p>
     <w:p>
       <w:pPr>
-        <w:pStyle w:val="Sidehoved"/>
+        <w:pStyle w:val="Header"/>
         <w:numPr>
           <w:ilvl w:val="0"/>
           <w:numId w:val="42"/>
         </w:numPr>
         <w:rPr>
-          <w:lang w:val="da-DK"/>
-        </w:rPr>
-      </w:pPr>
-      <w:proofErr w:type="spellStart"/>
-      <w:r>
-        <w:rPr>
-          <w:lang w:val="da-DK"/>
-        </w:rPr>
-        <w:t>Comment</w:t>
-      </w:r>
-      <w:proofErr w:type="spellEnd"/>
-      <w:r>
-        <w:rPr>
-          <w:lang w:val="da-DK"/>
-        </w:rPr>
-        <w:t xml:space="preserve"> on the </w:t>
-      </w:r>
-      <w:proofErr w:type="spellStart"/>
-      <w:r>
-        <w:rPr>
-          <w:lang w:val="da-DK"/>
-        </w:rPr>
-        <w:t>electrical</w:t>
-      </w:r>
-      <w:proofErr w:type="spellEnd"/>
-      <w:r>
-        <w:rPr>
-          <w:lang w:val="da-DK"/>
-        </w:rPr>
-        <w:t xml:space="preserve"> </w:t>
-      </w:r>
-      <w:proofErr w:type="spellStart"/>
-      <w:r>
-        <w:rPr>
-          <w:lang w:val="da-DK"/>
-        </w:rPr>
-        <w:t>length</w:t>
-      </w:r>
-      <w:proofErr w:type="spellEnd"/>
-      <w:r>
-        <w:rPr>
-          <w:lang w:val="da-DK"/>
-        </w:rPr>
-        <w:t xml:space="preserve"> of the “25 cm” </w:t>
-      </w:r>
-      <w:proofErr w:type="spellStart"/>
-      <w:r>
-        <w:rPr>
-          <w:lang w:val="da-DK"/>
-        </w:rPr>
-        <w:t>cable</w:t>
-      </w:r>
-      <w:proofErr w:type="spellEnd"/>
-      <w:r>
-        <w:rPr>
-          <w:lang w:val="da-DK"/>
-        </w:rPr>
-        <w:t>.</w:t>
+          <w:lang w:val="en-US"/>
+        </w:rPr>
+      </w:pPr>
+      <w:r>
+        <w:rPr>
+          <w:lang w:val="en-US"/>
+        </w:rPr>
+        <w:t>Comment on the electrical length of the “25 cm” cable.</w:t>
       </w:r>
     </w:p>
     <w:p>
       <w:pPr>
-        <w:pStyle w:val="Sidehoved"/>
+        <w:pStyle w:val="Header"/>
         <w:numPr>
           <w:ilvl w:val="0"/>
           <w:numId w:val="22"/>
         </w:numPr>
         <w:rPr>
-          <w:lang w:val="da-DK"/>
-        </w:rPr>
-      </w:pPr>
-      <w:r>
-        <w:rPr>
-          <w:lang w:val="da-DK"/>
-        </w:rPr>
-        <w:t xml:space="preserve">Is it </w:t>
-      </w:r>
-      <w:proofErr w:type="spellStart"/>
-      <w:r>
-        <w:rPr>
-          <w:lang w:val="da-DK"/>
-        </w:rPr>
-        <w:t>consistent</w:t>
-      </w:r>
-      <w:proofErr w:type="spellEnd"/>
-      <w:r>
-        <w:rPr>
-          <w:lang w:val="da-DK"/>
-        </w:rPr>
-        <w:t xml:space="preserve"> with the </w:t>
-      </w:r>
-      <w:proofErr w:type="spellStart"/>
-      <w:r>
-        <w:rPr>
-          <w:lang w:val="da-DK"/>
-        </w:rPr>
-        <w:t>expected</w:t>
-      </w:r>
-      <w:proofErr w:type="spellEnd"/>
-      <w:r>
-        <w:rPr>
-          <w:lang w:val="da-DK"/>
-        </w:rPr>
-        <w:t xml:space="preserve"> </w:t>
-      </w:r>
-      <w:proofErr w:type="spellStart"/>
-      <w:r>
-        <w:rPr>
-          <w:lang w:val="da-DK"/>
-        </w:rPr>
-        <w:t>value</w:t>
-      </w:r>
-      <w:proofErr w:type="spellEnd"/>
-      <w:r>
-        <w:rPr>
-          <w:lang w:val="da-DK"/>
-        </w:rPr>
-        <w:t xml:space="preserve"> </w:t>
-      </w:r>
-      <w:proofErr w:type="spellStart"/>
-      <w:r>
-        <w:rPr>
-          <w:lang w:val="da-DK"/>
-        </w:rPr>
-        <w:t>based</w:t>
-      </w:r>
-      <w:proofErr w:type="spellEnd"/>
-      <w:r>
-        <w:rPr>
-          <w:lang w:val="da-DK"/>
-        </w:rPr>
-        <w:t xml:space="preserve"> on the </w:t>
-      </w:r>
-      <w:proofErr w:type="spellStart"/>
-      <w:r>
-        <w:rPr>
-          <w:lang w:val="da-DK"/>
-        </w:rPr>
-        <w:t>velocity</w:t>
-      </w:r>
-      <w:proofErr w:type="spellEnd"/>
-      <w:r>
-        <w:rPr>
-          <w:lang w:val="da-DK"/>
-        </w:rPr>
-        <w:t xml:space="preserve"> factor of RG-58?</w:t>
+          <w:lang w:val="en-US"/>
+        </w:rPr>
+      </w:pPr>
+      <w:r>
+        <w:rPr>
+          <w:lang w:val="en-US"/>
+        </w:rPr>
+        <w:t>Is it consistent with the expected value based on the velocity factor of RG-58?</w:t>
       </w:r>
     </w:p>
     <w:p>
       <w:pPr>
-        <w:pStyle w:val="Sidehoved"/>
+        <w:pStyle w:val="Header"/>
         <w:rPr>
           <w:b/>
           <w:bCs/>
@@ -9925,9 +9591,9 @@
     </w:p>
     <w:p>
       <w:pPr>
-        <w:pStyle w:val="Sidehoved"/>
-        <w:rPr>
-          <w:lang w:val="da-DK"/>
+        <w:pStyle w:val="Header"/>
+        <w:rPr>
+          <w:lang w:val="en-US"/>
         </w:rPr>
       </w:pPr>
       <w:r>
@@ -10128,7 +9794,7 @@
           </mc:Choice>
           <mc:Fallback>
             <w:pict>
-              <v:rect w14:anchorId="52C38854" id="Rektangel 2" o:spid="_x0000_s1028" style="position:absolute;margin-left:231.15pt;margin-top:.05pt;width:227.9pt;height:126.85pt;z-index:251664384;visibility:visible;mso-wrap-style:square;mso-width-percent:0;mso-height-percent:0;mso-wrap-distance-left:9pt;mso-wrap-distance-top:0;mso-wrap-distance-right:9pt;mso-wrap-distance-bottom:0;mso-position-horizontal:absolute;mso-position-horizontal-relative:text;mso-position-vertical:absolute;mso-position-vertical-relative:text;mso-width-percent:0;mso-height-percent:0;mso-width-relative:margin;mso-height-relative:margin;v-text-anchor:middle" o:gfxdata="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" filled="f" stroked="f" strokeweight="1pt">
+              <v:rect w14:anchorId="52C38854" id="Rektangel 2" o:spid="_x0000_s1028" style="position:absolute;margin-left:231.15pt;margin-top:.05pt;width:227.9pt;height:126.85pt;z-index:251664384;visibility:visible;mso-wrap-style:square;mso-width-percent:0;mso-height-percent:0;mso-wrap-distance-left:9pt;mso-wrap-distance-top:0;mso-wrap-distance-right:9pt;mso-wrap-distance-bottom:0;mso-position-horizontal:absolute;mso-position-horizontal-relative:text;mso-position-vertical:absolute;mso-position-vertical-relative:text;mso-width-percent:0;mso-height-percent:0;mso-width-relative:margin;mso-height-relative:margin;v-text-anchor:middle" o:gfxdata="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" filled="f" stroked="f" strokeweight="1pt">
                 <v:textbox>
                   <w:txbxContent>
                     <w:p>
@@ -10158,7 +9824,7 @@
                                     <pic:cNvPicPr/>
                                   </pic:nvPicPr>
                                   <pic:blipFill rotWithShape="1">
-                                    <a:blip r:embed="rId16">
+                                    <a:blip r:embed="rId14">
                                       <a:extLst>
                                         <a:ext uri="{28A0092B-C50C-407E-A947-70E740481C1C}">
                                           <a14:useLocalDpi xmlns:a14="http://schemas.microsoft.com/office/drawing/2010/main" val="0"/>
@@ -10221,7 +9887,7 @@
                                     <pic:cNvPicPr/>
                                   </pic:nvPicPr>
                                   <pic:blipFill rotWithShape="1">
-                                    <a:blip r:embed="rId17"/>
+                                    <a:blip r:embed="rId15"/>
                                     <a:srcRect t="1" r="7061" b="6446"/>
                                     <a:stretch>
                                       <a:fillRect/>
@@ -10289,1535 +9955,1301 @@
       </w:r>
       <w:r>
         <w:rPr>
-          <w:lang w:val="da-DK"/>
-        </w:rPr>
-        <w:t xml:space="preserve">Make the </w:t>
-      </w:r>
-      <w:proofErr w:type="spellStart"/>
-      <w:r>
-        <w:rPr>
-          <w:lang w:val="da-DK"/>
-        </w:rPr>
-        <w:t>setup</w:t>
-      </w:r>
-      <w:proofErr w:type="spellEnd"/>
-      <w:r>
-        <w:rPr>
-          <w:lang w:val="da-DK"/>
-        </w:rPr>
-        <w:t xml:space="preserve"> </w:t>
-      </w:r>
-      <w:proofErr w:type="spellStart"/>
-      <w:r>
-        <w:rPr>
-          <w:lang w:val="da-DK"/>
-        </w:rPr>
-        <w:t>shown</w:t>
-      </w:r>
-      <w:proofErr w:type="spellEnd"/>
-      <w:r>
-        <w:rPr>
-          <w:lang w:val="da-DK"/>
-        </w:rPr>
-        <w:t xml:space="preserve"> in </w:t>
-      </w:r>
-      <w:proofErr w:type="spellStart"/>
-      <w:r>
-        <w:rPr>
-          <w:lang w:val="da-DK"/>
-        </w:rPr>
-        <w:t>Figure</w:t>
-      </w:r>
-      <w:proofErr w:type="spellEnd"/>
-      <w:r>
-        <w:rPr>
-          <w:lang w:val="da-DK"/>
-        </w:rPr>
-        <w:t xml:space="preserve"> 3, </w:t>
-      </w:r>
-      <w:proofErr w:type="spellStart"/>
-      <w:r>
-        <w:rPr>
-          <w:lang w:val="da-DK"/>
-        </w:rPr>
-        <w:t>consisting</w:t>
-      </w:r>
-      <w:proofErr w:type="spellEnd"/>
-      <w:r>
-        <w:rPr>
-          <w:lang w:val="da-DK"/>
-        </w:rPr>
-        <w:t xml:space="preserve"> of </w:t>
-      </w:r>
-      <w:r>
-        <w:rPr>
-          <w:lang w:val="da-DK"/>
-        </w:rPr>
-        <w:t>a T-</w:t>
-      </w:r>
-      <w:proofErr w:type="spellStart"/>
-      <w:r>
-        <w:rPr>
-          <w:lang w:val="da-DK"/>
+          <w:lang w:val="en-US"/>
+        </w:rPr>
+        <w:t>Make the setup shown in Figure 3, consisting of a T-</w:t>
+      </w:r>
+      <w:r>
+        <w:rPr>
+          <w:lang w:val="en-US"/>
         </w:rPr>
         <w:t>inter</w:t>
       </w:r>
       <w:r>
         <w:rPr>
-          <w:lang w:val="da-DK"/>
-        </w:rPr>
-        <w:t>section</w:t>
-      </w:r>
-      <w:proofErr w:type="spellEnd"/>
-      <w:r>
-        <w:rPr>
-          <w:lang w:val="da-DK"/>
-        </w:rPr>
-        <w:t xml:space="preserve"> </w:t>
-      </w:r>
-      <w:proofErr w:type="spellStart"/>
-      <w:r>
-        <w:rPr>
-          <w:lang w:val="da-DK"/>
-        </w:rPr>
-        <w:t>connecting</w:t>
-      </w:r>
-      <w:proofErr w:type="spellEnd"/>
-      <w:r>
-        <w:rPr>
-          <w:lang w:val="da-DK"/>
-        </w:rPr>
-        <w:t xml:space="preserve"> the </w:t>
-      </w:r>
-      <w:proofErr w:type="spellStart"/>
-      <w:r>
-        <w:rPr>
-          <w:lang w:val="da-DK"/>
-        </w:rPr>
-        <w:t>two</w:t>
-      </w:r>
-      <w:proofErr w:type="spellEnd"/>
-      <w:r>
-        <w:rPr>
-          <w:lang w:val="da-DK"/>
-        </w:rPr>
-        <w:t xml:space="preserve"> VNA ports and </w:t>
-      </w:r>
-      <w:r>
-        <w:rPr>
-          <w:lang w:val="da-DK"/>
-        </w:rPr>
-        <w:t xml:space="preserve">a parallel TL stub, and perform the </w:t>
-      </w:r>
-      <w:proofErr w:type="spellStart"/>
-      <w:r>
-        <w:rPr>
-          <w:lang w:val="da-DK"/>
-        </w:rPr>
-        <w:t>following</w:t>
-      </w:r>
-      <w:proofErr w:type="spellEnd"/>
-      <w:r>
-        <w:rPr>
-          <w:lang w:val="da-DK"/>
-        </w:rPr>
-        <w:t xml:space="preserve"> </w:t>
-      </w:r>
-      <w:proofErr w:type="spellStart"/>
-      <w:r>
-        <w:rPr>
-          <w:lang w:val="da-DK"/>
-        </w:rPr>
-        <w:t>measurements</w:t>
-      </w:r>
-      <w:proofErr w:type="spellEnd"/>
-      <w:r>
-        <w:rPr>
-          <w:lang w:val="da-DK"/>
-        </w:rPr>
-        <w:t>.</w:t>
+          <w:lang w:val="en-US"/>
+        </w:rPr>
+        <w:t>section connecting the two VNA ports and a parallel TL stub, and perform the following measurements.</w:t>
       </w:r>
     </w:p>
     <w:p>
       <w:pPr>
-        <w:pStyle w:val="Sidehoved"/>
-        <w:rPr>
-          <w:lang w:val="da-DK"/>
-        </w:rPr>
-      </w:pPr>
-      <w:proofErr w:type="spellStart"/>
-      <w:r>
-        <w:rPr>
-          <w:lang w:val="da-DK"/>
-        </w:rPr>
-        <w:t>Instead</w:t>
-      </w:r>
-      <w:proofErr w:type="spellEnd"/>
-      <w:r>
-        <w:rPr>
-          <w:lang w:val="da-DK"/>
-        </w:rPr>
-        <w:t xml:space="preserve"> of </w:t>
-      </w:r>
-      <w:proofErr w:type="spellStart"/>
-      <w:r>
-        <w:rPr>
-          <w:lang w:val="da-DK"/>
-        </w:rPr>
-        <w:t>sketching</w:t>
-      </w:r>
-      <w:proofErr w:type="spellEnd"/>
-      <w:r>
-        <w:rPr>
-          <w:lang w:val="da-DK"/>
-        </w:rPr>
-        <w:t xml:space="preserve"> </w:t>
-      </w:r>
-      <w:proofErr w:type="spellStart"/>
-      <w:r>
-        <w:rPr>
-          <w:lang w:val="da-DK"/>
-        </w:rPr>
-        <w:t>full</w:t>
-      </w:r>
-      <w:proofErr w:type="spellEnd"/>
-      <w:r>
-        <w:rPr>
-          <w:lang w:val="da-DK"/>
-        </w:rPr>
-        <w:t xml:space="preserve"> traces from the VNA, </w:t>
-      </w:r>
-      <w:proofErr w:type="spellStart"/>
-      <w:r>
-        <w:rPr>
-          <w:lang w:val="da-DK"/>
-        </w:rPr>
-        <w:t>use</w:t>
-      </w:r>
-      <w:proofErr w:type="spellEnd"/>
-      <w:r>
-        <w:rPr>
-          <w:lang w:val="da-DK"/>
-        </w:rPr>
-        <w:t xml:space="preserve"> </w:t>
-      </w:r>
-      <w:proofErr w:type="spellStart"/>
+        <w:pStyle w:val="Header"/>
+        <w:rPr>
+          <w:lang w:val="en-US"/>
+        </w:rPr>
+      </w:pPr>
+      <w:r>
+        <w:rPr>
+          <w:lang w:val="en-US"/>
+        </w:rPr>
+        <w:t xml:space="preserve">Instead of sketching full traces from the VNA, use </w:t>
+      </w:r>
       <w:r>
         <w:rPr>
           <w:b/>
           <w:bCs/>
-          <w:lang w:val="da-DK"/>
-        </w:rPr>
-        <w:t>frequency</w:t>
-      </w:r>
-      <w:proofErr w:type="spellEnd"/>
+          <w:lang w:val="en-US"/>
+        </w:rPr>
+        <w:t>frequency markers</w:t>
+      </w:r>
+      <w:r>
+        <w:rPr>
+          <w:lang w:val="en-US"/>
+        </w:rPr>
+        <w:t xml:space="preserve"> to identify key points (minima, maxima) and record them in a </w:t>
+      </w:r>
       <w:r>
         <w:rPr>
           <w:b/>
           <w:bCs/>
-          <w:lang w:val="da-DK"/>
-        </w:rPr>
-        <w:t xml:space="preserve"> markers</w:t>
-      </w:r>
-      <w:r>
-        <w:rPr>
-          <w:lang w:val="da-DK"/>
-        </w:rPr>
-        <w:t xml:space="preserve"> to </w:t>
-      </w:r>
-      <w:proofErr w:type="spellStart"/>
-      <w:r>
-        <w:rPr>
-          <w:lang w:val="da-DK"/>
-        </w:rPr>
-        <w:t>identify</w:t>
-      </w:r>
-      <w:proofErr w:type="spellEnd"/>
-      <w:r>
-        <w:rPr>
-          <w:lang w:val="da-DK"/>
-        </w:rPr>
-        <w:t xml:space="preserve"> </w:t>
-      </w:r>
-      <w:proofErr w:type="spellStart"/>
-      <w:r>
-        <w:rPr>
-          <w:lang w:val="da-DK"/>
-        </w:rPr>
-        <w:t>key</w:t>
-      </w:r>
-      <w:proofErr w:type="spellEnd"/>
-      <w:r>
-        <w:rPr>
-          <w:lang w:val="da-DK"/>
-        </w:rPr>
-        <w:t xml:space="preserve"> points (minima, </w:t>
-      </w:r>
-      <w:proofErr w:type="spellStart"/>
-      <w:r>
-        <w:rPr>
-          <w:lang w:val="da-DK"/>
-        </w:rPr>
-        <w:t>maxima</w:t>
-      </w:r>
-      <w:proofErr w:type="spellEnd"/>
-      <w:r>
-        <w:rPr>
-          <w:lang w:val="da-DK"/>
-        </w:rPr>
-        <w:t xml:space="preserve">) and </w:t>
-      </w:r>
-      <w:proofErr w:type="spellStart"/>
-      <w:r>
-        <w:rPr>
-          <w:lang w:val="da-DK"/>
-        </w:rPr>
-        <w:t>record</w:t>
-      </w:r>
-      <w:proofErr w:type="spellEnd"/>
-      <w:r>
-        <w:rPr>
-          <w:lang w:val="da-DK"/>
-        </w:rPr>
-        <w:t xml:space="preserve"> </w:t>
-      </w:r>
-      <w:proofErr w:type="spellStart"/>
-      <w:r>
-        <w:rPr>
-          <w:lang w:val="da-DK"/>
-        </w:rPr>
-        <w:t>them</w:t>
-      </w:r>
-      <w:proofErr w:type="spellEnd"/>
-      <w:r>
-        <w:rPr>
-          <w:lang w:val="da-DK"/>
-        </w:rPr>
-        <w:t xml:space="preserve"> in a </w:t>
-      </w:r>
-      <w:proofErr w:type="spellStart"/>
-      <w:r>
+          <w:lang w:val="en-US"/>
+        </w:rPr>
+        <w:t>table</w:t>
+      </w:r>
+      <w:r>
+        <w:rPr>
+          <w:lang w:val="en-US"/>
+        </w:rPr>
+        <w:t>. Compare your results with theory.</w:t>
+      </w:r>
+    </w:p>
+    <w:p>
+      <w:pPr>
+        <w:pStyle w:val="Header"/>
         <w:rPr>
           <w:b/>
           <w:bCs/>
-          <w:lang w:val="da-DK"/>
-        </w:rPr>
-        <w:t>table</w:t>
-      </w:r>
-      <w:proofErr w:type="spellEnd"/>
-      <w:r>
-        <w:rPr>
-          <w:lang w:val="da-DK"/>
-        </w:rPr>
-        <w:t xml:space="preserve">. </w:t>
-      </w:r>
-      <w:proofErr w:type="spellStart"/>
-      <w:r>
-        <w:rPr>
-          <w:lang w:val="da-DK"/>
-        </w:rPr>
-        <w:t>Compare</w:t>
-      </w:r>
-      <w:proofErr w:type="spellEnd"/>
-      <w:r>
-        <w:rPr>
-          <w:lang w:val="da-DK"/>
-        </w:rPr>
-        <w:t xml:space="preserve"> </w:t>
-      </w:r>
-      <w:proofErr w:type="spellStart"/>
-      <w:r>
-        <w:rPr>
-          <w:lang w:val="da-DK"/>
-        </w:rPr>
-        <w:t>your</w:t>
-      </w:r>
-      <w:proofErr w:type="spellEnd"/>
-      <w:r>
-        <w:rPr>
-          <w:lang w:val="da-DK"/>
-        </w:rPr>
-        <w:t xml:space="preserve"> </w:t>
-      </w:r>
-      <w:proofErr w:type="spellStart"/>
-      <w:r>
-        <w:rPr>
-          <w:lang w:val="da-DK"/>
-        </w:rPr>
-        <w:t>results</w:t>
-      </w:r>
-      <w:proofErr w:type="spellEnd"/>
-      <w:r>
-        <w:rPr>
-          <w:lang w:val="da-DK"/>
-        </w:rPr>
-        <w:t xml:space="preserve"> with </w:t>
-      </w:r>
-      <w:proofErr w:type="spellStart"/>
-      <w:r>
-        <w:rPr>
-          <w:lang w:val="da-DK"/>
-        </w:rPr>
-        <w:t>theory</w:t>
-      </w:r>
-      <w:proofErr w:type="spellEnd"/>
-      <w:r>
-        <w:rPr>
-          <w:lang w:val="da-DK"/>
-        </w:rPr>
-        <w:t>.</w:t>
-      </w:r>
+        </w:rPr>
+      </w:pPr>
     </w:p>
     <w:p>
       <w:pPr>
-        <w:pStyle w:val="Sidehoved"/>
-        <w:rPr>
-          <w:b/>
-          <w:bCs/>
-        </w:rPr>
-      </w:pPr>
+        <w:pStyle w:val="Header"/>
+        <w:rPr>
+          <w:lang w:val="en-US"/>
+        </w:rPr>
+      </w:pPr>
+      <w:r>
+        <w:rPr>
+          <w:lang w:val="en-US"/>
+        </w:rPr>
+        <w:t>a) Use an open stub with a length of 0 cm.</w:t>
+      </w:r>
     </w:p>
     <w:p>
       <w:pPr>
-        <w:pStyle w:val="Sidehoved"/>
-        <w:rPr>
-          <w:lang w:val="da-DK"/>
-        </w:rPr>
-      </w:pPr>
-      <w:r>
-        <w:rPr>
-          <w:lang w:val="da-DK"/>
-        </w:rPr>
-        <w:t xml:space="preserve">a) </w:t>
-      </w:r>
-      <w:proofErr w:type="spellStart"/>
-      <w:r>
-        <w:rPr>
-          <w:lang w:val="da-DK"/>
-        </w:rPr>
-        <w:t>Use</w:t>
-      </w:r>
-      <w:proofErr w:type="spellEnd"/>
-      <w:r>
-        <w:rPr>
-          <w:lang w:val="da-DK"/>
-        </w:rPr>
-        <w:t xml:space="preserve"> an open stub with a </w:t>
-      </w:r>
-      <w:proofErr w:type="spellStart"/>
-      <w:r>
-        <w:rPr>
-          <w:lang w:val="da-DK"/>
-        </w:rPr>
-        <w:t>length</w:t>
-      </w:r>
-      <w:proofErr w:type="spellEnd"/>
-      <w:r>
-        <w:rPr>
-          <w:lang w:val="da-DK"/>
-        </w:rPr>
-        <w:t xml:space="preserve"> of 0 cm.</w:t>
-      </w:r>
-    </w:p>
-    <w:p>
-      <w:pPr>
-        <w:pStyle w:val="Sidehoved"/>
+        <w:pStyle w:val="Header"/>
         <w:numPr>
           <w:ilvl w:val="0"/>
           <w:numId w:val="25"/>
         </w:numPr>
         <w:rPr>
-          <w:lang w:val="da-DK"/>
-        </w:rPr>
-      </w:pPr>
-      <w:proofErr w:type="spellStart"/>
-      <w:r>
-        <w:rPr>
-          <w:lang w:val="da-DK"/>
-        </w:rPr>
-        <w:t>Observe</w:t>
-      </w:r>
-      <w:proofErr w:type="spellEnd"/>
-      <w:r>
-        <w:rPr>
-          <w:lang w:val="da-DK"/>
-        </w:rPr>
-        <w:t xml:space="preserve"> |S</w:t>
+          <w:lang w:val="en-US"/>
+        </w:rPr>
+      </w:pPr>
+      <w:r>
+        <w:rPr>
+          <w:lang w:val="en-US"/>
+        </w:rPr>
+        <w:t>Observe |S</w:t>
       </w:r>
       <w:r>
         <w:rPr>
           <w:vertAlign w:val="subscript"/>
-          <w:lang w:val="da-DK"/>
+          <w:lang w:val="en-US"/>
         </w:rPr>
         <w:t>21</w:t>
       </w:r>
       <w:r>
         <w:rPr>
-          <w:lang w:val="da-DK"/>
-        </w:rPr>
-        <w:t xml:space="preserve">| as a </w:t>
-      </w:r>
-      <w:proofErr w:type="spellStart"/>
-      <w:r>
-        <w:rPr>
-          <w:lang w:val="da-DK"/>
-        </w:rPr>
-        <w:t>function</w:t>
-      </w:r>
-      <w:proofErr w:type="spellEnd"/>
-      <w:r>
-        <w:rPr>
-          <w:lang w:val="da-DK"/>
-        </w:rPr>
-        <w:t xml:space="preserve"> of </w:t>
-      </w:r>
-      <w:proofErr w:type="spellStart"/>
-      <w:r>
-        <w:rPr>
-          <w:lang w:val="da-DK"/>
-        </w:rPr>
-        <w:t>frequency</w:t>
-      </w:r>
-      <w:proofErr w:type="spellEnd"/>
-      <w:r>
-        <w:rPr>
-          <w:lang w:val="da-DK"/>
-        </w:rPr>
-        <w:t>.</w:t>
+          <w:lang w:val="en-US"/>
+        </w:rPr>
+        <w:t>| as a function of frequency.</w:t>
       </w:r>
     </w:p>
     <w:p>
       <w:pPr>
-        <w:pStyle w:val="Sidehoved"/>
+        <w:pStyle w:val="Header"/>
         <w:numPr>
           <w:ilvl w:val="0"/>
           <w:numId w:val="25"/>
         </w:numPr>
         <w:rPr>
-          <w:lang w:val="da-DK"/>
-        </w:rPr>
-      </w:pPr>
-      <w:proofErr w:type="spellStart"/>
-      <w:r>
-        <w:rPr>
-          <w:lang w:val="da-DK"/>
-        </w:rPr>
-        <w:t>Record</w:t>
-      </w:r>
-      <w:proofErr w:type="spellEnd"/>
-      <w:r>
-        <w:rPr>
-          <w:lang w:val="da-DK"/>
-        </w:rPr>
-        <w:t xml:space="preserve"> the </w:t>
-      </w:r>
-      <w:proofErr w:type="spellStart"/>
-      <w:r>
-        <w:rPr>
-          <w:lang w:val="da-DK"/>
-        </w:rPr>
-        <w:t>maximum</w:t>
-      </w:r>
-      <w:proofErr w:type="spellEnd"/>
-      <w:r>
-        <w:rPr>
-          <w:lang w:val="da-DK"/>
-        </w:rPr>
-        <w:t xml:space="preserve"> </w:t>
-      </w:r>
-      <w:proofErr w:type="spellStart"/>
-      <w:r>
-        <w:rPr>
-          <w:lang w:val="da-DK"/>
-        </w:rPr>
-        <w:t>value</w:t>
-      </w:r>
-      <w:proofErr w:type="spellEnd"/>
-      <w:r>
-        <w:rPr>
-          <w:lang w:val="da-DK"/>
-        </w:rPr>
-        <w:t xml:space="preserve"> of |S</w:t>
+          <w:lang w:val="en-US"/>
+        </w:rPr>
+      </w:pPr>
+      <w:r>
+        <w:rPr>
+          <w:lang w:val="en-US"/>
+        </w:rPr>
+        <w:t>Record the maximum value of |S</w:t>
       </w:r>
       <w:r>
         <w:rPr>
           <w:vertAlign w:val="subscript"/>
-          <w:lang w:val="da-DK"/>
+          <w:lang w:val="en-US"/>
         </w:rPr>
         <w:t>21</w:t>
       </w:r>
       <w:r>
         <w:rPr>
-          <w:lang w:val="da-DK"/>
-        </w:rPr>
-        <w:t xml:space="preserve">| and note </w:t>
-      </w:r>
-      <w:proofErr w:type="spellStart"/>
-      <w:r>
-        <w:rPr>
-          <w:lang w:val="da-DK"/>
-        </w:rPr>
-        <w:t>if</w:t>
-      </w:r>
-      <w:proofErr w:type="spellEnd"/>
-      <w:r>
-        <w:rPr>
-          <w:lang w:val="da-DK"/>
-        </w:rPr>
-        <w:t xml:space="preserve"> </w:t>
-      </w:r>
-      <w:proofErr w:type="spellStart"/>
-      <w:r>
-        <w:rPr>
-          <w:lang w:val="da-DK"/>
-        </w:rPr>
-        <w:t>any</w:t>
-      </w:r>
-      <w:proofErr w:type="spellEnd"/>
-      <w:r>
-        <w:rPr>
-          <w:lang w:val="da-DK"/>
-        </w:rPr>
-        <w:t xml:space="preserve"> minima </w:t>
-      </w:r>
-      <w:proofErr w:type="spellStart"/>
-      <w:r>
-        <w:rPr>
-          <w:lang w:val="da-DK"/>
-        </w:rPr>
-        <w:t>are</w:t>
-      </w:r>
-      <w:proofErr w:type="spellEnd"/>
-      <w:r>
-        <w:rPr>
-          <w:lang w:val="da-DK"/>
-        </w:rPr>
-        <w:t xml:space="preserve"> present.</w:t>
+          <w:lang w:val="en-US"/>
+        </w:rPr>
+        <w:t>| and note if any minima are present.</w:t>
       </w:r>
     </w:p>
     <w:p>
       <w:pPr>
-        <w:pStyle w:val="Sidehoved"/>
+        <w:pStyle w:val="Header"/>
         <w:numPr>
           <w:ilvl w:val="0"/>
           <w:numId w:val="25"/>
         </w:numPr>
         <w:rPr>
-          <w:lang w:val="da-DK"/>
-        </w:rPr>
-      </w:pPr>
-      <w:proofErr w:type="spellStart"/>
-      <w:r>
-        <w:rPr>
-          <w:lang w:val="da-DK"/>
-        </w:rPr>
-        <w:t>Explain</w:t>
-      </w:r>
-      <w:proofErr w:type="spellEnd"/>
-      <w:r>
-        <w:rPr>
-          <w:lang w:val="da-DK"/>
-        </w:rPr>
-        <w:t xml:space="preserve"> </w:t>
-      </w:r>
-      <w:proofErr w:type="spellStart"/>
-      <w:r>
-        <w:rPr>
-          <w:lang w:val="da-DK"/>
-        </w:rPr>
-        <w:t>why</w:t>
-      </w:r>
-      <w:proofErr w:type="spellEnd"/>
-      <w:r>
-        <w:rPr>
-          <w:lang w:val="da-DK"/>
-        </w:rPr>
-        <w:t xml:space="preserve"> no minimum </w:t>
-      </w:r>
-      <w:proofErr w:type="spellStart"/>
-      <w:r>
-        <w:rPr>
-          <w:lang w:val="da-DK"/>
-        </w:rPr>
-        <w:t>appears</w:t>
-      </w:r>
-      <w:proofErr w:type="spellEnd"/>
-      <w:r>
-        <w:rPr>
-          <w:lang w:val="da-DK"/>
-        </w:rPr>
-        <w:t xml:space="preserve"> in </w:t>
-      </w:r>
-      <w:proofErr w:type="spellStart"/>
-      <w:r>
-        <w:rPr>
-          <w:lang w:val="da-DK"/>
-        </w:rPr>
-        <w:t>this</w:t>
-      </w:r>
-      <w:proofErr w:type="spellEnd"/>
-      <w:r>
-        <w:rPr>
-          <w:lang w:val="da-DK"/>
-        </w:rPr>
-        <w:t xml:space="preserve"> case.</w:t>
-      </w:r>
+          <w:lang w:val="en-US"/>
+        </w:rPr>
+      </w:pPr>
+      <w:r>
+        <w:rPr>
+          <w:lang w:val="en-US"/>
+        </w:rPr>
+        <w:t>Explain why no minimum appears in this case.</w:t>
+      </w:r>
+      <w:r>
+        <w:rPr>
+          <w:lang w:val="en-US"/>
+        </w:rPr>
+        <w:br/>
+      </w:r>
+      <w:r>
+        <w:rPr>
+          <w:lang w:val="en-US"/>
+        </w:rPr>
+        <w:br/>
+      </w:r>
+    </w:p>
+    <w:tbl>
+      <w:tblPr>
+        <w:tblStyle w:val="TableGrid"/>
+        <w:tblW w:w="0" w:type="auto"/>
+        <w:tblLayout w:type="fixed"/>
+        <w:tblLook w:val="06A0" w:firstRow="1" w:lastRow="0" w:firstColumn="1" w:lastColumn="0" w:noHBand="1" w:noVBand="1"/>
+      </w:tblPr>
+      <w:tblGrid>
+        <w:gridCol w:w="3149"/>
+        <w:gridCol w:w="3032"/>
+        <w:gridCol w:w="2880"/>
+      </w:tblGrid>
+      <w:tr>
+        <w:trPr>
+          <w:trHeight w:val="300"/>
+        </w:trPr>
+        <w:tc>
+          <w:tcPr>
+            <w:tcW w:w="3149" w:type="dxa"/>
+            <w:tcBorders>
+              <w:top w:val="single" w:sz="8" w:space="0" w:color="auto"/>
+              <w:left w:val="single" w:sz="8" w:space="0" w:color="auto"/>
+              <w:bottom w:val="single" w:sz="8" w:space="0" w:color="auto"/>
+              <w:right w:val="single" w:sz="8" w:space="0" w:color="auto"/>
+            </w:tcBorders>
+            <w:tcMar>
+              <w:left w:w="108" w:type="dxa"/>
+              <w:right w:w="108" w:type="dxa"/>
+            </w:tcMar>
+          </w:tcPr>
+          <w:p>
+            <w:pPr>
+              <w:rPr>
+                <w:color w:val="000000" w:themeColor="text1"/>
+                <w:szCs w:val="22"/>
+              </w:rPr>
+            </w:pPr>
+          </w:p>
+        </w:tc>
+        <w:tc>
+          <w:tcPr>
+            <w:tcW w:w="3032" w:type="dxa"/>
+            <w:tcBorders>
+              <w:top w:val="single" w:sz="8" w:space="0" w:color="auto"/>
+              <w:left w:val="single" w:sz="8" w:space="0" w:color="auto"/>
+              <w:bottom w:val="single" w:sz="8" w:space="0" w:color="auto"/>
+              <w:right w:val="single" w:sz="8" w:space="0" w:color="auto"/>
+            </w:tcBorders>
+            <w:tcMar>
+              <w:left w:w="108" w:type="dxa"/>
+              <w:right w:w="108" w:type="dxa"/>
+            </w:tcMar>
+          </w:tcPr>
+          <w:p>
+            <w:proofErr w:type="spellStart"/>
+            <w:r>
+              <w:rPr>
+                <w:color w:val="000000" w:themeColor="text1"/>
+                <w:szCs w:val="22"/>
+              </w:rPr>
+              <w:t>frekvens</w:t>
+            </w:r>
+            <w:proofErr w:type="spellEnd"/>
+          </w:p>
+        </w:tc>
+        <w:tc>
+          <w:tcPr>
+            <w:tcW w:w="2880" w:type="dxa"/>
+            <w:tcBorders>
+              <w:top w:val="single" w:sz="8" w:space="0" w:color="auto"/>
+              <w:left w:val="single" w:sz="8" w:space="0" w:color="auto"/>
+              <w:bottom w:val="single" w:sz="8" w:space="0" w:color="auto"/>
+              <w:right w:val="single" w:sz="8" w:space="0" w:color="auto"/>
+            </w:tcBorders>
+            <w:tcMar>
+              <w:left w:w="108" w:type="dxa"/>
+              <w:right w:w="108" w:type="dxa"/>
+            </w:tcMar>
+          </w:tcPr>
+          <w:p>
+            <w:proofErr w:type="spellStart"/>
+            <w:r>
+              <w:rPr>
+                <w:color w:val="000000" w:themeColor="text1"/>
+                <w:szCs w:val="22"/>
+              </w:rPr>
+              <w:t>lm</w:t>
+            </w:r>
+            <w:proofErr w:type="spellEnd"/>
+          </w:p>
+        </w:tc>
+      </w:tr>
+      <w:tr>
+        <w:trPr>
+          <w:trHeight w:val="300"/>
+        </w:trPr>
+        <w:tc>
+          <w:tcPr>
+            <w:tcW w:w="3149" w:type="dxa"/>
+            <w:tcBorders>
+              <w:top w:val="single" w:sz="8" w:space="0" w:color="auto"/>
+              <w:left w:val="single" w:sz="8" w:space="0" w:color="auto"/>
+              <w:bottom w:val="single" w:sz="8" w:space="0" w:color="auto"/>
+              <w:right w:val="single" w:sz="8" w:space="0" w:color="auto"/>
+            </w:tcBorders>
+            <w:tcMar>
+              <w:left w:w="108" w:type="dxa"/>
+              <w:right w:w="108" w:type="dxa"/>
+            </w:tcMar>
+          </w:tcPr>
+          <w:p>
+            <w:r>
+              <w:rPr>
+                <w:color w:val="000000" w:themeColor="text1"/>
+                <w:szCs w:val="22"/>
+              </w:rPr>
+              <w:t>maxima</w:t>
+            </w:r>
+          </w:p>
+        </w:tc>
+        <w:tc>
+          <w:tcPr>
+            <w:tcW w:w="3032" w:type="dxa"/>
+            <w:tcBorders>
+              <w:top w:val="single" w:sz="8" w:space="0" w:color="auto"/>
+              <w:left w:val="single" w:sz="8" w:space="0" w:color="auto"/>
+              <w:bottom w:val="single" w:sz="8" w:space="0" w:color="auto"/>
+              <w:right w:val="single" w:sz="8" w:space="0" w:color="auto"/>
+            </w:tcBorders>
+            <w:tcMar>
+              <w:left w:w="108" w:type="dxa"/>
+              <w:right w:w="108" w:type="dxa"/>
+            </w:tcMar>
+          </w:tcPr>
+          <w:p>
+            <w:r>
+              <w:rPr>
+                <w:color w:val="000000" w:themeColor="text1"/>
+                <w:szCs w:val="22"/>
+              </w:rPr>
+              <w:t xml:space="preserve">100 </w:t>
+            </w:r>
+            <w:proofErr w:type="spellStart"/>
+            <w:r>
+              <w:rPr>
+                <w:color w:val="000000" w:themeColor="text1"/>
+                <w:szCs w:val="22"/>
+              </w:rPr>
+              <w:t>Mhz</w:t>
+            </w:r>
+            <w:proofErr w:type="spellEnd"/>
+          </w:p>
+        </w:tc>
+        <w:tc>
+          <w:tcPr>
+            <w:tcW w:w="2880" w:type="dxa"/>
+            <w:tcBorders>
+              <w:top w:val="single" w:sz="8" w:space="0" w:color="auto"/>
+              <w:left w:val="single" w:sz="8" w:space="0" w:color="auto"/>
+              <w:bottom w:val="single" w:sz="8" w:space="0" w:color="auto"/>
+              <w:right w:val="single" w:sz="8" w:space="0" w:color="auto"/>
+            </w:tcBorders>
+            <w:tcMar>
+              <w:left w:w="108" w:type="dxa"/>
+              <w:right w:w="108" w:type="dxa"/>
+            </w:tcMar>
+          </w:tcPr>
+          <w:p>
+            <w:r>
+              <w:rPr>
+                <w:color w:val="000000" w:themeColor="text1"/>
+                <w:szCs w:val="22"/>
+              </w:rPr>
+              <w:t xml:space="preserve">0.1 </w:t>
+            </w:r>
+            <w:proofErr w:type="spellStart"/>
+            <w:r>
+              <w:rPr>
+                <w:color w:val="000000" w:themeColor="text1"/>
+                <w:szCs w:val="22"/>
+              </w:rPr>
+              <w:t>db</w:t>
+            </w:r>
+            <w:proofErr w:type="spellEnd"/>
+          </w:p>
+        </w:tc>
+      </w:tr>
+    </w:tbl>
+    <w:p>
+      <w:pPr>
+        <w:pStyle w:val="Header"/>
+        <w:numPr>
+          <w:ilvl w:val="0"/>
+          <w:numId w:val="25"/>
+        </w:numPr>
+        <w:rPr>
+          <w:lang w:val="en-US"/>
+        </w:rPr>
+      </w:pPr>
     </w:p>
     <w:p>
       <w:pPr>
-        <w:pStyle w:val="Sidehoved"/>
-        <w:rPr>
-          <w:lang w:val="da-DK"/>
-        </w:rPr>
-      </w:pPr>
-      <w:r>
-        <w:rPr>
-          <w:lang w:val="da-DK"/>
-        </w:rPr>
-        <w:t xml:space="preserve">b) </w:t>
-      </w:r>
-      <w:proofErr w:type="spellStart"/>
-      <w:r>
-        <w:rPr>
-          <w:lang w:val="da-DK"/>
-        </w:rPr>
-        <w:t>Use</w:t>
-      </w:r>
-      <w:proofErr w:type="spellEnd"/>
-      <w:r>
-        <w:rPr>
-          <w:lang w:val="da-DK"/>
-        </w:rPr>
-        <w:t xml:space="preserve"> an open stub with a </w:t>
-      </w:r>
-      <w:proofErr w:type="spellStart"/>
-      <w:r>
-        <w:rPr>
-          <w:lang w:val="da-DK"/>
-        </w:rPr>
-        <w:t>length</w:t>
-      </w:r>
-      <w:proofErr w:type="spellEnd"/>
-      <w:r>
-        <w:rPr>
-          <w:lang w:val="da-DK"/>
-        </w:rPr>
-        <w:t xml:space="preserve"> of </w:t>
-      </w:r>
-      <w:r>
-        <w:rPr>
-          <w:lang w:val="da-DK"/>
+        <w:pStyle w:val="Header"/>
+        <w:rPr>
+          <w:lang w:val="en-US"/>
+        </w:rPr>
+      </w:pPr>
+      <w:r>
+        <w:rPr>
+          <w:lang w:val="en-US"/>
+        </w:rPr>
+        <w:t xml:space="preserve">b) Use an open stub with a length of </w:t>
+      </w:r>
+      <w:r>
+        <w:rPr>
+          <w:lang w:val="en-US"/>
         </w:rPr>
         <w:t>“25 cm”</w:t>
       </w:r>
       <w:r>
         <w:rPr>
-          <w:lang w:val="da-DK"/>
+          <w:lang w:val="en-US"/>
         </w:rPr>
         <w:t>.</w:t>
       </w:r>
     </w:p>
     <w:p>
       <w:pPr>
-        <w:pStyle w:val="Sidehoved"/>
+        <w:pStyle w:val="Header"/>
         <w:numPr>
           <w:ilvl w:val="0"/>
           <w:numId w:val="26"/>
         </w:numPr>
         <w:rPr>
-          <w:lang w:val="da-DK"/>
-        </w:rPr>
-      </w:pPr>
-      <w:proofErr w:type="spellStart"/>
-      <w:r>
-        <w:rPr>
-          <w:lang w:val="da-DK"/>
-        </w:rPr>
-        <w:t>Record</w:t>
-      </w:r>
-      <w:proofErr w:type="spellEnd"/>
-      <w:r>
-        <w:rPr>
-          <w:lang w:val="da-DK"/>
-        </w:rPr>
-        <w:t xml:space="preserve"> the </w:t>
-      </w:r>
-      <w:proofErr w:type="spellStart"/>
-      <w:r>
-        <w:rPr>
-          <w:lang w:val="da-DK"/>
-        </w:rPr>
-        <w:t>frequency</w:t>
-      </w:r>
-      <w:proofErr w:type="spellEnd"/>
-      <w:r>
-        <w:rPr>
-          <w:lang w:val="da-DK"/>
-        </w:rPr>
-        <w:t xml:space="preserve"> at </w:t>
-      </w:r>
-      <w:proofErr w:type="spellStart"/>
-      <w:r>
-        <w:rPr>
-          <w:lang w:val="da-DK"/>
-        </w:rPr>
-        <w:t>which</w:t>
-      </w:r>
-      <w:proofErr w:type="spellEnd"/>
-      <w:r>
-        <w:rPr>
-          <w:lang w:val="da-DK"/>
-        </w:rPr>
-        <w:t xml:space="preserve"> |S</w:t>
+          <w:lang w:val="en-US"/>
+        </w:rPr>
+      </w:pPr>
+      <w:r>
+        <w:rPr>
+          <w:lang w:val="en-US"/>
+        </w:rPr>
+        <w:t>Record the frequency at which |S</w:t>
       </w:r>
       <w:r>
         <w:rPr>
           <w:vertAlign w:val="subscript"/>
-          <w:lang w:val="da-DK"/>
+          <w:lang w:val="en-US"/>
         </w:rPr>
         <w:t>21</w:t>
       </w:r>
       <w:r>
         <w:rPr>
-          <w:lang w:val="da-DK"/>
-        </w:rPr>
-        <w:t xml:space="preserve">| has </w:t>
-      </w:r>
-      <w:proofErr w:type="spellStart"/>
-      <w:proofErr w:type="gramStart"/>
-      <w:r>
-        <w:rPr>
-          <w:lang w:val="da-DK"/>
-        </w:rPr>
-        <w:t>its</w:t>
-      </w:r>
-      <w:proofErr w:type="spellEnd"/>
-      <w:proofErr w:type="gramEnd"/>
-      <w:r>
-        <w:rPr>
-          <w:lang w:val="da-DK"/>
-        </w:rPr>
-        <w:t xml:space="preserve"> minimum, and the </w:t>
-      </w:r>
-      <w:proofErr w:type="spellStart"/>
-      <w:r>
-        <w:rPr>
-          <w:lang w:val="da-DK"/>
-        </w:rPr>
-        <w:t>value</w:t>
-      </w:r>
-      <w:proofErr w:type="spellEnd"/>
-      <w:r>
-        <w:rPr>
-          <w:lang w:val="da-DK"/>
-        </w:rPr>
-        <w:t xml:space="preserve"> of </w:t>
-      </w:r>
-      <w:proofErr w:type="spellStart"/>
-      <w:r>
-        <w:rPr>
-          <w:lang w:val="da-DK"/>
-        </w:rPr>
-        <w:t>that</w:t>
-      </w:r>
-      <w:proofErr w:type="spellEnd"/>
-      <w:r>
-        <w:rPr>
-          <w:lang w:val="da-DK"/>
-        </w:rPr>
-        <w:t xml:space="preserve"> minimum.</w:t>
+          <w:lang w:val="en-US"/>
+        </w:rPr>
+        <w:t>| has its minimum, and the value of that minimum.</w:t>
       </w:r>
     </w:p>
     <w:p>
       <w:pPr>
-        <w:pStyle w:val="Sidehoved"/>
+        <w:pStyle w:val="Header"/>
         <w:numPr>
           <w:ilvl w:val="0"/>
           <w:numId w:val="26"/>
         </w:numPr>
         <w:rPr>
-          <w:lang w:val="da-DK"/>
-        </w:rPr>
-      </w:pPr>
-      <w:proofErr w:type="spellStart"/>
-      <w:r>
-        <w:rPr>
-          <w:lang w:val="da-DK"/>
-        </w:rPr>
-        <w:t>Calculate</w:t>
-      </w:r>
-      <w:proofErr w:type="spellEnd"/>
-      <w:r>
-        <w:rPr>
-          <w:lang w:val="da-DK"/>
-        </w:rPr>
-        <w:t xml:space="preserve"> the </w:t>
-      </w:r>
-      <w:proofErr w:type="spellStart"/>
-      <w:r>
-        <w:rPr>
-          <w:lang w:val="da-DK"/>
-        </w:rPr>
-        <w:t>electrical</w:t>
-      </w:r>
-      <w:proofErr w:type="spellEnd"/>
-      <w:r>
-        <w:rPr>
-          <w:lang w:val="da-DK"/>
-        </w:rPr>
-        <w:t xml:space="preserve"> </w:t>
-      </w:r>
-      <w:proofErr w:type="spellStart"/>
-      <w:r>
-        <w:rPr>
-          <w:lang w:val="da-DK"/>
-        </w:rPr>
-        <w:t>length</w:t>
-      </w:r>
-      <w:proofErr w:type="spellEnd"/>
-      <w:r>
-        <w:rPr>
-          <w:lang w:val="da-DK"/>
-        </w:rPr>
-        <w:t xml:space="preserve"> of the stub </w:t>
-      </w:r>
-      <w:proofErr w:type="spellStart"/>
-      <w:r>
-        <w:rPr>
-          <w:lang w:val="da-DK"/>
-        </w:rPr>
-        <w:t>using</w:t>
-      </w:r>
-      <w:proofErr w:type="spellEnd"/>
-      <w:r>
-        <w:rPr>
-          <w:lang w:val="da-DK"/>
-        </w:rPr>
-        <w:t xml:space="preserve"> </w:t>
-      </w:r>
-      <w:proofErr w:type="spellStart"/>
-      <w:r>
-        <w:rPr>
-          <w:lang w:val="da-DK"/>
-        </w:rPr>
-        <w:t>this</w:t>
-      </w:r>
-      <w:proofErr w:type="spellEnd"/>
-      <w:r>
-        <w:rPr>
-          <w:lang w:val="da-DK"/>
-        </w:rPr>
-        <w:t xml:space="preserve"> </w:t>
-      </w:r>
-      <w:proofErr w:type="spellStart"/>
-      <w:r>
-        <w:rPr>
-          <w:lang w:val="da-DK"/>
-        </w:rPr>
-        <w:t>frequency</w:t>
-      </w:r>
-      <w:proofErr w:type="spellEnd"/>
-      <w:r>
-        <w:rPr>
-          <w:lang w:val="da-DK"/>
-        </w:rPr>
-        <w:t xml:space="preserve"> and </w:t>
-      </w:r>
-      <w:proofErr w:type="spellStart"/>
-      <w:r>
-        <w:rPr>
-          <w:lang w:val="da-DK"/>
-        </w:rPr>
-        <w:t>velocity</w:t>
-      </w:r>
-      <w:proofErr w:type="spellEnd"/>
-      <w:r>
-        <w:rPr>
-          <w:lang w:val="da-DK"/>
-        </w:rPr>
-        <w:t xml:space="preserve"> </w:t>
-      </w:r>
-      <w:proofErr w:type="spellStart"/>
-      <w:r>
-        <w:rPr>
-          <w:lang w:val="da-DK"/>
-        </w:rPr>
-        <w:t>found</w:t>
-      </w:r>
-      <w:proofErr w:type="spellEnd"/>
-      <w:r>
-        <w:rPr>
-          <w:lang w:val="da-DK"/>
-        </w:rPr>
-        <w:t xml:space="preserve"> in the </w:t>
-      </w:r>
-      <w:proofErr w:type="spellStart"/>
-      <w:r>
-        <w:rPr>
-          <w:lang w:val="da-DK"/>
-        </w:rPr>
-        <w:t>specification</w:t>
-      </w:r>
-      <w:proofErr w:type="spellEnd"/>
-      <w:r>
-        <w:rPr>
-          <w:lang w:val="da-DK"/>
-        </w:rPr>
-        <w:t xml:space="preserve"> </w:t>
-      </w:r>
-      <w:proofErr w:type="spellStart"/>
-      <w:r>
-        <w:rPr>
-          <w:lang w:val="da-DK"/>
-        </w:rPr>
-        <w:t>sheet</w:t>
-      </w:r>
-      <w:proofErr w:type="spellEnd"/>
-      <w:r>
-        <w:rPr>
-          <w:lang w:val="da-DK"/>
-        </w:rPr>
-        <w:t>.</w:t>
+          <w:lang w:val="en-US"/>
+        </w:rPr>
+      </w:pPr>
+      <w:r>
+        <w:rPr>
+          <w:lang w:val="en-US"/>
+        </w:rPr>
+        <w:t xml:space="preserve">Calculate the electrical length of the </w:t>
+      </w:r>
+      <w:proofErr w:type="gramStart"/>
+      <w:r>
+        <w:rPr>
+          <w:lang w:val="en-US"/>
+        </w:rPr>
+        <w:t>stub</w:t>
+      </w:r>
+      <w:proofErr w:type="gramEnd"/>
+      <w:r>
+        <w:rPr>
+          <w:lang w:val="en-US"/>
+        </w:rPr>
+        <w:t xml:space="preserve"> using this frequency</w:t>
+      </w:r>
+      <w:r>
+        <w:rPr>
+          <w:lang w:val="en-US"/>
+        </w:rPr>
+        <w:t xml:space="preserve"> and velocity found in the specification sheet.</w:t>
       </w:r>
     </w:p>
     <w:p>
       <w:pPr>
-        <w:pStyle w:val="Sidehoved"/>
+        <w:pStyle w:val="Header"/>
         <w:numPr>
           <w:ilvl w:val="0"/>
           <w:numId w:val="26"/>
         </w:numPr>
         <w:rPr>
-          <w:lang w:val="da-DK"/>
-        </w:rPr>
-      </w:pPr>
-      <w:proofErr w:type="spellStart"/>
-      <w:r>
-        <w:rPr>
-          <w:lang w:val="da-DK"/>
-        </w:rPr>
-        <w:t>What</w:t>
-      </w:r>
-      <w:proofErr w:type="spellEnd"/>
-      <w:r>
-        <w:rPr>
-          <w:lang w:val="da-DK"/>
-        </w:rPr>
-        <w:t xml:space="preserve"> </w:t>
-      </w:r>
-      <w:proofErr w:type="spellStart"/>
-      <w:r>
-        <w:rPr>
-          <w:lang w:val="da-DK"/>
-        </w:rPr>
-        <w:t>are</w:t>
-      </w:r>
-      <w:proofErr w:type="spellEnd"/>
-      <w:r>
-        <w:rPr>
-          <w:lang w:val="da-DK"/>
-        </w:rPr>
-        <w:t xml:space="preserve"> the </w:t>
-      </w:r>
-      <w:proofErr w:type="spellStart"/>
-      <w:r>
-        <w:rPr>
-          <w:lang w:val="da-DK"/>
-        </w:rPr>
-        <w:t>theoretical</w:t>
-      </w:r>
-      <w:proofErr w:type="spellEnd"/>
-      <w:r>
-        <w:rPr>
-          <w:lang w:val="da-DK"/>
-        </w:rPr>
-        <w:t xml:space="preserve"> input </w:t>
-      </w:r>
-      <w:proofErr w:type="spellStart"/>
-      <w:r>
-        <w:rPr>
-          <w:lang w:val="da-DK"/>
-        </w:rPr>
-        <w:t>impedances</w:t>
-      </w:r>
-      <w:proofErr w:type="spellEnd"/>
-      <w:r>
-        <w:rPr>
-          <w:lang w:val="da-DK"/>
-        </w:rPr>
-        <w:t xml:space="preserve"> of the stub </w:t>
-      </w:r>
-      <w:proofErr w:type="spellStart"/>
-      <w:r>
-        <w:rPr>
-          <w:lang w:val="da-DK"/>
-        </w:rPr>
-        <w:t>when</w:t>
-      </w:r>
-      <w:proofErr w:type="spellEnd"/>
-      <w:r>
-        <w:rPr>
-          <w:lang w:val="da-DK"/>
-        </w:rPr>
-        <w:t xml:space="preserve"> |S</w:t>
+          <w:lang w:val="en-US"/>
+        </w:rPr>
+      </w:pPr>
+      <w:r>
+        <w:rPr>
+          <w:lang w:val="en-US"/>
+        </w:rPr>
+        <w:t>What are the theoretical input impedances of the stub when |S</w:t>
       </w:r>
       <w:r>
         <w:rPr>
           <w:vertAlign w:val="subscript"/>
-          <w:lang w:val="da-DK"/>
+          <w:lang w:val="en-US"/>
         </w:rPr>
         <w:t>21</w:t>
       </w:r>
       <w:r>
         <w:rPr>
-          <w:lang w:val="da-DK"/>
-        </w:rPr>
-        <w:t xml:space="preserve">| is at a </w:t>
-      </w:r>
-      <w:proofErr w:type="spellStart"/>
-      <w:r>
-        <w:rPr>
-          <w:lang w:val="da-DK"/>
-        </w:rPr>
-        <w:t>maximum</w:t>
-      </w:r>
-      <w:proofErr w:type="spellEnd"/>
-      <w:r>
-        <w:rPr>
-          <w:lang w:val="da-DK"/>
-        </w:rPr>
-        <w:t xml:space="preserve"> and at a minimum?</w:t>
-      </w:r>
+          <w:lang w:val="en-US"/>
+        </w:rPr>
+        <w:t>| is at a maximum and at a minimum?</w:t>
+      </w:r>
+    </w:p>
+    <w:tbl>
+      <w:tblPr>
+        <w:tblStyle w:val="TableGrid"/>
+        <w:tblW w:w="0" w:type="auto"/>
+        <w:tblLayout w:type="fixed"/>
+        <w:tblLook w:val="06A0" w:firstRow="1" w:lastRow="0" w:firstColumn="1" w:lastColumn="0" w:noHBand="1" w:noVBand="1"/>
+      </w:tblPr>
+      <w:tblGrid>
+        <w:gridCol w:w="3149"/>
+        <w:gridCol w:w="3032"/>
+        <w:gridCol w:w="2880"/>
+      </w:tblGrid>
+      <w:tr>
+        <w:trPr>
+          <w:trHeight w:val="300"/>
+        </w:trPr>
+        <w:tc>
+          <w:tcPr>
+            <w:tcW w:w="3149" w:type="dxa"/>
+            <w:tcBorders>
+              <w:top w:val="single" w:sz="8" w:space="0" w:color="auto"/>
+              <w:left w:val="single" w:sz="8" w:space="0" w:color="auto"/>
+              <w:bottom w:val="single" w:sz="8" w:space="0" w:color="auto"/>
+              <w:right w:val="single" w:sz="8" w:space="0" w:color="auto"/>
+            </w:tcBorders>
+            <w:tcMar>
+              <w:left w:w="108" w:type="dxa"/>
+              <w:right w:w="108" w:type="dxa"/>
+            </w:tcMar>
+          </w:tcPr>
+          <w:p>
+            <w:pPr>
+              <w:rPr>
+                <w:color w:val="000000" w:themeColor="text1"/>
+                <w:szCs w:val="22"/>
+              </w:rPr>
+            </w:pPr>
+          </w:p>
+        </w:tc>
+        <w:tc>
+          <w:tcPr>
+            <w:tcW w:w="3032" w:type="dxa"/>
+            <w:tcBorders>
+              <w:top w:val="single" w:sz="8" w:space="0" w:color="auto"/>
+              <w:left w:val="single" w:sz="8" w:space="0" w:color="auto"/>
+              <w:bottom w:val="single" w:sz="8" w:space="0" w:color="auto"/>
+              <w:right w:val="single" w:sz="8" w:space="0" w:color="auto"/>
+            </w:tcBorders>
+            <w:tcMar>
+              <w:left w:w="108" w:type="dxa"/>
+              <w:right w:w="108" w:type="dxa"/>
+            </w:tcMar>
+          </w:tcPr>
+          <w:p>
+            <w:proofErr w:type="spellStart"/>
+            <w:r>
+              <w:rPr>
+                <w:color w:val="000000" w:themeColor="text1"/>
+                <w:szCs w:val="22"/>
+              </w:rPr>
+              <w:t>frekvens</w:t>
+            </w:r>
+            <w:proofErr w:type="spellEnd"/>
+          </w:p>
+        </w:tc>
+        <w:tc>
+          <w:tcPr>
+            <w:tcW w:w="2880" w:type="dxa"/>
+            <w:tcBorders>
+              <w:top w:val="single" w:sz="8" w:space="0" w:color="auto"/>
+              <w:left w:val="single" w:sz="8" w:space="0" w:color="auto"/>
+              <w:bottom w:val="single" w:sz="8" w:space="0" w:color="auto"/>
+              <w:right w:val="single" w:sz="8" w:space="0" w:color="auto"/>
+            </w:tcBorders>
+            <w:tcMar>
+              <w:left w:w="108" w:type="dxa"/>
+              <w:right w:w="108" w:type="dxa"/>
+            </w:tcMar>
+          </w:tcPr>
+          <w:p>
+            <w:proofErr w:type="spellStart"/>
+            <w:r>
+              <w:rPr>
+                <w:color w:val="000000" w:themeColor="text1"/>
+                <w:szCs w:val="22"/>
+              </w:rPr>
+              <w:t>lm</w:t>
+            </w:r>
+            <w:proofErr w:type="spellEnd"/>
+          </w:p>
+        </w:tc>
+      </w:tr>
+      <w:tr>
+        <w:trPr>
+          <w:trHeight w:val="300"/>
+        </w:trPr>
+        <w:tc>
+          <w:tcPr>
+            <w:tcW w:w="3149" w:type="dxa"/>
+            <w:tcBorders>
+              <w:top w:val="single" w:sz="8" w:space="0" w:color="auto"/>
+              <w:left w:val="single" w:sz="8" w:space="0" w:color="auto"/>
+              <w:bottom w:val="single" w:sz="8" w:space="0" w:color="auto"/>
+              <w:right w:val="single" w:sz="8" w:space="0" w:color="auto"/>
+            </w:tcBorders>
+            <w:tcMar>
+              <w:left w:w="108" w:type="dxa"/>
+              <w:right w:w="108" w:type="dxa"/>
+            </w:tcMar>
+          </w:tcPr>
+          <w:p>
+            <w:r>
+              <w:rPr>
+                <w:color w:val="000000" w:themeColor="text1"/>
+                <w:szCs w:val="22"/>
+              </w:rPr>
+              <w:t>maxima</w:t>
+            </w:r>
+          </w:p>
+        </w:tc>
+        <w:tc>
+          <w:tcPr>
+            <w:tcW w:w="3032" w:type="dxa"/>
+            <w:tcBorders>
+              <w:top w:val="single" w:sz="8" w:space="0" w:color="auto"/>
+              <w:left w:val="single" w:sz="8" w:space="0" w:color="auto"/>
+              <w:bottom w:val="single" w:sz="8" w:space="0" w:color="auto"/>
+              <w:right w:val="single" w:sz="8" w:space="0" w:color="auto"/>
+            </w:tcBorders>
+            <w:tcMar>
+              <w:left w:w="108" w:type="dxa"/>
+              <w:right w:w="108" w:type="dxa"/>
+            </w:tcMar>
+          </w:tcPr>
+          <w:p>
+            <w:r>
+              <w:rPr>
+                <w:color w:val="000000" w:themeColor="text1"/>
+                <w:szCs w:val="22"/>
+              </w:rPr>
+              <w:t xml:space="preserve">100 </w:t>
+            </w:r>
+            <w:proofErr w:type="spellStart"/>
+            <w:r>
+              <w:rPr>
+                <w:color w:val="000000" w:themeColor="text1"/>
+                <w:szCs w:val="22"/>
+              </w:rPr>
+              <w:t>Mhz</w:t>
+            </w:r>
+            <w:proofErr w:type="spellEnd"/>
+          </w:p>
+        </w:tc>
+        <w:tc>
+          <w:tcPr>
+            <w:tcW w:w="2880" w:type="dxa"/>
+            <w:tcBorders>
+              <w:top w:val="single" w:sz="8" w:space="0" w:color="auto"/>
+              <w:left w:val="single" w:sz="8" w:space="0" w:color="auto"/>
+              <w:bottom w:val="single" w:sz="8" w:space="0" w:color="auto"/>
+              <w:right w:val="single" w:sz="8" w:space="0" w:color="auto"/>
+            </w:tcBorders>
+            <w:tcMar>
+              <w:left w:w="108" w:type="dxa"/>
+              <w:right w:w="108" w:type="dxa"/>
+            </w:tcMar>
+          </w:tcPr>
+          <w:p>
+            <w:r>
+              <w:rPr>
+                <w:color w:val="000000" w:themeColor="text1"/>
+                <w:szCs w:val="22"/>
+              </w:rPr>
+              <w:t xml:space="preserve">0.1 </w:t>
+            </w:r>
+            <w:proofErr w:type="spellStart"/>
+            <w:r>
+              <w:rPr>
+                <w:color w:val="000000" w:themeColor="text1"/>
+                <w:szCs w:val="22"/>
+              </w:rPr>
+              <w:t>db</w:t>
+            </w:r>
+            <w:proofErr w:type="spellEnd"/>
+          </w:p>
+        </w:tc>
+      </w:tr>
+    </w:tbl>
+    <w:p>
+      <w:pPr>
+        <w:pStyle w:val="Header"/>
+        <w:ind w:left="720"/>
+        <w:rPr>
+          <w:lang w:val="en-US"/>
+        </w:rPr>
+      </w:pPr>
     </w:p>
     <w:p>
       <w:pPr>
-        <w:pStyle w:val="Sidehoved"/>
-        <w:rPr>
-          <w:lang w:val="da-DK"/>
-        </w:rPr>
-      </w:pPr>
-      <w:r>
-        <w:rPr>
-          <w:lang w:val="da-DK"/>
-        </w:rPr>
-        <w:t xml:space="preserve">c) </w:t>
-      </w:r>
-      <w:proofErr w:type="spellStart"/>
-      <w:r>
-        <w:rPr>
-          <w:lang w:val="da-DK"/>
-        </w:rPr>
-        <w:t>Use</w:t>
-      </w:r>
-      <w:proofErr w:type="spellEnd"/>
-      <w:r>
-        <w:rPr>
-          <w:lang w:val="da-DK"/>
-        </w:rPr>
-        <w:t xml:space="preserve"> a </w:t>
-      </w:r>
-      <w:proofErr w:type="spellStart"/>
-      <w:r>
-        <w:rPr>
-          <w:lang w:val="da-DK"/>
-        </w:rPr>
-        <w:t>shorted</w:t>
-      </w:r>
-      <w:proofErr w:type="spellEnd"/>
-      <w:r>
-        <w:rPr>
-          <w:lang w:val="da-DK"/>
-        </w:rPr>
-        <w:t xml:space="preserve"> stub of </w:t>
-      </w:r>
-      <w:r>
-        <w:rPr>
-          <w:lang w:val="da-DK"/>
+        <w:pStyle w:val="Header"/>
+        <w:rPr>
+          <w:lang w:val="en-US"/>
+        </w:rPr>
+      </w:pPr>
+      <w:r>
+        <w:rPr>
+          <w:lang w:val="en-US"/>
+        </w:rPr>
+        <w:t xml:space="preserve">c) Use a shorted stub of </w:t>
+      </w:r>
+      <w:r>
+        <w:rPr>
+          <w:lang w:val="en-US"/>
         </w:rPr>
         <w:t>“25 cm”</w:t>
       </w:r>
       <w:r>
         <w:rPr>
-          <w:lang w:val="da-DK"/>
+          <w:lang w:val="en-US"/>
         </w:rPr>
         <w:t>.</w:t>
       </w:r>
     </w:p>
     <w:p>
       <w:pPr>
-        <w:pStyle w:val="Sidehoved"/>
+        <w:pStyle w:val="Header"/>
         <w:numPr>
           <w:ilvl w:val="0"/>
           <w:numId w:val="27"/>
         </w:numPr>
         <w:rPr>
-          <w:lang w:val="da-DK"/>
-        </w:rPr>
-      </w:pPr>
-      <w:proofErr w:type="spellStart"/>
-      <w:r>
-        <w:rPr>
-          <w:lang w:val="da-DK"/>
-        </w:rPr>
-        <w:t>Record</w:t>
-      </w:r>
-      <w:proofErr w:type="spellEnd"/>
-      <w:r>
-        <w:rPr>
-          <w:lang w:val="da-DK"/>
-        </w:rPr>
-        <w:t xml:space="preserve"> the </w:t>
-      </w:r>
-      <w:proofErr w:type="spellStart"/>
-      <w:r>
-        <w:rPr>
-          <w:lang w:val="da-DK"/>
-        </w:rPr>
-        <w:t>frequency</w:t>
-      </w:r>
-      <w:proofErr w:type="spellEnd"/>
-      <w:r>
-        <w:rPr>
-          <w:lang w:val="da-DK"/>
-        </w:rPr>
-        <w:t xml:space="preserve"> of the </w:t>
-      </w:r>
-      <w:proofErr w:type="spellStart"/>
-      <w:r>
-        <w:rPr>
-          <w:lang w:val="da-DK"/>
-        </w:rPr>
-        <w:t>first</w:t>
-      </w:r>
-      <w:proofErr w:type="spellEnd"/>
-      <w:r>
-        <w:rPr>
-          <w:lang w:val="da-DK"/>
-        </w:rPr>
-        <w:t xml:space="preserve"> |S</w:t>
+          <w:lang w:val="en-US"/>
+        </w:rPr>
+      </w:pPr>
+      <w:r>
+        <w:rPr>
+          <w:lang w:val="en-US"/>
+        </w:rPr>
+        <w:t>Record the frequency of the first |S</w:t>
       </w:r>
       <w:r>
         <w:rPr>
           <w:vertAlign w:val="subscript"/>
-          <w:lang w:val="da-DK"/>
+          <w:lang w:val="en-US"/>
         </w:rPr>
         <w:t>21</w:t>
       </w:r>
       <w:r>
         <w:rPr>
-          <w:lang w:val="da-DK"/>
+          <w:lang w:val="en-US"/>
         </w:rPr>
         <w:t>| minimum.</w:t>
       </w:r>
     </w:p>
     <w:p>
       <w:pPr>
-        <w:pStyle w:val="Sidehoved"/>
+        <w:pStyle w:val="Header"/>
         <w:numPr>
           <w:ilvl w:val="0"/>
           <w:numId w:val="27"/>
         </w:numPr>
         <w:rPr>
-          <w:lang w:val="da-DK"/>
-        </w:rPr>
-      </w:pPr>
-      <w:proofErr w:type="spellStart"/>
-      <w:r>
-        <w:rPr>
-          <w:lang w:val="da-DK"/>
-        </w:rPr>
-        <w:t>Compare</w:t>
-      </w:r>
-      <w:proofErr w:type="spellEnd"/>
-      <w:r>
-        <w:rPr>
-          <w:lang w:val="da-DK"/>
-        </w:rPr>
-        <w:t xml:space="preserve"> the </w:t>
-      </w:r>
-      <w:proofErr w:type="spellStart"/>
-      <w:r>
-        <w:rPr>
-          <w:lang w:val="da-DK"/>
-        </w:rPr>
-        <w:t>result</w:t>
-      </w:r>
-      <w:proofErr w:type="spellEnd"/>
-      <w:r>
-        <w:rPr>
-          <w:lang w:val="da-DK"/>
-        </w:rPr>
-        <w:t xml:space="preserve"> with case (b).</w:t>
+          <w:lang w:val="en-US"/>
+        </w:rPr>
+      </w:pPr>
+      <w:r>
+        <w:rPr>
+          <w:lang w:val="en-US"/>
+        </w:rPr>
+        <w:t>Compare the result with case (b).</w:t>
       </w:r>
     </w:p>
     <w:p>
       <w:pPr>
-        <w:pStyle w:val="Sidehoved"/>
-        <w:rPr>
-          <w:lang w:val="da-DK"/>
-        </w:rPr>
-      </w:pPr>
-      <w:r>
-        <w:rPr>
-          <w:lang w:val="da-DK"/>
-        </w:rPr>
-        <w:t xml:space="preserve">d) </w:t>
-      </w:r>
-      <w:proofErr w:type="spellStart"/>
-      <w:r>
-        <w:rPr>
-          <w:lang w:val="da-DK"/>
-        </w:rPr>
-        <w:t>Use</w:t>
-      </w:r>
-      <w:proofErr w:type="spellEnd"/>
-      <w:r>
-        <w:rPr>
-          <w:lang w:val="da-DK"/>
-        </w:rPr>
-        <w:t xml:space="preserve"> an open stub of </w:t>
-      </w:r>
-      <w:r>
-        <w:rPr>
-          <w:lang w:val="da-DK"/>
-        </w:rPr>
-        <w:t>“</w:t>
-      </w:r>
-      <w:r>
-        <w:rPr>
-          <w:lang w:val="da-DK"/>
-        </w:rPr>
-        <w:t>100</w:t>
-      </w:r>
-      <w:r>
-        <w:rPr>
-          <w:lang w:val="da-DK"/>
-        </w:rPr>
-        <w:t xml:space="preserve"> cm”</w:t>
-      </w:r>
-      <w:r>
-        <w:rPr>
-          <w:lang w:val="da-DK"/>
-        </w:rPr>
-        <w:t>.</w:t>
-      </w:r>
+        <w:pStyle w:val="Header"/>
+        <w:ind w:left="720"/>
+        <w:rPr>
+          <w:lang w:val="en-US"/>
+        </w:rPr>
+      </w:pPr>
+    </w:p>
+    <w:tbl>
+      <w:tblPr>
+        <w:tblStyle w:val="TableGrid"/>
+        <w:tblW w:w="0" w:type="auto"/>
+        <w:tblLayout w:type="fixed"/>
+        <w:tblLook w:val="06A0" w:firstRow="1" w:lastRow="0" w:firstColumn="1" w:lastColumn="0" w:noHBand="1" w:noVBand="1"/>
+      </w:tblPr>
+      <w:tblGrid>
+        <w:gridCol w:w="3149"/>
+        <w:gridCol w:w="3032"/>
+        <w:gridCol w:w="2880"/>
+      </w:tblGrid>
+      <w:tr>
+        <w:trPr>
+          <w:trHeight w:val="300"/>
+        </w:trPr>
+        <w:tc>
+          <w:tcPr>
+            <w:tcW w:w="3149" w:type="dxa"/>
+            <w:tcBorders>
+              <w:top w:val="single" w:sz="8" w:space="0" w:color="auto"/>
+              <w:left w:val="single" w:sz="8" w:space="0" w:color="auto"/>
+              <w:bottom w:val="single" w:sz="8" w:space="0" w:color="auto"/>
+              <w:right w:val="single" w:sz="8" w:space="0" w:color="auto"/>
+            </w:tcBorders>
+            <w:tcMar>
+              <w:left w:w="108" w:type="dxa"/>
+              <w:right w:w="108" w:type="dxa"/>
+            </w:tcMar>
+          </w:tcPr>
+          <w:p>
+            <w:pPr>
+              <w:rPr>
+                <w:color w:val="000000" w:themeColor="text1"/>
+                <w:szCs w:val="22"/>
+              </w:rPr>
+            </w:pPr>
+          </w:p>
+        </w:tc>
+        <w:tc>
+          <w:tcPr>
+            <w:tcW w:w="3032" w:type="dxa"/>
+            <w:tcBorders>
+              <w:top w:val="single" w:sz="8" w:space="0" w:color="auto"/>
+              <w:left w:val="single" w:sz="8" w:space="0" w:color="auto"/>
+              <w:bottom w:val="single" w:sz="8" w:space="0" w:color="auto"/>
+              <w:right w:val="single" w:sz="8" w:space="0" w:color="auto"/>
+            </w:tcBorders>
+            <w:tcMar>
+              <w:left w:w="108" w:type="dxa"/>
+              <w:right w:w="108" w:type="dxa"/>
+            </w:tcMar>
+          </w:tcPr>
+          <w:p>
+            <w:proofErr w:type="spellStart"/>
+            <w:r>
+              <w:rPr>
+                <w:color w:val="000000" w:themeColor="text1"/>
+                <w:szCs w:val="22"/>
+              </w:rPr>
+              <w:t>frekvens</w:t>
+            </w:r>
+            <w:proofErr w:type="spellEnd"/>
+          </w:p>
+        </w:tc>
+        <w:tc>
+          <w:tcPr>
+            <w:tcW w:w="2880" w:type="dxa"/>
+            <w:tcBorders>
+              <w:top w:val="single" w:sz="8" w:space="0" w:color="auto"/>
+              <w:left w:val="single" w:sz="8" w:space="0" w:color="auto"/>
+              <w:bottom w:val="single" w:sz="8" w:space="0" w:color="auto"/>
+              <w:right w:val="single" w:sz="8" w:space="0" w:color="auto"/>
+            </w:tcBorders>
+            <w:tcMar>
+              <w:left w:w="108" w:type="dxa"/>
+              <w:right w:w="108" w:type="dxa"/>
+            </w:tcMar>
+          </w:tcPr>
+          <w:p>
+            <w:proofErr w:type="spellStart"/>
+            <w:r>
+              <w:rPr>
+                <w:color w:val="000000" w:themeColor="text1"/>
+                <w:szCs w:val="22"/>
+              </w:rPr>
+              <w:t>lm</w:t>
+            </w:r>
+            <w:proofErr w:type="spellEnd"/>
+          </w:p>
+        </w:tc>
+      </w:tr>
+      <w:tr>
+        <w:trPr>
+          <w:trHeight w:val="300"/>
+        </w:trPr>
+        <w:tc>
+          <w:tcPr>
+            <w:tcW w:w="3149" w:type="dxa"/>
+            <w:tcBorders>
+              <w:top w:val="single" w:sz="8" w:space="0" w:color="auto"/>
+              <w:left w:val="single" w:sz="8" w:space="0" w:color="auto"/>
+              <w:bottom w:val="single" w:sz="8" w:space="0" w:color="auto"/>
+              <w:right w:val="single" w:sz="8" w:space="0" w:color="auto"/>
+            </w:tcBorders>
+            <w:tcMar>
+              <w:left w:w="108" w:type="dxa"/>
+              <w:right w:w="108" w:type="dxa"/>
+            </w:tcMar>
+          </w:tcPr>
+          <w:p>
+            <w:r>
+              <w:rPr>
+                <w:color w:val="000000" w:themeColor="text1"/>
+                <w:szCs w:val="22"/>
+              </w:rPr>
+              <w:t>maxima</w:t>
+            </w:r>
+          </w:p>
+        </w:tc>
+        <w:tc>
+          <w:tcPr>
+            <w:tcW w:w="3032" w:type="dxa"/>
+            <w:tcBorders>
+              <w:top w:val="single" w:sz="8" w:space="0" w:color="auto"/>
+              <w:left w:val="single" w:sz="8" w:space="0" w:color="auto"/>
+              <w:bottom w:val="single" w:sz="8" w:space="0" w:color="auto"/>
+              <w:right w:val="single" w:sz="8" w:space="0" w:color="auto"/>
+            </w:tcBorders>
+            <w:tcMar>
+              <w:left w:w="108" w:type="dxa"/>
+              <w:right w:w="108" w:type="dxa"/>
+            </w:tcMar>
+          </w:tcPr>
+          <w:p>
+            <w:r>
+              <w:rPr>
+                <w:color w:val="000000" w:themeColor="text1"/>
+                <w:szCs w:val="22"/>
+              </w:rPr>
+              <w:t xml:space="preserve">100 </w:t>
+            </w:r>
+            <w:proofErr w:type="spellStart"/>
+            <w:r>
+              <w:rPr>
+                <w:color w:val="000000" w:themeColor="text1"/>
+                <w:szCs w:val="22"/>
+              </w:rPr>
+              <w:t>Mhz</w:t>
+            </w:r>
+            <w:proofErr w:type="spellEnd"/>
+          </w:p>
+        </w:tc>
+        <w:tc>
+          <w:tcPr>
+            <w:tcW w:w="2880" w:type="dxa"/>
+            <w:tcBorders>
+              <w:top w:val="single" w:sz="8" w:space="0" w:color="auto"/>
+              <w:left w:val="single" w:sz="8" w:space="0" w:color="auto"/>
+              <w:bottom w:val="single" w:sz="8" w:space="0" w:color="auto"/>
+              <w:right w:val="single" w:sz="8" w:space="0" w:color="auto"/>
+            </w:tcBorders>
+            <w:tcMar>
+              <w:left w:w="108" w:type="dxa"/>
+              <w:right w:w="108" w:type="dxa"/>
+            </w:tcMar>
+          </w:tcPr>
+          <w:p>
+            <w:r>
+              <w:rPr>
+                <w:color w:val="000000" w:themeColor="text1"/>
+                <w:szCs w:val="22"/>
+              </w:rPr>
+              <w:t xml:space="preserve">0.1 </w:t>
+            </w:r>
+            <w:proofErr w:type="spellStart"/>
+            <w:r>
+              <w:rPr>
+                <w:color w:val="000000" w:themeColor="text1"/>
+                <w:szCs w:val="22"/>
+              </w:rPr>
+              <w:t>db</w:t>
+            </w:r>
+            <w:proofErr w:type="spellEnd"/>
+          </w:p>
+        </w:tc>
+      </w:tr>
+    </w:tbl>
+    <w:p>
+      <w:pPr>
+        <w:pStyle w:val="Header"/>
+        <w:ind w:left="720"/>
+        <w:rPr>
+          <w:lang w:val="en-US"/>
+        </w:rPr>
+      </w:pPr>
     </w:p>
     <w:p>
       <w:pPr>
-        <w:pStyle w:val="Sidehoved"/>
+        <w:pStyle w:val="Header"/>
+        <w:rPr>
+          <w:lang w:val="en-US"/>
+        </w:rPr>
+      </w:pPr>
+      <w:r>
+        <w:rPr>
+          <w:lang w:val="en-US"/>
+        </w:rPr>
+        <w:t xml:space="preserve">d) Use an open stub of </w:t>
+      </w:r>
+      <w:r>
+        <w:rPr>
+          <w:lang w:val="en-US"/>
+        </w:rPr>
+        <w:t>“100 cm”</w:t>
+      </w:r>
+      <w:r>
+        <w:rPr>
+          <w:lang w:val="en-US"/>
+        </w:rPr>
+        <w:t>.</w:t>
+      </w:r>
+    </w:p>
+    <w:p>
+      <w:pPr>
+        <w:pStyle w:val="Header"/>
         <w:numPr>
           <w:ilvl w:val="0"/>
           <w:numId w:val="28"/>
         </w:numPr>
         <w:rPr>
-          <w:lang w:val="da-DK"/>
-        </w:rPr>
-      </w:pPr>
-      <w:proofErr w:type="spellStart"/>
-      <w:r>
-        <w:rPr>
-          <w:lang w:val="da-DK"/>
-        </w:rPr>
-        <w:t>Record</w:t>
-      </w:r>
-      <w:proofErr w:type="spellEnd"/>
-      <w:r>
-        <w:rPr>
-          <w:lang w:val="da-DK"/>
-        </w:rPr>
-        <w:t xml:space="preserve"> at </w:t>
-      </w:r>
-      <w:proofErr w:type="spellStart"/>
-      <w:r>
-        <w:rPr>
-          <w:lang w:val="da-DK"/>
-        </w:rPr>
-        <w:t>least</w:t>
-      </w:r>
-      <w:proofErr w:type="spellEnd"/>
-      <w:r>
-        <w:rPr>
-          <w:lang w:val="da-DK"/>
-        </w:rPr>
-        <w:t xml:space="preserve"> </w:t>
-      </w:r>
-      <w:proofErr w:type="spellStart"/>
-      <w:r>
-        <w:rPr>
-          <w:lang w:val="da-DK"/>
-        </w:rPr>
-        <w:t>two</w:t>
-      </w:r>
-      <w:proofErr w:type="spellEnd"/>
-      <w:r>
-        <w:rPr>
-          <w:lang w:val="da-DK"/>
-        </w:rPr>
-        <w:t xml:space="preserve"> minima of |S</w:t>
+          <w:lang w:val="en-US"/>
+        </w:rPr>
+      </w:pPr>
+      <w:r>
+        <w:rPr>
+          <w:lang w:val="en-US"/>
+        </w:rPr>
+        <w:t>Record at least two minima of |S</w:t>
       </w:r>
       <w:r>
         <w:rPr>
           <w:vertAlign w:val="subscript"/>
-          <w:lang w:val="da-DK"/>
+          <w:lang w:val="en-US"/>
         </w:rPr>
         <w:t>21</w:t>
       </w:r>
       <w:r>
         <w:rPr>
-          <w:lang w:val="da-DK"/>
-        </w:rPr>
-        <w:t xml:space="preserve">| and </w:t>
-      </w:r>
-      <w:proofErr w:type="spellStart"/>
-      <w:r>
-        <w:rPr>
-          <w:lang w:val="da-DK"/>
-        </w:rPr>
-        <w:t>their</w:t>
-      </w:r>
-      <w:proofErr w:type="spellEnd"/>
-      <w:r>
-        <w:rPr>
-          <w:lang w:val="da-DK"/>
-        </w:rPr>
-        <w:t xml:space="preserve"> </w:t>
-      </w:r>
-      <w:proofErr w:type="spellStart"/>
-      <w:r>
-        <w:rPr>
-          <w:lang w:val="da-DK"/>
-        </w:rPr>
-        <w:t>frequencies</w:t>
-      </w:r>
-      <w:proofErr w:type="spellEnd"/>
-      <w:r>
-        <w:rPr>
-          <w:lang w:val="da-DK"/>
-        </w:rPr>
-        <w:t>.</w:t>
+          <w:lang w:val="en-US"/>
+        </w:rPr>
+        <w:t>| and their frequencies.</w:t>
       </w:r>
     </w:p>
     <w:p>
       <w:pPr>
-        <w:pStyle w:val="Sidehoved"/>
+        <w:pStyle w:val="Header"/>
         <w:numPr>
           <w:ilvl w:val="0"/>
           <w:numId w:val="28"/>
         </w:numPr>
         <w:rPr>
-          <w:lang w:val="da-DK"/>
-        </w:rPr>
-      </w:pPr>
-      <w:proofErr w:type="spellStart"/>
-      <w:r>
-        <w:rPr>
-          <w:lang w:val="da-DK"/>
-        </w:rPr>
-        <w:t>Compare</w:t>
-      </w:r>
-      <w:proofErr w:type="spellEnd"/>
-      <w:r>
-        <w:rPr>
-          <w:lang w:val="da-DK"/>
-        </w:rPr>
-        <w:t xml:space="preserve"> the </w:t>
-      </w:r>
-      <w:proofErr w:type="spellStart"/>
-      <w:r>
-        <w:rPr>
-          <w:lang w:val="da-DK"/>
-        </w:rPr>
-        <w:t>results</w:t>
-      </w:r>
-      <w:proofErr w:type="spellEnd"/>
-      <w:r>
-        <w:rPr>
-          <w:lang w:val="da-DK"/>
-        </w:rPr>
-        <w:t xml:space="preserve"> with (b) and (c).</w:t>
+          <w:lang w:val="en-US"/>
+        </w:rPr>
+      </w:pPr>
+      <w:r>
+        <w:rPr>
+          <w:lang w:val="en-US"/>
+        </w:rPr>
+        <w:t>Compare the results with (b) and (c).</w:t>
       </w:r>
     </w:p>
     <w:p>
       <w:pPr>
-        <w:pStyle w:val="Sidehoved"/>
+        <w:pStyle w:val="Header"/>
         <w:numPr>
           <w:ilvl w:val="0"/>
           <w:numId w:val="28"/>
         </w:numPr>
         <w:rPr>
-          <w:lang w:val="da-DK"/>
-        </w:rPr>
-      </w:pPr>
-      <w:proofErr w:type="spellStart"/>
-      <w:r>
-        <w:rPr>
-          <w:lang w:val="da-DK"/>
-        </w:rPr>
-        <w:t>Explain</w:t>
-      </w:r>
-      <w:proofErr w:type="spellEnd"/>
-      <w:r>
-        <w:rPr>
-          <w:lang w:val="da-DK"/>
-        </w:rPr>
-        <w:t xml:space="preserve"> </w:t>
-      </w:r>
-      <w:proofErr w:type="spellStart"/>
-      <w:r>
-        <w:rPr>
-          <w:lang w:val="da-DK"/>
-        </w:rPr>
-        <w:t>why</w:t>
-      </w:r>
-      <w:proofErr w:type="spellEnd"/>
-      <w:r>
-        <w:rPr>
-          <w:lang w:val="da-DK"/>
-        </w:rPr>
-        <w:t xml:space="preserve"> more minima </w:t>
-      </w:r>
-      <w:proofErr w:type="spellStart"/>
-      <w:r>
-        <w:rPr>
-          <w:lang w:val="da-DK"/>
-        </w:rPr>
-        <w:t>appear</w:t>
-      </w:r>
-      <w:proofErr w:type="spellEnd"/>
-      <w:r>
-        <w:rPr>
-          <w:lang w:val="da-DK"/>
-        </w:rPr>
-        <w:t xml:space="preserve"> in </w:t>
-      </w:r>
-      <w:proofErr w:type="spellStart"/>
-      <w:r>
-        <w:rPr>
-          <w:lang w:val="da-DK"/>
-        </w:rPr>
-        <w:t>this</w:t>
-      </w:r>
-      <w:proofErr w:type="spellEnd"/>
-      <w:r>
-        <w:rPr>
-          <w:lang w:val="da-DK"/>
-        </w:rPr>
-        <w:t xml:space="preserve"> case.</w:t>
-      </w:r>
+          <w:lang w:val="en-US"/>
+        </w:rPr>
+      </w:pPr>
+      <w:r>
+        <w:rPr>
+          <w:lang w:val="en-US"/>
+        </w:rPr>
+        <w:t xml:space="preserve">Explain why more </w:t>
+      </w:r>
+      <w:proofErr w:type="gramStart"/>
+      <w:r>
+        <w:rPr>
+          <w:lang w:val="en-US"/>
+        </w:rPr>
+        <w:t>minima</w:t>
+      </w:r>
+      <w:proofErr w:type="gramEnd"/>
+      <w:r>
+        <w:rPr>
+          <w:lang w:val="en-US"/>
+        </w:rPr>
+        <w:t xml:space="preserve"> appear in this case.</w:t>
+      </w:r>
+    </w:p>
+    <w:tbl>
+      <w:tblPr>
+        <w:tblStyle w:val="TableGrid"/>
+        <w:tblW w:w="0" w:type="auto"/>
+        <w:tblLayout w:type="fixed"/>
+        <w:tblLook w:val="06A0" w:firstRow="1" w:lastRow="0" w:firstColumn="1" w:lastColumn="0" w:noHBand="1" w:noVBand="1"/>
+      </w:tblPr>
+      <w:tblGrid>
+        <w:gridCol w:w="3149"/>
+        <w:gridCol w:w="3032"/>
+        <w:gridCol w:w="2880"/>
+      </w:tblGrid>
+      <w:tr>
+        <w:trPr>
+          <w:trHeight w:val="300"/>
+        </w:trPr>
+        <w:tc>
+          <w:tcPr>
+            <w:tcW w:w="3149" w:type="dxa"/>
+            <w:tcBorders>
+              <w:top w:val="single" w:sz="8" w:space="0" w:color="auto"/>
+              <w:left w:val="single" w:sz="8" w:space="0" w:color="auto"/>
+              <w:bottom w:val="single" w:sz="8" w:space="0" w:color="auto"/>
+              <w:right w:val="single" w:sz="8" w:space="0" w:color="auto"/>
+            </w:tcBorders>
+            <w:tcMar>
+              <w:left w:w="108" w:type="dxa"/>
+              <w:right w:w="108" w:type="dxa"/>
+            </w:tcMar>
+          </w:tcPr>
+          <w:p>
+            <w:pPr>
+              <w:rPr>
+                <w:color w:val="000000" w:themeColor="text1"/>
+                <w:szCs w:val="22"/>
+              </w:rPr>
+            </w:pPr>
+          </w:p>
+        </w:tc>
+        <w:tc>
+          <w:tcPr>
+            <w:tcW w:w="3032" w:type="dxa"/>
+            <w:tcBorders>
+              <w:top w:val="single" w:sz="8" w:space="0" w:color="auto"/>
+              <w:left w:val="single" w:sz="8" w:space="0" w:color="auto"/>
+              <w:bottom w:val="single" w:sz="8" w:space="0" w:color="auto"/>
+              <w:right w:val="single" w:sz="8" w:space="0" w:color="auto"/>
+            </w:tcBorders>
+            <w:tcMar>
+              <w:left w:w="108" w:type="dxa"/>
+              <w:right w:w="108" w:type="dxa"/>
+            </w:tcMar>
+          </w:tcPr>
+          <w:p>
+            <w:proofErr w:type="spellStart"/>
+            <w:r>
+              <w:rPr>
+                <w:color w:val="000000" w:themeColor="text1"/>
+                <w:szCs w:val="22"/>
+              </w:rPr>
+              <w:t>frekvens</w:t>
+            </w:r>
+            <w:proofErr w:type="spellEnd"/>
+          </w:p>
+        </w:tc>
+        <w:tc>
+          <w:tcPr>
+            <w:tcW w:w="2880" w:type="dxa"/>
+            <w:tcBorders>
+              <w:top w:val="single" w:sz="8" w:space="0" w:color="auto"/>
+              <w:left w:val="single" w:sz="8" w:space="0" w:color="auto"/>
+              <w:bottom w:val="single" w:sz="8" w:space="0" w:color="auto"/>
+              <w:right w:val="single" w:sz="8" w:space="0" w:color="auto"/>
+            </w:tcBorders>
+            <w:tcMar>
+              <w:left w:w="108" w:type="dxa"/>
+              <w:right w:w="108" w:type="dxa"/>
+            </w:tcMar>
+          </w:tcPr>
+          <w:p>
+            <w:proofErr w:type="spellStart"/>
+            <w:r>
+              <w:rPr>
+                <w:color w:val="000000" w:themeColor="text1"/>
+                <w:szCs w:val="22"/>
+              </w:rPr>
+              <w:t>lm</w:t>
+            </w:r>
+            <w:proofErr w:type="spellEnd"/>
+          </w:p>
+        </w:tc>
+      </w:tr>
+      <w:tr>
+        <w:trPr>
+          <w:trHeight w:val="300"/>
+        </w:trPr>
+        <w:tc>
+          <w:tcPr>
+            <w:tcW w:w="3149" w:type="dxa"/>
+            <w:tcBorders>
+              <w:top w:val="single" w:sz="8" w:space="0" w:color="auto"/>
+              <w:left w:val="single" w:sz="8" w:space="0" w:color="auto"/>
+              <w:bottom w:val="single" w:sz="8" w:space="0" w:color="auto"/>
+              <w:right w:val="single" w:sz="8" w:space="0" w:color="auto"/>
+            </w:tcBorders>
+            <w:tcMar>
+              <w:left w:w="108" w:type="dxa"/>
+              <w:right w:w="108" w:type="dxa"/>
+            </w:tcMar>
+          </w:tcPr>
+          <w:p>
+            <w:r>
+              <w:rPr>
+                <w:color w:val="000000" w:themeColor="text1"/>
+                <w:szCs w:val="22"/>
+              </w:rPr>
+              <w:t>maxima</w:t>
+            </w:r>
+          </w:p>
+        </w:tc>
+        <w:tc>
+          <w:tcPr>
+            <w:tcW w:w="3032" w:type="dxa"/>
+            <w:tcBorders>
+              <w:top w:val="single" w:sz="8" w:space="0" w:color="auto"/>
+              <w:left w:val="single" w:sz="8" w:space="0" w:color="auto"/>
+              <w:bottom w:val="single" w:sz="8" w:space="0" w:color="auto"/>
+              <w:right w:val="single" w:sz="8" w:space="0" w:color="auto"/>
+            </w:tcBorders>
+            <w:tcMar>
+              <w:left w:w="108" w:type="dxa"/>
+              <w:right w:w="108" w:type="dxa"/>
+            </w:tcMar>
+          </w:tcPr>
+          <w:p>
+            <w:r>
+              <w:rPr>
+                <w:color w:val="000000" w:themeColor="text1"/>
+                <w:szCs w:val="22"/>
+              </w:rPr>
+              <w:t xml:space="preserve">100 </w:t>
+            </w:r>
+            <w:proofErr w:type="spellStart"/>
+            <w:r>
+              <w:rPr>
+                <w:color w:val="000000" w:themeColor="text1"/>
+                <w:szCs w:val="22"/>
+              </w:rPr>
+              <w:t>Mhz</w:t>
+            </w:r>
+            <w:proofErr w:type="spellEnd"/>
+          </w:p>
+        </w:tc>
+        <w:tc>
+          <w:tcPr>
+            <w:tcW w:w="2880" w:type="dxa"/>
+            <w:tcBorders>
+              <w:top w:val="single" w:sz="8" w:space="0" w:color="auto"/>
+              <w:left w:val="single" w:sz="8" w:space="0" w:color="auto"/>
+              <w:bottom w:val="single" w:sz="8" w:space="0" w:color="auto"/>
+              <w:right w:val="single" w:sz="8" w:space="0" w:color="auto"/>
+            </w:tcBorders>
+            <w:tcMar>
+              <w:left w:w="108" w:type="dxa"/>
+              <w:right w:w="108" w:type="dxa"/>
+            </w:tcMar>
+          </w:tcPr>
+          <w:p>
+            <w:r>
+              <w:rPr>
+                <w:color w:val="000000" w:themeColor="text1"/>
+                <w:szCs w:val="22"/>
+              </w:rPr>
+              <w:t xml:space="preserve">0.1 </w:t>
+            </w:r>
+            <w:proofErr w:type="spellStart"/>
+            <w:r>
+              <w:rPr>
+                <w:color w:val="000000" w:themeColor="text1"/>
+                <w:szCs w:val="22"/>
+              </w:rPr>
+              <w:t>db</w:t>
+            </w:r>
+            <w:proofErr w:type="spellEnd"/>
+          </w:p>
+        </w:tc>
+      </w:tr>
+    </w:tbl>
+    <w:p>
+      <w:pPr>
+        <w:pStyle w:val="Header"/>
+        <w:ind w:left="720"/>
+        <w:rPr>
+          <w:lang w:val="en-US"/>
+        </w:rPr>
+      </w:pPr>
     </w:p>
     <w:p>
       <w:pPr>
         <w:rPr>
           <w:b/>
           <w:bCs/>
-          <w:lang w:val="da-DK"/>
+          <w:lang w:val="en-US"/>
         </w:rPr>
       </w:pPr>
     </w:p>
     <w:p>
       <w:pPr>
         <w:rPr>
-          <w:lang w:val="da-DK"/>
+          <w:lang w:val="en-US"/>
         </w:rPr>
       </w:pPr>
       <w:r>
@@ -11825,6 +11257,7 @@
           <w:noProof/>
           <w:u w:val="single"/>
         </w:rPr>
+        <w:lastRenderedPageBreak/>
         <mc:AlternateContent>
           <mc:Choice Requires="wps">
             <w:drawing>
@@ -11903,7 +11336,7 @@
                                           <pic:cNvPicPr/>
                                         </pic:nvPicPr>
                                         <pic:blipFill>
-                                          <a:blip r:embed="rId18">
+                                          <a:blip r:embed="rId16">
                                             <a:extLst>
                                               <a:ext uri="{28A0092B-C50C-407E-A947-70E740481C1C}">
                                                 <a14:useLocalDpi xmlns:a14="http://schemas.microsoft.com/office/drawing/2010/main" val="0"/>
@@ -11957,7 +11390,7 @@
                                           <pic:cNvPicPr/>
                                         </pic:nvPicPr>
                                         <pic:blipFill>
-                                          <a:blip r:embed="rId19"/>
+                                          <a:blip r:embed="rId17"/>
                                           <a:stretch>
                                             <a:fillRect/>
                                           </a:stretch>
@@ -12000,7 +11433,7 @@
           </mc:Choice>
           <mc:Fallback>
             <w:pict>
-              <v:rect w14:anchorId="409FDF49" id="_x0000_s1029" style="position:absolute;margin-left:257.1pt;margin-top:11.1pt;width:198.75pt;height:165.05pt;z-index:251668480;visibility:visible;mso-wrap-style:square;mso-width-percent:0;mso-height-percent:0;mso-wrap-distance-left:9pt;mso-wrap-distance-top:0;mso-wrap-distance-right:9pt;mso-wrap-distance-bottom:0;mso-position-horizontal:absolute;mso-position-horizontal-relative:text;mso-position-vertical:absolute;mso-position-vertical-relative:text;mso-width-percent:0;mso-height-percent:0;mso-width-relative:margin;mso-height-relative:margin;v-text-anchor:middle" o:gfxdata="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" filled="f" stroked="f" strokeweight="1pt">
+              <v:rect w14:anchorId="409FDF49" id="_x0000_s1029" style="position:absolute;margin-left:257.1pt;margin-top:11.1pt;width:198.75pt;height:165.05pt;z-index:251668480;visibility:visible;mso-wrap-style:square;mso-width-percent:0;mso-height-percent:0;mso-wrap-distance-left:9pt;mso-wrap-distance-top:0;mso-wrap-distance-right:9pt;mso-wrap-distance-bottom:0;mso-position-horizontal:absolute;mso-position-horizontal-relative:text;mso-position-vertical:absolute;mso-position-vertical-relative:text;mso-width-percent:0;mso-height-percent:0;mso-width-relative:margin;mso-height-relative:margin;v-text-anchor:middle" o:gfxdata="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" filled="f" stroked="f" strokeweight="1pt">
                 <v:textbox>
                   <w:txbxContent>
                     <w:p>
@@ -12030,7 +11463,7 @@
                                     <pic:cNvPicPr/>
                                   </pic:nvPicPr>
                                   <pic:blipFill>
-                                    <a:blip r:embed="rId18">
+                                    <a:blip r:embed="rId16">
                                       <a:extLst>
                                         <a:ext uri="{28A0092B-C50C-407E-A947-70E740481C1C}">
                                           <a14:useLocalDpi xmlns:a14="http://schemas.microsoft.com/office/drawing/2010/main" val="0"/>
@@ -12084,7 +11517,7 @@
                                     <pic:cNvPicPr/>
                                   </pic:nvPicPr>
                                   <pic:blipFill>
-                                    <a:blip r:embed="rId19"/>
+                                    <a:blip r:embed="rId17"/>
                                     <a:stretch>
                                       <a:fillRect/>
                                     </a:stretch>
@@ -12150,414 +11583,114 @@
       </w:r>
       <w:r>
         <w:rPr>
-          <w:lang w:val="da-DK"/>
-        </w:rPr>
-        <w:t xml:space="preserve">Make the </w:t>
+          <w:lang w:val="en-US"/>
+        </w:rPr>
+        <w:t xml:space="preserve">Make the setup sketched in Figure 4, representing a mismatched TL circuit. Your task is to </w:t>
+      </w:r>
+      <w:r>
+        <w:rPr>
+          <w:lang w:val="en-US"/>
+        </w:rPr>
+        <w:t>make</w:t>
+      </w:r>
+      <w:r>
+        <w:rPr>
+          <w:lang w:val="en-US"/>
+        </w:rPr>
+        <w:t xml:space="preserve"> a single-stub tuner that matches the line</w:t>
+      </w:r>
+      <w:r>
+        <w:rPr>
+          <w:lang w:val="en-US"/>
+        </w:rPr>
+        <w:t xml:space="preserve"> to the load</w:t>
+      </w:r>
+      <w:r>
+        <w:rPr>
+          <w:lang w:val="en-US"/>
+        </w:rPr>
+        <w:t>. You need to reduce |S</w:t>
+      </w:r>
+      <w:r>
+        <w:rPr>
+          <w:vertAlign w:val="subscript"/>
+          <w:lang w:val="en-US"/>
+        </w:rPr>
+        <w:t>11</w:t>
+      </w:r>
+      <w:r>
+        <w:rPr>
+          <w:lang w:val="en-US"/>
+        </w:rPr>
+        <w:t>| to less than –20 dB</w:t>
+      </w:r>
+      <w:r>
+        <w:rPr>
+          <w:lang w:val="en-US"/>
+        </w:rPr>
+        <w:t xml:space="preserve"> at a frequency between 2</w:t>
+      </w:r>
+      <w:r>
+        <w:rPr>
+          <w:lang w:val="en-US"/>
+        </w:rPr>
+        <w:t>0</w:t>
+      </w:r>
+      <w:r>
+        <w:rPr>
+          <w:lang w:val="en-US"/>
+        </w:rPr>
+        <w:t>0</w:t>
+      </w:r>
+      <w:r>
+        <w:rPr>
+          <w:lang w:val="en-US"/>
+        </w:rPr>
+        <w:t xml:space="preserve"> MHz and </w:t>
+      </w:r>
+      <w:r>
+        <w:rPr>
+          <w:lang w:val="en-US"/>
+        </w:rPr>
+        <w:t>30</w:t>
+      </w:r>
+      <w:r>
+        <w:rPr>
+          <w:lang w:val="en-US"/>
+        </w:rPr>
+        <w:t xml:space="preserve">0 </w:t>
       </w:r>
       <w:proofErr w:type="spellStart"/>
       <w:r>
         <w:rPr>
-          <w:lang w:val="da-DK"/>
-        </w:rPr>
-        <w:t>setup</w:t>
+          <w:lang w:val="en-US"/>
+        </w:rPr>
+        <w:t>MHz.</w:t>
       </w:r>
       <w:proofErr w:type="spellEnd"/>
       <w:r>
         <w:rPr>
-          <w:lang w:val="da-DK"/>
-        </w:rPr>
-        <w:t xml:space="preserve"> </w:t>
-      </w:r>
-      <w:proofErr w:type="spellStart"/>
-      <w:r>
-        <w:rPr>
-          <w:lang w:val="da-DK"/>
-        </w:rPr>
-        <w:t>sketched</w:t>
-      </w:r>
-      <w:proofErr w:type="spellEnd"/>
-      <w:r>
-        <w:rPr>
-          <w:lang w:val="da-DK"/>
-        </w:rPr>
-        <w:t xml:space="preserve"> in </w:t>
-      </w:r>
-      <w:proofErr w:type="spellStart"/>
-      <w:r>
-        <w:rPr>
-          <w:lang w:val="da-DK"/>
-        </w:rPr>
-        <w:t>Figure</w:t>
-      </w:r>
-      <w:proofErr w:type="spellEnd"/>
-      <w:r>
-        <w:rPr>
-          <w:lang w:val="da-DK"/>
-        </w:rPr>
-        <w:t xml:space="preserve"> 4, </w:t>
-      </w:r>
-      <w:proofErr w:type="spellStart"/>
-      <w:r>
-        <w:rPr>
-          <w:lang w:val="da-DK"/>
-        </w:rPr>
-        <w:t>representing</w:t>
-      </w:r>
-      <w:proofErr w:type="spellEnd"/>
-      <w:r>
-        <w:rPr>
-          <w:lang w:val="da-DK"/>
-        </w:rPr>
-        <w:t xml:space="preserve"> a </w:t>
-      </w:r>
-      <w:proofErr w:type="spellStart"/>
-      <w:r>
-        <w:rPr>
-          <w:lang w:val="da-DK"/>
-        </w:rPr>
-        <w:t>mismatched</w:t>
-      </w:r>
-      <w:proofErr w:type="spellEnd"/>
-      <w:r>
-        <w:rPr>
-          <w:lang w:val="da-DK"/>
-        </w:rPr>
-        <w:t xml:space="preserve"> TL </w:t>
-      </w:r>
-      <w:proofErr w:type="spellStart"/>
-      <w:r>
-        <w:rPr>
-          <w:lang w:val="da-DK"/>
-        </w:rPr>
-        <w:t>circuit</w:t>
-      </w:r>
-      <w:proofErr w:type="spellEnd"/>
-      <w:r>
-        <w:rPr>
-          <w:lang w:val="da-DK"/>
-        </w:rPr>
-        <w:t xml:space="preserve">. </w:t>
-      </w:r>
-      <w:proofErr w:type="spellStart"/>
-      <w:r>
-        <w:rPr>
-          <w:lang w:val="da-DK"/>
-        </w:rPr>
-        <w:t>Your</w:t>
-      </w:r>
-      <w:proofErr w:type="spellEnd"/>
-      <w:r>
-        <w:rPr>
-          <w:lang w:val="da-DK"/>
-        </w:rPr>
-        <w:t xml:space="preserve"> task is to </w:t>
-      </w:r>
-      <w:proofErr w:type="spellStart"/>
-      <w:r>
-        <w:rPr>
-          <w:lang w:val="da-DK"/>
-        </w:rPr>
-        <w:t>make</w:t>
-      </w:r>
-      <w:proofErr w:type="spellEnd"/>
-      <w:r>
-        <w:rPr>
-          <w:lang w:val="da-DK"/>
-        </w:rPr>
-        <w:t xml:space="preserve"> a single-stub tuner </w:t>
-      </w:r>
-      <w:proofErr w:type="spellStart"/>
-      <w:r>
-        <w:rPr>
-          <w:lang w:val="da-DK"/>
-        </w:rPr>
-        <w:t>that</w:t>
-      </w:r>
-      <w:proofErr w:type="spellEnd"/>
-      <w:r>
-        <w:rPr>
-          <w:lang w:val="da-DK"/>
-        </w:rPr>
-        <w:t xml:space="preserve"> matches the line</w:t>
-      </w:r>
-      <w:r>
-        <w:rPr>
-          <w:lang w:val="da-DK"/>
-        </w:rPr>
-        <w:t xml:space="preserve"> to the load</w:t>
-      </w:r>
-      <w:r>
-        <w:rPr>
-          <w:lang w:val="da-DK"/>
-        </w:rPr>
-        <w:t xml:space="preserve">. </w:t>
-      </w:r>
-      <w:proofErr w:type="spellStart"/>
-      <w:r>
-        <w:rPr>
-          <w:lang w:val="da-DK"/>
-        </w:rPr>
-        <w:t>You</w:t>
-      </w:r>
-      <w:proofErr w:type="spellEnd"/>
-      <w:r>
-        <w:rPr>
-          <w:lang w:val="da-DK"/>
-        </w:rPr>
-        <w:t xml:space="preserve"> </w:t>
-      </w:r>
-      <w:proofErr w:type="spellStart"/>
-      <w:r>
-        <w:rPr>
-          <w:lang w:val="da-DK"/>
-        </w:rPr>
-        <w:t>need</w:t>
-      </w:r>
-      <w:proofErr w:type="spellEnd"/>
-      <w:r>
-        <w:rPr>
-          <w:lang w:val="da-DK"/>
-        </w:rPr>
-        <w:t xml:space="preserve"> to </w:t>
-      </w:r>
-      <w:proofErr w:type="spellStart"/>
-      <w:r>
-        <w:rPr>
-          <w:lang w:val="da-DK"/>
-        </w:rPr>
-        <w:t>reduce</w:t>
-      </w:r>
-      <w:proofErr w:type="spellEnd"/>
-      <w:r>
-        <w:rPr>
-          <w:lang w:val="da-DK"/>
-        </w:rPr>
-        <w:t xml:space="preserve"> </w:t>
-      </w:r>
-      <w:r>
-        <w:rPr>
-          <w:lang w:val="da-DK"/>
-        </w:rPr>
-        <w:t>|S</w:t>
-      </w:r>
-      <w:r>
-        <w:rPr>
-          <w:vertAlign w:val="subscript"/>
-          <w:lang w:val="da-DK"/>
-        </w:rPr>
-        <w:t>11</w:t>
-      </w:r>
-      <w:r>
-        <w:rPr>
-          <w:lang w:val="da-DK"/>
-        </w:rPr>
-        <w:t xml:space="preserve">| </w:t>
-      </w:r>
-      <w:r>
-        <w:rPr>
-          <w:lang w:val="da-DK"/>
-        </w:rPr>
-        <w:t xml:space="preserve">to </w:t>
-      </w:r>
-      <w:proofErr w:type="spellStart"/>
-      <w:r>
-        <w:rPr>
-          <w:lang w:val="da-DK"/>
-        </w:rPr>
-        <w:t>less</w:t>
-      </w:r>
-      <w:proofErr w:type="spellEnd"/>
-      <w:r>
-        <w:rPr>
-          <w:lang w:val="da-DK"/>
-        </w:rPr>
-        <w:t xml:space="preserve"> </w:t>
-      </w:r>
-      <w:proofErr w:type="spellStart"/>
-      <w:r>
-        <w:rPr>
-          <w:lang w:val="da-DK"/>
-        </w:rPr>
-        <w:t>than</w:t>
-      </w:r>
-      <w:proofErr w:type="spellEnd"/>
-      <w:r>
-        <w:rPr>
-          <w:lang w:val="da-DK"/>
-        </w:rPr>
-        <w:t xml:space="preserve"> –20 dB</w:t>
-      </w:r>
-      <w:r>
-        <w:rPr>
-          <w:lang w:val="da-DK"/>
-        </w:rPr>
-        <w:t xml:space="preserve"> at a </w:t>
-      </w:r>
-      <w:proofErr w:type="spellStart"/>
-      <w:r>
-        <w:rPr>
-          <w:lang w:val="da-DK"/>
-        </w:rPr>
-        <w:t>frequency</w:t>
-      </w:r>
-      <w:proofErr w:type="spellEnd"/>
-      <w:r>
-        <w:rPr>
-          <w:lang w:val="da-DK"/>
-        </w:rPr>
-        <w:t xml:space="preserve"> </w:t>
-      </w:r>
-      <w:proofErr w:type="spellStart"/>
-      <w:r>
-        <w:rPr>
-          <w:lang w:val="da-DK"/>
-        </w:rPr>
-        <w:t>between</w:t>
-      </w:r>
-      <w:proofErr w:type="spellEnd"/>
-      <w:r>
-        <w:rPr>
-          <w:lang w:val="da-DK"/>
-        </w:rPr>
-        <w:t xml:space="preserve"> 2</w:t>
-      </w:r>
-      <w:r>
-        <w:rPr>
-          <w:lang w:val="da-DK"/>
-        </w:rPr>
-        <w:t>0</w:t>
-      </w:r>
-      <w:r>
-        <w:rPr>
-          <w:lang w:val="da-DK"/>
-        </w:rPr>
-        <w:t>0</w:t>
-      </w:r>
-      <w:r>
-        <w:rPr>
-          <w:lang w:val="da-DK"/>
-        </w:rPr>
-        <w:t xml:space="preserve"> MHz and </w:t>
-      </w:r>
-      <w:r>
-        <w:rPr>
-          <w:lang w:val="da-DK"/>
-        </w:rPr>
-        <w:t>30</w:t>
-      </w:r>
-      <w:r>
-        <w:rPr>
-          <w:lang w:val="da-DK"/>
-        </w:rPr>
-        <w:t>0 MHz.</w:t>
-      </w:r>
-      <w:r>
-        <w:rPr>
-          <w:lang w:val="da-DK"/>
-        </w:rPr>
-        <w:t xml:space="preserve"> </w:t>
-      </w:r>
-      <w:proofErr w:type="spellStart"/>
-      <w:r>
-        <w:rPr>
-          <w:lang w:val="da-DK"/>
-        </w:rPr>
-        <w:t>You</w:t>
-      </w:r>
-      <w:proofErr w:type="spellEnd"/>
-      <w:r>
-        <w:rPr>
-          <w:lang w:val="da-DK"/>
-        </w:rPr>
-        <w:t xml:space="preserve"> </w:t>
-      </w:r>
-      <w:proofErr w:type="spellStart"/>
-      <w:r>
-        <w:rPr>
-          <w:lang w:val="da-DK"/>
-        </w:rPr>
-        <w:t>are</w:t>
-      </w:r>
-      <w:proofErr w:type="spellEnd"/>
-      <w:r>
-        <w:rPr>
-          <w:lang w:val="da-DK"/>
-        </w:rPr>
-        <w:t xml:space="preserve"> </w:t>
-      </w:r>
-      <w:proofErr w:type="spellStart"/>
-      <w:r>
-        <w:rPr>
-          <w:lang w:val="da-DK"/>
-        </w:rPr>
-        <w:t>welcome</w:t>
-      </w:r>
-      <w:proofErr w:type="spellEnd"/>
-      <w:r>
-        <w:rPr>
-          <w:lang w:val="da-DK"/>
-        </w:rPr>
-        <w:t xml:space="preserve"> to </w:t>
-      </w:r>
-      <w:proofErr w:type="spellStart"/>
-      <w:r>
-        <w:rPr>
-          <w:lang w:val="da-DK"/>
-        </w:rPr>
-        <w:t>use</w:t>
-      </w:r>
-      <w:proofErr w:type="spellEnd"/>
-      <w:r>
-        <w:rPr>
-          <w:lang w:val="da-DK"/>
-        </w:rPr>
-        <w:t xml:space="preserve"> </w:t>
-      </w:r>
-      <w:proofErr w:type="spellStart"/>
-      <w:r>
-        <w:rPr>
-          <w:lang w:val="da-DK"/>
-        </w:rPr>
-        <w:t>either</w:t>
-      </w:r>
-      <w:proofErr w:type="spellEnd"/>
-      <w:r>
-        <w:rPr>
-          <w:lang w:val="da-DK"/>
-        </w:rPr>
-        <w:t xml:space="preserve"> the open- or short-</w:t>
-      </w:r>
-      <w:proofErr w:type="spellStart"/>
-      <w:r>
-        <w:rPr>
-          <w:lang w:val="da-DK"/>
-        </w:rPr>
-        <w:t>circuited</w:t>
-      </w:r>
-      <w:proofErr w:type="spellEnd"/>
-      <w:r>
-        <w:rPr>
-          <w:lang w:val="da-DK"/>
-        </w:rPr>
-        <w:t xml:space="preserve"> </w:t>
-      </w:r>
-      <w:proofErr w:type="spellStart"/>
-      <w:r>
-        <w:rPr>
-          <w:lang w:val="da-DK"/>
-        </w:rPr>
-        <w:t>termination</w:t>
-      </w:r>
-      <w:proofErr w:type="spellEnd"/>
-      <w:r>
-        <w:rPr>
-          <w:lang w:val="da-DK"/>
-        </w:rPr>
-        <w:t xml:space="preserve"> for the stub</w:t>
-      </w:r>
-      <w:r>
-        <w:rPr>
-          <w:lang w:val="da-DK"/>
+          <w:lang w:val="en-US"/>
+        </w:rPr>
+        <w:t xml:space="preserve"> You are welcome to use either the open- or short-circuited termination</w:t>
+      </w:r>
+      <w:r>
+        <w:rPr>
+          <w:lang w:val="en-US"/>
+        </w:rPr>
+        <w:t xml:space="preserve"> for the </w:t>
+      </w:r>
+      <w:proofErr w:type="gramStart"/>
+      <w:r>
+        <w:rPr>
+          <w:lang w:val="en-US"/>
+        </w:rPr>
+        <w:t>stub</w:t>
+      </w:r>
+      <w:proofErr w:type="gramEnd"/>
+      <w:r>
+        <w:rPr>
+          <w:lang w:val="en-US"/>
         </w:rPr>
         <w:t>.</w:t>
       </w:r>
@@ -12569,97 +11702,27 @@
           <w:numId w:val="29"/>
         </w:numPr>
         <w:rPr>
-          <w:lang w:val="da-DK"/>
-        </w:rPr>
-      </w:pPr>
-      <w:r>
-        <w:rPr>
-          <w:lang w:val="da-DK"/>
+          <w:lang w:val="en-US"/>
+        </w:rPr>
+      </w:pPr>
+      <w:r>
+        <w:rPr>
+          <w:lang w:val="en-US"/>
         </w:rPr>
         <w:t>First, measure |S</w:t>
       </w:r>
       <w:r>
         <w:rPr>
           <w:vertAlign w:val="subscript"/>
-          <w:lang w:val="da-DK"/>
+          <w:lang w:val="en-US"/>
         </w:rPr>
         <w:t>11</w:t>
       </w:r>
       <w:r>
         <w:rPr>
-          <w:lang w:val="da-DK"/>
-        </w:rPr>
-        <w:t xml:space="preserve">| of the </w:t>
-      </w:r>
-      <w:proofErr w:type="spellStart"/>
-      <w:r>
-        <w:rPr>
-          <w:lang w:val="da-DK"/>
-        </w:rPr>
-        <w:t>unmatched</w:t>
-      </w:r>
-      <w:proofErr w:type="spellEnd"/>
-      <w:r>
-        <w:rPr>
-          <w:lang w:val="da-DK"/>
-        </w:rPr>
-        <w:t xml:space="preserve"> </w:t>
-      </w:r>
-      <w:proofErr w:type="spellStart"/>
-      <w:r>
-        <w:rPr>
-          <w:lang w:val="da-DK"/>
-        </w:rPr>
-        <w:t>circuit</w:t>
-      </w:r>
-      <w:proofErr w:type="spellEnd"/>
-      <w:r>
-        <w:rPr>
-          <w:lang w:val="da-DK"/>
-        </w:rPr>
-        <w:t xml:space="preserve"> and </w:t>
-      </w:r>
-      <w:proofErr w:type="spellStart"/>
-      <w:r>
-        <w:rPr>
-          <w:lang w:val="da-DK"/>
-        </w:rPr>
-        <w:t>record</w:t>
-      </w:r>
-      <w:proofErr w:type="spellEnd"/>
-      <w:r>
-        <w:rPr>
-          <w:lang w:val="da-DK"/>
-        </w:rPr>
-        <w:t xml:space="preserve"> the </w:t>
-      </w:r>
-      <w:proofErr w:type="spellStart"/>
-      <w:r>
-        <w:rPr>
-          <w:lang w:val="da-DK"/>
-        </w:rPr>
-        <w:t>value</w:t>
-      </w:r>
-      <w:proofErr w:type="spellEnd"/>
-      <w:r>
-        <w:rPr>
-          <w:lang w:val="da-DK"/>
-        </w:rPr>
-        <w:t xml:space="preserve"> and </w:t>
-      </w:r>
-      <w:proofErr w:type="spellStart"/>
-      <w:r>
-        <w:rPr>
-          <w:lang w:val="da-DK"/>
-        </w:rPr>
-        <w:t>frequency</w:t>
-      </w:r>
-      <w:proofErr w:type="spellEnd"/>
-      <w:r>
-        <w:rPr>
-          <w:lang w:val="da-DK"/>
-        </w:rPr>
-        <w:t>.</w:t>
+          <w:lang w:val="en-US"/>
+        </w:rPr>
+        <w:t>| of the unmatched circuit and record the value and frequency.</w:t>
       </w:r>
     </w:p>
     <w:p>
@@ -12669,182 +11732,76 @@
           <w:numId w:val="29"/>
         </w:numPr>
         <w:rPr>
-          <w:lang w:val="da-DK"/>
-        </w:rPr>
-      </w:pPr>
-      <w:proofErr w:type="spellStart"/>
-      <w:r>
-        <w:rPr>
-          <w:lang w:val="da-DK"/>
-        </w:rPr>
-        <w:t>Add</w:t>
-      </w:r>
-      <w:proofErr w:type="spellEnd"/>
-      <w:r>
-        <w:rPr>
-          <w:lang w:val="da-DK"/>
-        </w:rPr>
-        <w:t xml:space="preserve"> a </w:t>
-      </w:r>
-      <w:r>
-        <w:rPr>
-          <w:lang w:val="da-DK"/>
+          <w:lang w:val="en-US"/>
+        </w:rPr>
+      </w:pPr>
+      <w:r>
+        <w:rPr>
+          <w:lang w:val="en-US"/>
+        </w:rPr>
+        <w:t xml:space="preserve">Add a </w:t>
+      </w:r>
+      <w:r>
+        <w:rPr>
+          <w:lang w:val="en-US"/>
         </w:rPr>
         <w:t xml:space="preserve">single-stub tuner </w:t>
       </w:r>
       <w:r>
         <w:rPr>
-          <w:lang w:val="da-DK"/>
-        </w:rPr>
-        <w:t>(</w:t>
-      </w:r>
-      <w:proofErr w:type="spellStart"/>
-      <w:r>
-        <w:rPr>
-          <w:lang w:val="da-DK"/>
-        </w:rPr>
-        <w:t>using</w:t>
-      </w:r>
-      <w:proofErr w:type="spellEnd"/>
-      <w:r>
-        <w:rPr>
-          <w:lang w:val="da-DK"/>
-        </w:rPr>
-        <w:t xml:space="preserve"> </w:t>
-      </w:r>
-      <w:proofErr w:type="spellStart"/>
-      <w:r>
-        <w:rPr>
-          <w:lang w:val="da-DK"/>
-        </w:rPr>
-        <w:t>cables</w:t>
-      </w:r>
-      <w:proofErr w:type="spellEnd"/>
-      <w:r>
-        <w:rPr>
-          <w:lang w:val="da-DK"/>
-        </w:rPr>
-        <w:t>/</w:t>
-      </w:r>
-      <w:proofErr w:type="spellStart"/>
-      <w:r>
-        <w:rPr>
-          <w:lang w:val="da-DK"/>
-        </w:rPr>
-        <w:t>connectors</w:t>
-      </w:r>
-      <w:proofErr w:type="spellEnd"/>
-      <w:r>
-        <w:rPr>
-          <w:lang w:val="da-DK"/>
-        </w:rPr>
-        <w:t xml:space="preserve">) and </w:t>
-      </w:r>
-      <w:proofErr w:type="spellStart"/>
-      <w:r>
-        <w:rPr>
-          <w:lang w:val="da-DK"/>
-        </w:rPr>
-        <w:t>adjust</w:t>
-      </w:r>
-      <w:proofErr w:type="spellEnd"/>
-      <w:r>
-        <w:rPr>
-          <w:lang w:val="da-DK"/>
-        </w:rPr>
-        <w:t xml:space="preserve"> </w:t>
-      </w:r>
-      <w:r>
-        <w:rPr>
-          <w:lang w:val="da-DK"/>
+          <w:lang w:val="en-US"/>
+        </w:rPr>
+        <w:t xml:space="preserve">(using cables/connectors) and adjust </w:t>
+      </w:r>
+      <w:r>
+        <w:rPr>
+          <w:lang w:val="en-US"/>
         </w:rPr>
         <w:t>the</w:t>
       </w:r>
       <w:r>
         <w:rPr>
-          <w:lang w:val="da-DK"/>
-        </w:rPr>
-        <w:t xml:space="preserve"> </w:t>
-      </w:r>
-      <w:proofErr w:type="spellStart"/>
-      <w:r>
-        <w:rPr>
-          <w:lang w:val="da-DK"/>
-        </w:rPr>
-        <w:t>length</w:t>
-      </w:r>
-      <w:r>
-        <w:rPr>
-          <w:lang w:val="da-DK"/>
+          <w:lang w:val="en-US"/>
+        </w:rPr>
+        <w:t xml:space="preserve"> length</w:t>
+      </w:r>
+      <w:r>
+        <w:rPr>
+          <w:lang w:val="en-US"/>
         </w:rPr>
         <w:t>s</w:t>
       </w:r>
-      <w:proofErr w:type="spellEnd"/>
-      <w:r>
-        <w:rPr>
-          <w:lang w:val="da-DK"/>
-        </w:rPr>
-        <w:t xml:space="preserve"> </w:t>
-      </w:r>
-      <w:proofErr w:type="spellStart"/>
-      <w:r>
-        <w:rPr>
-          <w:lang w:val="da-DK"/>
-        </w:rPr>
-        <w:t>until</w:t>
-      </w:r>
-      <w:proofErr w:type="spellEnd"/>
-      <w:r>
-        <w:rPr>
-          <w:lang w:val="da-DK"/>
-        </w:rPr>
-        <w:t xml:space="preserve"> the mismatch is </w:t>
-      </w:r>
-      <w:proofErr w:type="spellStart"/>
-      <w:r>
-        <w:rPr>
-          <w:lang w:val="da-DK"/>
-        </w:rPr>
-        <w:t>minimized</w:t>
-      </w:r>
-      <w:proofErr w:type="spellEnd"/>
-      <w:r>
-        <w:rPr>
-          <w:lang w:val="da-DK"/>
-        </w:rPr>
-        <w:t xml:space="preserve"> (|S</w:t>
+      <w:r>
+        <w:rPr>
+          <w:lang w:val="en-US"/>
+        </w:rPr>
+        <w:t xml:space="preserve"> until the mismatch is minimized (|S</w:t>
       </w:r>
       <w:r>
         <w:rPr>
           <w:vertAlign w:val="subscript"/>
-          <w:lang w:val="da-DK"/>
+          <w:lang w:val="en-US"/>
         </w:rPr>
         <w:t>11</w:t>
       </w:r>
       <w:r>
         <w:rPr>
-          <w:lang w:val="da-DK"/>
+          <w:lang w:val="en-US"/>
         </w:rPr>
         <w:t xml:space="preserve">| </w:t>
       </w:r>
       <w:r>
         <w:rPr>
-          <w:lang w:val="da-DK"/>
+          <w:lang w:val="en-US"/>
         </w:rPr>
         <w:t>&lt; – 20 dB</w:t>
       </w:r>
       <w:proofErr w:type="gramStart"/>
       <w:r>
         <w:rPr>
-          <w:lang w:val="da-DK"/>
-        </w:rPr>
-        <w:t>).</w:t>
-      </w:r>
-      <w:r>
-        <w:rPr>
-          <w:lang w:val="da-DK"/>
-        </w:rPr>
-        <w:t>*</w:t>
+          <w:lang w:val="en-US"/>
+        </w:rPr>
+        <w:t>).*</w:t>
       </w:r>
       <w:proofErr w:type="gramEnd"/>
     </w:p>
@@ -12855,133 +11812,27 @@
           <w:numId w:val="29"/>
         </w:numPr>
         <w:rPr>
-          <w:lang w:val="da-DK"/>
-        </w:rPr>
-      </w:pPr>
-      <w:proofErr w:type="spellStart"/>
-      <w:r>
-        <w:rPr>
-          <w:lang w:val="da-DK"/>
-        </w:rPr>
-        <w:t>Record</w:t>
-      </w:r>
-      <w:proofErr w:type="spellEnd"/>
-      <w:r>
-        <w:rPr>
-          <w:lang w:val="da-DK"/>
-        </w:rPr>
-        <w:t xml:space="preserve"> the final TL </w:t>
-      </w:r>
-      <w:proofErr w:type="spellStart"/>
-      <w:r>
-        <w:rPr>
-          <w:lang w:val="da-DK"/>
-        </w:rPr>
-        <w:t>lengths</w:t>
-      </w:r>
-      <w:proofErr w:type="spellEnd"/>
-      <w:r>
-        <w:rPr>
-          <w:lang w:val="da-DK"/>
-        </w:rPr>
-        <w:t xml:space="preserve"> </w:t>
-      </w:r>
-      <w:proofErr w:type="spellStart"/>
-      <w:r>
-        <w:rPr>
-          <w:lang w:val="da-DK"/>
-        </w:rPr>
-        <w:t>you</w:t>
-      </w:r>
-      <w:proofErr w:type="spellEnd"/>
-      <w:r>
-        <w:rPr>
-          <w:lang w:val="da-DK"/>
-        </w:rPr>
-        <w:t xml:space="preserve"> </w:t>
-      </w:r>
-      <w:proofErr w:type="spellStart"/>
-      <w:r>
-        <w:rPr>
-          <w:lang w:val="da-DK"/>
-        </w:rPr>
-        <w:t>used</w:t>
-      </w:r>
-      <w:proofErr w:type="spellEnd"/>
-      <w:r>
-        <w:rPr>
-          <w:lang w:val="da-DK"/>
-        </w:rPr>
-        <w:t xml:space="preserve">, the </w:t>
-      </w:r>
-      <w:proofErr w:type="spellStart"/>
-      <w:r>
-        <w:rPr>
-          <w:lang w:val="da-DK"/>
-        </w:rPr>
-        <w:t>frequency</w:t>
-      </w:r>
-      <w:proofErr w:type="spellEnd"/>
-      <w:r>
-        <w:rPr>
-          <w:lang w:val="da-DK"/>
-        </w:rPr>
-        <w:t xml:space="preserve"> </w:t>
-      </w:r>
-      <w:proofErr w:type="spellStart"/>
-      <w:r>
-        <w:rPr>
-          <w:lang w:val="da-DK"/>
-        </w:rPr>
-        <w:t>where</w:t>
-      </w:r>
-      <w:proofErr w:type="spellEnd"/>
-      <w:r>
-        <w:rPr>
-          <w:lang w:val="da-DK"/>
-        </w:rPr>
-        <w:t xml:space="preserve"> the match </w:t>
-      </w:r>
-      <w:proofErr w:type="spellStart"/>
-      <w:r>
-        <w:rPr>
-          <w:lang w:val="da-DK"/>
-        </w:rPr>
-        <w:t>occurs</w:t>
-      </w:r>
-      <w:proofErr w:type="spellEnd"/>
-      <w:r>
-        <w:rPr>
-          <w:lang w:val="da-DK"/>
-        </w:rPr>
-        <w:t>, and the |S</w:t>
+          <w:lang w:val="en-US"/>
+        </w:rPr>
+      </w:pPr>
+      <w:r>
+        <w:rPr>
+          <w:lang w:val="en-US"/>
+        </w:rPr>
+        <w:t>Record the final TL lengths you used, the frequency where the match occurs, and the |S</w:t>
       </w:r>
       <w:r>
         <w:rPr>
           <w:vertAlign w:val="subscript"/>
-          <w:lang w:val="da-DK"/>
+          <w:lang w:val="en-US"/>
         </w:rPr>
         <w:t>11</w:t>
       </w:r>
       <w:r>
         <w:rPr>
-          <w:lang w:val="da-DK"/>
-        </w:rPr>
-        <w:t xml:space="preserve">| </w:t>
-      </w:r>
-      <w:proofErr w:type="spellStart"/>
-      <w:r>
-        <w:rPr>
-          <w:lang w:val="da-DK"/>
-        </w:rPr>
-        <w:t>value</w:t>
-      </w:r>
-      <w:proofErr w:type="spellEnd"/>
-      <w:r>
-        <w:rPr>
-          <w:lang w:val="da-DK"/>
-        </w:rPr>
-        <w:t>.</w:t>
+          <w:lang w:val="en-US"/>
+        </w:rPr>
+        <w:t>| value.</w:t>
       </w:r>
     </w:p>
     <w:p>
@@ -12991,70 +11842,14 @@
           <w:numId w:val="29"/>
         </w:numPr>
         <w:rPr>
-          <w:lang w:val="da-DK"/>
-        </w:rPr>
-      </w:pPr>
-      <w:proofErr w:type="spellStart"/>
-      <w:r>
-        <w:rPr>
-          <w:lang w:val="da-DK"/>
-        </w:rPr>
-        <w:t>Explain</w:t>
-      </w:r>
-      <w:proofErr w:type="spellEnd"/>
-      <w:r>
-        <w:rPr>
-          <w:lang w:val="da-DK"/>
-        </w:rPr>
-        <w:t xml:space="preserve"> </w:t>
-      </w:r>
-      <w:proofErr w:type="spellStart"/>
-      <w:r>
-        <w:rPr>
-          <w:lang w:val="da-DK"/>
-        </w:rPr>
-        <w:t>how</w:t>
-      </w:r>
-      <w:proofErr w:type="spellEnd"/>
-      <w:r>
-        <w:rPr>
-          <w:lang w:val="da-DK"/>
-        </w:rPr>
-        <w:t xml:space="preserve"> </w:t>
-      </w:r>
-      <w:proofErr w:type="spellStart"/>
-      <w:r>
-        <w:rPr>
-          <w:lang w:val="da-DK"/>
-        </w:rPr>
-        <w:t>you</w:t>
-      </w:r>
-      <w:proofErr w:type="spellEnd"/>
-      <w:r>
-        <w:rPr>
-          <w:lang w:val="da-DK"/>
-        </w:rPr>
-        <w:t xml:space="preserve"> </w:t>
-      </w:r>
-      <w:proofErr w:type="spellStart"/>
-      <w:r>
-        <w:rPr>
-          <w:lang w:val="da-DK"/>
-        </w:rPr>
-        <w:t>achieved</w:t>
-      </w:r>
-      <w:proofErr w:type="spellEnd"/>
-      <w:r>
-        <w:rPr>
-          <w:lang w:val="da-DK"/>
-        </w:rPr>
-        <w:t xml:space="preserve"> the match</w:t>
-      </w:r>
-      <w:r>
-        <w:rPr>
-          <w:lang w:val="da-DK"/>
-        </w:rPr>
-        <w:t>.</w:t>
+          <w:lang w:val="en-US"/>
+        </w:rPr>
+      </w:pPr>
+      <w:r>
+        <w:rPr>
+          <w:lang w:val="en-US"/>
+        </w:rPr>
+        <w:t>Explain how you achieved the match.</w:t>
       </w:r>
     </w:p>
     <w:p>
@@ -13062,166 +11857,43 @@
         <w:ind w:left="360"/>
         <w:rPr>
           <w:sz w:val="20"/>
-          <w:lang w:val="da-DK"/>
+          <w:lang w:val="en-US"/>
         </w:rPr>
       </w:pPr>
       <w:r>
         <w:rPr>
           <w:sz w:val="20"/>
-          <w:lang w:val="da-DK"/>
+          <w:lang w:val="en-US"/>
         </w:rPr>
         <w:t>*</w:t>
       </w:r>
-      <w:proofErr w:type="spellStart"/>
       <w:r>
         <w:rPr>
           <w:sz w:val="20"/>
-          <w:lang w:val="da-DK"/>
-        </w:rPr>
-        <w:t>You</w:t>
-      </w:r>
-      <w:proofErr w:type="spellEnd"/>
+          <w:lang w:val="en-US"/>
+        </w:rPr>
+        <w:t>You can also u</w:t>
+      </w:r>
       <w:r>
         <w:rPr>
           <w:sz w:val="20"/>
-          <w:lang w:val="da-DK"/>
-        </w:rPr>
-        <w:t xml:space="preserve"> </w:t>
-      </w:r>
-      <w:proofErr w:type="spellStart"/>
+          <w:lang w:val="en-US"/>
+        </w:rPr>
+        <w:t>se the VNA’s Smith Chart display. Ask the instructors</w:t>
+      </w:r>
       <w:r>
         <w:rPr>
           <w:sz w:val="20"/>
-          <w:lang w:val="da-DK"/>
-        </w:rPr>
-        <w:t>can</w:t>
-      </w:r>
-      <w:proofErr w:type="spellEnd"/>
+          <w:lang w:val="en-US"/>
+        </w:rPr>
+        <w:t xml:space="preserve"> for help</w:t>
+      </w:r>
       <w:r>
         <w:rPr>
           <w:sz w:val="20"/>
-          <w:lang w:val="da-DK"/>
-        </w:rPr>
-        <w:t xml:space="preserve"> </w:t>
-      </w:r>
-      <w:proofErr w:type="spellStart"/>
-      <w:r>
-        <w:rPr>
-          <w:sz w:val="20"/>
-          <w:lang w:val="da-DK"/>
-        </w:rPr>
-        <w:t>also</w:t>
-      </w:r>
-      <w:proofErr w:type="spellEnd"/>
-      <w:r>
-        <w:rPr>
-          <w:sz w:val="20"/>
-          <w:lang w:val="da-DK"/>
-        </w:rPr>
-        <w:t xml:space="preserve"> </w:t>
-      </w:r>
-      <w:proofErr w:type="spellStart"/>
-      <w:r>
-        <w:rPr>
-          <w:sz w:val="20"/>
-          <w:lang w:val="da-DK"/>
-        </w:rPr>
-        <w:t>u</w:t>
-      </w:r>
-      <w:r>
-        <w:rPr>
-          <w:sz w:val="20"/>
-          <w:lang w:val="da-DK"/>
-        </w:rPr>
-        <w:t>se</w:t>
-      </w:r>
-      <w:proofErr w:type="spellEnd"/>
-      <w:r>
-        <w:rPr>
-          <w:sz w:val="20"/>
-          <w:lang w:val="da-DK"/>
-        </w:rPr>
-        <w:t xml:space="preserve"> the </w:t>
-      </w:r>
-      <w:proofErr w:type="spellStart"/>
-      <w:r>
-        <w:rPr>
-          <w:sz w:val="20"/>
-          <w:lang w:val="da-DK"/>
-        </w:rPr>
-        <w:t>VNA’s</w:t>
-      </w:r>
-      <w:proofErr w:type="spellEnd"/>
-      <w:r>
-        <w:rPr>
-          <w:sz w:val="20"/>
-          <w:lang w:val="da-DK"/>
-        </w:rPr>
-        <w:t xml:space="preserve"> Smith Chart display. Ask the </w:t>
-      </w:r>
-      <w:proofErr w:type="spellStart"/>
-      <w:r>
-        <w:rPr>
-          <w:sz w:val="20"/>
-          <w:lang w:val="da-DK"/>
-        </w:rPr>
-        <w:t>instructors</w:t>
-      </w:r>
-      <w:proofErr w:type="spellEnd"/>
-      <w:r>
-        <w:rPr>
-          <w:sz w:val="20"/>
-          <w:lang w:val="da-DK"/>
-        </w:rPr>
-        <w:t xml:space="preserve"> for </w:t>
-      </w:r>
-      <w:proofErr w:type="spellStart"/>
-      <w:r>
-        <w:rPr>
-          <w:sz w:val="20"/>
-          <w:lang w:val="da-DK"/>
-        </w:rPr>
-        <w:t>help</w:t>
-      </w:r>
-      <w:proofErr w:type="spellEnd"/>
-      <w:r>
-        <w:rPr>
-          <w:sz w:val="20"/>
-          <w:lang w:val="da-DK"/>
-        </w:rPr>
-        <w:t xml:space="preserve"> </w:t>
-      </w:r>
-      <w:proofErr w:type="spellStart"/>
-      <w:r>
-        <w:rPr>
-          <w:sz w:val="20"/>
-          <w:lang w:val="da-DK"/>
-        </w:rPr>
-        <w:t>if</w:t>
-      </w:r>
-      <w:proofErr w:type="spellEnd"/>
-      <w:r>
-        <w:rPr>
-          <w:sz w:val="20"/>
-          <w:lang w:val="da-DK"/>
-        </w:rPr>
-        <w:t xml:space="preserve"> </w:t>
-      </w:r>
-      <w:proofErr w:type="spellStart"/>
-      <w:r>
-        <w:rPr>
-          <w:sz w:val="20"/>
-          <w:lang w:val="da-DK"/>
-        </w:rPr>
-        <w:t>needed</w:t>
-      </w:r>
-      <w:proofErr w:type="spellEnd"/>
-      <w:r>
-        <w:rPr>
-          <w:sz w:val="20"/>
-          <w:lang w:val="da-DK"/>
-        </w:rPr>
-        <w:t>.</w:t>
+          <w:lang w:val="en-US"/>
+        </w:rPr>
+        <w:t xml:space="preserve"> if needed.</w:t>
       </w:r>
     </w:p>
     <w:p>
@@ -13276,72 +11948,30 @@
         <w:t>11</w:t>
       </w:r>
       <w:r>
-        <w:t>|</w:t>
-      </w:r>
-      <w:r>
-        <w:t xml:space="preserve"> </w:t>
-      </w:r>
-      <w:r>
-        <w:t>was</w:t>
-      </w:r>
-      <w:r>
-        <w:t xml:space="preserve"> minimum in Task 2.3a</w:t>
+        <w:t xml:space="preserve">| </w:t>
+      </w:r>
+      <w:r>
+        <w:t>was minimum in Task 2.3a</w:t>
       </w:r>
     </w:p>
     <w:p>
       <w:pPr>
-        <w:pStyle w:val="Listeafsnit"/>
+        <w:pStyle w:val="ListParagraph"/>
         <w:numPr>
           <w:ilvl w:val="0"/>
           <w:numId w:val="30"/>
         </w:numPr>
       </w:pPr>
-      <w:proofErr w:type="spellStart"/>
-      <w:r>
-        <w:rPr>
-          <w:lang w:val="da-DK"/>
-        </w:rPr>
-        <w:t>Calculate</w:t>
-      </w:r>
-      <w:proofErr w:type="spellEnd"/>
-      <w:r>
-        <w:rPr>
-          <w:lang w:val="da-DK"/>
-        </w:rPr>
-        <w:t xml:space="preserve"> the </w:t>
-      </w:r>
-      <w:proofErr w:type="spellStart"/>
-      <w:r>
-        <w:rPr>
-          <w:lang w:val="da-DK"/>
-        </w:rPr>
-        <w:t>required</w:t>
-      </w:r>
-      <w:proofErr w:type="spellEnd"/>
-      <w:r>
-        <w:rPr>
-          <w:lang w:val="da-DK"/>
-        </w:rPr>
-        <w:t xml:space="preserve"> stub </w:t>
-      </w:r>
-      <w:proofErr w:type="spellStart"/>
-      <w:r>
-        <w:rPr>
-          <w:lang w:val="da-DK"/>
-        </w:rPr>
-        <w:t>length</w:t>
-      </w:r>
-      <w:proofErr w:type="spellEnd"/>
-      <w:r>
-        <w:rPr>
-          <w:lang w:val="da-DK"/>
-        </w:rPr>
-        <w:t xml:space="preserve"> and position.</w:t>
+      <w:r>
+        <w:rPr>
+          <w:lang w:val="en-US"/>
+        </w:rPr>
+        <w:t>Calculate the required stub length and position.</w:t>
       </w:r>
     </w:p>
     <w:p>
       <w:pPr>
-        <w:pStyle w:val="Listeafsnit"/>
+        <w:pStyle w:val="ListParagraph"/>
         <w:numPr>
           <w:ilvl w:val="0"/>
           <w:numId w:val="30"/>
@@ -13353,7 +11983,7 @@
     </w:p>
     <w:p>
       <w:pPr>
-        <w:pStyle w:val="Listeafsnit"/>
+        <w:pStyle w:val="ListParagraph"/>
         <w:numPr>
           <w:ilvl w:val="0"/>
           <w:numId w:val="30"/>
@@ -13369,7 +11999,6 @@
           <w:b/>
           <w:bCs/>
         </w:rPr>
-        <w:lastRenderedPageBreak/>
         <w:t xml:space="preserve">Task </w:t>
       </w:r>
       <w:r>
@@ -13414,7 +12043,7 @@
     </w:p>
     <w:p>
       <w:pPr>
-        <w:pStyle w:val="Listeafsnit"/>
+        <w:pStyle w:val="ListParagraph"/>
         <w:numPr>
           <w:ilvl w:val="0"/>
           <w:numId w:val="37"/>
@@ -13439,106 +12068,14 @@
           <w:numId w:val="33"/>
         </w:numPr>
         <w:rPr>
-          <w:lang w:val="da-DK"/>
-        </w:rPr>
-      </w:pPr>
-      <w:proofErr w:type="spellStart"/>
-      <w:r>
-        <w:rPr>
-          <w:lang w:val="da-DK"/>
-        </w:rPr>
-        <w:t>Calculate</w:t>
-      </w:r>
-      <w:proofErr w:type="spellEnd"/>
-      <w:r>
-        <w:rPr>
-          <w:lang w:val="da-DK"/>
-        </w:rPr>
-        <w:t xml:space="preserve"> the </w:t>
-      </w:r>
-      <w:proofErr w:type="spellStart"/>
-      <w:r>
-        <w:rPr>
-          <w:lang w:val="da-DK"/>
-        </w:rPr>
-        <w:t>required</w:t>
-      </w:r>
-      <w:proofErr w:type="spellEnd"/>
-      <w:r>
-        <w:rPr>
-          <w:lang w:val="da-DK"/>
-        </w:rPr>
-        <w:t xml:space="preserve"> </w:t>
-      </w:r>
-      <w:proofErr w:type="spellStart"/>
-      <w:r>
-        <w:rPr>
-          <w:lang w:val="da-DK"/>
-        </w:rPr>
-        <w:t>length</w:t>
-      </w:r>
-      <w:proofErr w:type="spellEnd"/>
-      <w:r>
-        <w:rPr>
-          <w:lang w:val="da-DK"/>
-        </w:rPr>
-        <w:t xml:space="preserve"> and </w:t>
-      </w:r>
-      <w:proofErr w:type="spellStart"/>
-      <w:r>
-        <w:rPr>
-          <w:lang w:val="da-DK"/>
-        </w:rPr>
-        <w:t>characteristic</w:t>
-      </w:r>
-      <w:proofErr w:type="spellEnd"/>
-      <w:r>
-        <w:rPr>
-          <w:lang w:val="da-DK"/>
-        </w:rPr>
-        <w:t xml:space="preserve"> </w:t>
-      </w:r>
-      <w:proofErr w:type="spellStart"/>
-      <w:r>
-        <w:rPr>
-          <w:lang w:val="da-DK"/>
-        </w:rPr>
-        <w:t>impedance</w:t>
-      </w:r>
-      <w:proofErr w:type="spellEnd"/>
-      <w:r>
-        <w:rPr>
-          <w:lang w:val="da-DK"/>
-        </w:rPr>
-        <w:t xml:space="preserve"> of the </w:t>
-      </w:r>
-      <w:proofErr w:type="spellStart"/>
-      <w:r>
-        <w:rPr>
-          <w:lang w:val="da-DK"/>
-        </w:rPr>
-        <w:t>quarter-wave</w:t>
-      </w:r>
-      <w:proofErr w:type="spellEnd"/>
-      <w:r>
-        <w:rPr>
-          <w:lang w:val="da-DK"/>
-        </w:rPr>
-        <w:t xml:space="preserve"> </w:t>
-      </w:r>
-      <w:proofErr w:type="spellStart"/>
-      <w:r>
-        <w:rPr>
-          <w:lang w:val="da-DK"/>
-        </w:rPr>
-        <w:t>section</w:t>
-      </w:r>
-      <w:proofErr w:type="spellEnd"/>
-      <w:r>
-        <w:rPr>
-          <w:lang w:val="da-DK"/>
-        </w:rPr>
-        <w:t>.</w:t>
+          <w:lang w:val="en-US"/>
+        </w:rPr>
+      </w:pPr>
+      <w:r>
+        <w:rPr>
+          <w:lang w:val="en-US"/>
+        </w:rPr>
+        <w:t>Calculate the required length and characteristic impedance of the quarter-wave section.</w:t>
       </w:r>
     </w:p>
     <w:p>
@@ -13548,56 +12085,14 @@
           <w:numId w:val="33"/>
         </w:numPr>
         <w:rPr>
-          <w:lang w:val="da-DK"/>
-        </w:rPr>
-      </w:pPr>
-      <w:r>
-        <w:rPr>
-          <w:lang w:val="da-DK"/>
-        </w:rPr>
-        <w:t xml:space="preserve">Draw a clear sketch of the </w:t>
-      </w:r>
-      <w:proofErr w:type="spellStart"/>
-      <w:r>
-        <w:rPr>
-          <w:lang w:val="da-DK"/>
-        </w:rPr>
-        <w:t>setup</w:t>
-      </w:r>
-      <w:proofErr w:type="spellEnd"/>
-      <w:r>
-        <w:rPr>
-          <w:lang w:val="da-DK"/>
-        </w:rPr>
-        <w:t xml:space="preserve">, </w:t>
-      </w:r>
-      <w:proofErr w:type="spellStart"/>
-      <w:r>
-        <w:rPr>
-          <w:lang w:val="da-DK"/>
-        </w:rPr>
-        <w:t>labeling</w:t>
-      </w:r>
-      <w:proofErr w:type="spellEnd"/>
-      <w:r>
-        <w:rPr>
-          <w:lang w:val="da-DK"/>
-        </w:rPr>
-        <w:t xml:space="preserve"> the transmission line, transformer </w:t>
-      </w:r>
-      <w:proofErr w:type="spellStart"/>
-      <w:r>
-        <w:rPr>
-          <w:lang w:val="da-DK"/>
-        </w:rPr>
-        <w:t>section</w:t>
-      </w:r>
-      <w:proofErr w:type="spellEnd"/>
-      <w:r>
-        <w:rPr>
-          <w:lang w:val="da-DK"/>
-        </w:rPr>
-        <w:t>, and load.</w:t>
+          <w:lang w:val="en-US"/>
+        </w:rPr>
+      </w:pPr>
+      <w:r>
+        <w:rPr>
+          <w:lang w:val="en-US"/>
+        </w:rPr>
+        <w:t>Draw a clear sketch of the setup, labeling the transmission line, transformer section, and load.</w:t>
       </w:r>
     </w:p>
     <w:p>
@@ -13607,89 +12102,19 @@
           <w:numId w:val="33"/>
         </w:numPr>
         <w:rPr>
-          <w:lang w:val="da-DK"/>
-        </w:rPr>
-      </w:pPr>
-      <w:r>
-        <w:rPr>
-          <w:lang w:val="da-DK"/>
-        </w:rPr>
-        <w:t>(</w:t>
-      </w:r>
-      <w:proofErr w:type="spellStart"/>
-      <w:r>
-        <w:rPr>
-          <w:lang w:val="da-DK"/>
-        </w:rPr>
-        <w:t>Optional</w:t>
-      </w:r>
-      <w:proofErr w:type="spellEnd"/>
-      <w:r>
-        <w:rPr>
-          <w:lang w:val="da-DK"/>
-        </w:rPr>
-        <w:t xml:space="preserve">) </w:t>
-      </w:r>
-      <w:proofErr w:type="spellStart"/>
-      <w:r>
-        <w:rPr>
-          <w:lang w:val="da-DK"/>
-        </w:rPr>
-        <w:t>Use</w:t>
-      </w:r>
-      <w:proofErr w:type="spellEnd"/>
-      <w:r>
-        <w:rPr>
-          <w:lang w:val="da-DK"/>
-        </w:rPr>
-        <w:t xml:space="preserve"> the Smith Chart to show </w:t>
-      </w:r>
-      <w:proofErr w:type="spellStart"/>
-      <w:r>
-        <w:rPr>
-          <w:lang w:val="da-DK"/>
-        </w:rPr>
-        <w:t>how</w:t>
-      </w:r>
-      <w:proofErr w:type="spellEnd"/>
-      <w:r>
-        <w:rPr>
-          <w:lang w:val="da-DK"/>
-        </w:rPr>
-        <w:t xml:space="preserve"> the </w:t>
-      </w:r>
-      <w:proofErr w:type="spellStart"/>
-      <w:r>
-        <w:rPr>
-          <w:lang w:val="da-DK"/>
-        </w:rPr>
-        <w:t>impedance</w:t>
-      </w:r>
-      <w:proofErr w:type="spellEnd"/>
-      <w:r>
-        <w:rPr>
-          <w:lang w:val="da-DK"/>
-        </w:rPr>
-        <w:t xml:space="preserve"> is </w:t>
-      </w:r>
-      <w:proofErr w:type="spellStart"/>
-      <w:r>
-        <w:rPr>
-          <w:lang w:val="da-DK"/>
-        </w:rPr>
-        <w:t>transformed</w:t>
-      </w:r>
-      <w:proofErr w:type="spellEnd"/>
-      <w:r>
-        <w:rPr>
-          <w:lang w:val="da-DK"/>
-        </w:rPr>
-        <w:t>.</w:t>
+          <w:lang w:val="en-US"/>
+        </w:rPr>
+      </w:pPr>
+      <w:r>
+        <w:rPr>
+          <w:lang w:val="en-US"/>
+        </w:rPr>
+        <w:t>(Optional) Use the Smith Chart to show how the impedance is transformed.</w:t>
       </w:r>
     </w:p>
     <w:p>
       <w:pPr>
-        <w:pStyle w:val="Listeafsnit"/>
+        <w:pStyle w:val="ListParagraph"/>
         <w:numPr>
           <w:ilvl w:val="0"/>
           <w:numId w:val="37"/>
@@ -13698,7 +12123,6 @@
           <w:lang w:val="da-DK"/>
         </w:rPr>
       </w:pPr>
-      <w:proofErr w:type="spellStart"/>
       <w:r>
         <w:rPr>
           <w:b/>
@@ -13707,7 +12131,6 @@
         </w:rPr>
         <w:t>Reflection</w:t>
       </w:r>
-      <w:proofErr w:type="spellEnd"/>
     </w:p>
     <w:p>
       <w:pPr>
@@ -13716,36 +12139,14 @@
           <w:numId w:val="35"/>
         </w:numPr>
         <w:rPr>
-          <w:lang w:val="da-DK"/>
-        </w:rPr>
-      </w:pPr>
-      <w:proofErr w:type="spellStart"/>
-      <w:r>
-        <w:rPr>
-          <w:lang w:val="da-DK"/>
-        </w:rPr>
-        <w:t>Compare</w:t>
-      </w:r>
-      <w:proofErr w:type="spellEnd"/>
-      <w:r>
-        <w:rPr>
-          <w:lang w:val="da-DK"/>
-        </w:rPr>
-        <w:t xml:space="preserve"> the </w:t>
-      </w:r>
-      <w:proofErr w:type="spellStart"/>
-      <w:r>
-        <w:rPr>
-          <w:lang w:val="da-DK"/>
-        </w:rPr>
-        <w:t>quarter-wave</w:t>
-      </w:r>
-      <w:proofErr w:type="spellEnd"/>
-      <w:r>
-        <w:rPr>
-          <w:lang w:val="da-DK"/>
-        </w:rPr>
-        <w:t xml:space="preserve"> transformer with the single-stub tuner.</w:t>
+          <w:lang w:val="en-US"/>
+        </w:rPr>
+      </w:pPr>
+      <w:r>
+        <w:rPr>
+          <w:lang w:val="en-US"/>
+        </w:rPr>
+        <w:t>Compare the quarter-wave transformer with the single-stub tuner.</w:t>
       </w:r>
     </w:p>
     <w:p>
@@ -13755,90 +12156,26 @@
           <w:numId w:val="35"/>
         </w:numPr>
         <w:rPr>
-          <w:lang w:val="da-DK"/>
-        </w:rPr>
-      </w:pPr>
-      <w:proofErr w:type="spellStart"/>
-      <w:r>
-        <w:rPr>
-          <w:lang w:val="da-DK"/>
-        </w:rPr>
-        <w:t>Discuss</w:t>
-      </w:r>
-      <w:proofErr w:type="spellEnd"/>
-      <w:r>
-        <w:rPr>
-          <w:lang w:val="da-DK"/>
-        </w:rPr>
-        <w:t xml:space="preserve"> the </w:t>
-      </w:r>
-      <w:proofErr w:type="spellStart"/>
-      <w:r>
-        <w:rPr>
-          <w:lang w:val="da-DK"/>
-        </w:rPr>
-        <w:t>main</w:t>
-      </w:r>
-      <w:proofErr w:type="spellEnd"/>
-      <w:r>
-        <w:rPr>
-          <w:lang w:val="da-DK"/>
-        </w:rPr>
-        <w:t xml:space="preserve"> </w:t>
-      </w:r>
-      <w:proofErr w:type="spellStart"/>
-      <w:r>
-        <w:rPr>
-          <w:lang w:val="da-DK"/>
-        </w:rPr>
-        <w:t>advantages</w:t>
-      </w:r>
-      <w:proofErr w:type="spellEnd"/>
-      <w:r>
-        <w:rPr>
-          <w:lang w:val="da-DK"/>
-        </w:rPr>
-        <w:t xml:space="preserve"> and </w:t>
-      </w:r>
-      <w:proofErr w:type="spellStart"/>
-      <w:r>
-        <w:rPr>
-          <w:lang w:val="da-DK"/>
-        </w:rPr>
-        <w:t>disadvantages</w:t>
-      </w:r>
-      <w:proofErr w:type="spellEnd"/>
-      <w:r>
-        <w:rPr>
-          <w:lang w:val="da-DK"/>
-        </w:rPr>
-        <w:t xml:space="preserve"> of </w:t>
-      </w:r>
-      <w:proofErr w:type="spellStart"/>
-      <w:r>
-        <w:rPr>
-          <w:lang w:val="da-DK"/>
-        </w:rPr>
-        <w:t>each</w:t>
-      </w:r>
-      <w:proofErr w:type="spellEnd"/>
-      <w:r>
-        <w:rPr>
-          <w:lang w:val="da-DK"/>
-        </w:rPr>
-        <w:t xml:space="preserve"> approach, </w:t>
-      </w:r>
-      <w:proofErr w:type="spellStart"/>
-      <w:r>
-        <w:rPr>
-          <w:lang w:val="da-DK"/>
+          <w:lang w:val="en-US"/>
+        </w:rPr>
+      </w:pPr>
+      <w:r>
+        <w:rPr>
+          <w:lang w:val="en-US"/>
+        </w:rPr>
+        <w:t xml:space="preserve">Discuss the main advantages and disadvantages of each approach, </w:t>
+      </w:r>
+      <w:proofErr w:type="gramStart"/>
+      <w:r>
+        <w:rPr>
+          <w:lang w:val="en-US"/>
         </w:rPr>
         <w:t>considering</w:t>
       </w:r>
-      <w:proofErr w:type="spellEnd"/>
-      <w:r>
-        <w:rPr>
-          <w:lang w:val="da-DK"/>
+      <w:proofErr w:type="gramEnd"/>
+      <w:r>
+        <w:rPr>
+          <w:lang w:val="en-US"/>
         </w:rPr>
         <w:t>:</w:t>
       </w:r>
@@ -13853,42 +12190,12 @@
           <w:lang w:val="da-DK"/>
         </w:rPr>
       </w:pPr>
-      <w:proofErr w:type="spellStart"/>
       <w:r>
         <w:rPr>
           <w:lang w:val="da-DK"/>
         </w:rPr>
-        <w:t>Flexibility</w:t>
-      </w:r>
-      <w:proofErr w:type="spellEnd"/>
-      <w:r>
-        <w:rPr>
-          <w:lang w:val="da-DK"/>
-        </w:rPr>
-        <w:t xml:space="preserve"> in matching </w:t>
-      </w:r>
-      <w:proofErr w:type="spellStart"/>
-      <w:r>
-        <w:rPr>
-          <w:lang w:val="da-DK"/>
-        </w:rPr>
-        <w:t>arbitrary</w:t>
-      </w:r>
-      <w:proofErr w:type="spellEnd"/>
-      <w:r>
-        <w:rPr>
-          <w:lang w:val="da-DK"/>
-        </w:rPr>
-        <w:t xml:space="preserve"> </w:t>
-      </w:r>
-      <w:proofErr w:type="spellStart"/>
-      <w:r>
-        <w:rPr>
-          <w:lang w:val="da-DK"/>
-        </w:rPr>
-        <w:t>impedances</w:t>
-      </w:r>
-      <w:proofErr w:type="spellEnd"/>
+        <w:t>Flexibility in matching arbitrary impedances</w:t>
+      </w:r>
     </w:p>
     <w:p>
       <w:pPr>
@@ -13900,28 +12207,12 @@
           <w:lang w:val="da-DK"/>
         </w:rPr>
       </w:pPr>
-      <w:proofErr w:type="spellStart"/>
       <w:r>
         <w:rPr>
           <w:lang w:val="da-DK"/>
         </w:rPr>
-        <w:t>Sensitivity</w:t>
-      </w:r>
-      <w:proofErr w:type="spellEnd"/>
-      <w:r>
-        <w:rPr>
-          <w:lang w:val="da-DK"/>
-        </w:rPr>
-        <w:t xml:space="preserve"> to </w:t>
-      </w:r>
-      <w:proofErr w:type="spellStart"/>
-      <w:r>
-        <w:rPr>
-          <w:lang w:val="da-DK"/>
-        </w:rPr>
-        <w:t>frequency</w:t>
-      </w:r>
-      <w:proofErr w:type="spellEnd"/>
+        <w:t>Sensitivity to frequency</w:t>
+      </w:r>
     </w:p>
     <w:p>
       <w:pPr>
@@ -13930,78 +12221,14 @@
           <w:numId w:val="31"/>
         </w:numPr>
         <w:rPr>
-          <w:lang w:val="da-DK"/>
-        </w:rPr>
-      </w:pPr>
-      <w:proofErr w:type="spellStart"/>
-      <w:r>
-        <w:rPr>
-          <w:lang w:val="da-DK"/>
-        </w:rPr>
-        <w:t>Ease</w:t>
-      </w:r>
-      <w:proofErr w:type="spellEnd"/>
-      <w:r>
-        <w:rPr>
-          <w:lang w:val="da-DK"/>
-        </w:rPr>
-        <w:t xml:space="preserve"> of </w:t>
-      </w:r>
-      <w:proofErr w:type="spellStart"/>
-      <w:r>
-        <w:rPr>
-          <w:lang w:val="da-DK"/>
-        </w:rPr>
-        <w:t>implementation</w:t>
-      </w:r>
-      <w:proofErr w:type="spellEnd"/>
-      <w:r>
-        <w:rPr>
-          <w:lang w:val="da-DK"/>
-        </w:rPr>
-        <w:t xml:space="preserve"> in practice (with the </w:t>
-      </w:r>
-      <w:proofErr w:type="spellStart"/>
-      <w:r>
-        <w:rPr>
-          <w:lang w:val="da-DK"/>
-        </w:rPr>
-        <w:t>cables</w:t>
-      </w:r>
-      <w:proofErr w:type="spellEnd"/>
-      <w:r>
-        <w:rPr>
-          <w:lang w:val="da-DK"/>
-        </w:rPr>
-        <w:t xml:space="preserve"> and </w:t>
-      </w:r>
-      <w:proofErr w:type="spellStart"/>
-      <w:r>
-        <w:rPr>
-          <w:lang w:val="da-DK"/>
-        </w:rPr>
-        <w:t>connectors</w:t>
-      </w:r>
-      <w:proofErr w:type="spellEnd"/>
-      <w:r>
-        <w:rPr>
-          <w:lang w:val="da-DK"/>
-        </w:rPr>
-        <w:t xml:space="preserve"> </w:t>
-      </w:r>
-      <w:proofErr w:type="spellStart"/>
-      <w:r>
-        <w:rPr>
-          <w:lang w:val="da-DK"/>
-        </w:rPr>
-        <w:t>available</w:t>
-      </w:r>
-      <w:proofErr w:type="spellEnd"/>
-      <w:r>
-        <w:rPr>
-          <w:lang w:val="da-DK"/>
-        </w:rPr>
-        <w:t xml:space="preserve"> in the lab)</w:t>
+          <w:lang w:val="en-US"/>
+        </w:rPr>
+      </w:pPr>
+      <w:r>
+        <w:rPr>
+          <w:lang w:val="en-US"/>
+        </w:rPr>
+        <w:t>Ease of implementation in practice (with the cables and connectors available in the lab)</w:t>
       </w:r>
     </w:p>
     <w:p>
@@ -14464,11 +12691,11 @@
       </w:pPr>
     </w:p>
     <w:sectPr>
-      <w:headerReference w:type="even" r:id="rId20"/>
-      <w:headerReference w:type="default" r:id="rId21"/>
-      <w:footerReference w:type="even" r:id="rId22"/>
-      <w:headerReference w:type="first" r:id="rId23"/>
-      <w:footerReference w:type="first" r:id="rId24"/>
+      <w:headerReference w:type="even" r:id="rId18"/>
+      <w:headerReference w:type="default" r:id="rId19"/>
+      <w:footerReference w:type="even" r:id="rId20"/>
+      <w:headerReference w:type="first" r:id="rId21"/>
+      <w:footerReference w:type="first" r:id="rId22"/>
       <w:type w:val="continuous"/>
       <w:pgSz w:w="11907" w:h="16840" w:code="9"/>
       <w:pgMar w:top="1418" w:right="1418" w:bottom="851" w:left="1418" w:header="567" w:footer="851" w:gutter="0"/>
@@ -14614,7 +12841,7 @@
       </w:tabs>
       <w:spacing w:line="300" w:lineRule="exact"/>
       <w:rPr>
-        <w:rStyle w:val="Sidetal"/>
+        <w:rStyle w:val="PageNumber"/>
         <w:sz w:val="20"/>
       </w:rPr>
     </w:pPr>
@@ -14700,69 +12927,69 @@
     </w:r>
     <w:r>
       <w:rPr>
-        <w:rStyle w:val="Sidetal"/>
+        <w:rStyle w:val="PageNumber"/>
       </w:rPr>
       <w:fldChar w:fldCharType="begin"/>
     </w:r>
     <w:r>
       <w:rPr>
-        <w:rStyle w:val="Sidetal"/>
+        <w:rStyle w:val="PageNumber"/>
       </w:rPr>
       <w:instrText xml:space="preserve"> PAGE </w:instrText>
     </w:r>
     <w:r>
       <w:rPr>
-        <w:rStyle w:val="Sidetal"/>
+        <w:rStyle w:val="PageNumber"/>
       </w:rPr>
       <w:fldChar w:fldCharType="separate"/>
     </w:r>
     <w:r>
       <w:rPr>
-        <w:rStyle w:val="Sidetal"/>
+        <w:rStyle w:val="PageNumber"/>
         <w:noProof/>
       </w:rPr>
       <w:t>1</w:t>
     </w:r>
     <w:r>
       <w:rPr>
-        <w:rStyle w:val="Sidetal"/>
+        <w:rStyle w:val="PageNumber"/>
       </w:rPr>
       <w:fldChar w:fldCharType="end"/>
     </w:r>
     <w:r>
       <w:rPr>
-        <w:rStyle w:val="Sidetal"/>
+        <w:rStyle w:val="PageNumber"/>
       </w:rPr>
       <w:t xml:space="preserve"> of </w:t>
     </w:r>
     <w:r>
       <w:rPr>
-        <w:rStyle w:val="Sidetal"/>
+        <w:rStyle w:val="PageNumber"/>
       </w:rPr>
       <w:fldChar w:fldCharType="begin"/>
     </w:r>
     <w:r>
       <w:rPr>
-        <w:rStyle w:val="Sidetal"/>
+        <w:rStyle w:val="PageNumber"/>
       </w:rPr>
       <w:instrText xml:space="preserve"> NUMPAGES  </w:instrText>
     </w:r>
     <w:r>
       <w:rPr>
-        <w:rStyle w:val="Sidetal"/>
+        <w:rStyle w:val="PageNumber"/>
       </w:rPr>
       <w:fldChar w:fldCharType="separate"/>
     </w:r>
     <w:r>
       <w:rPr>
-        <w:rStyle w:val="Sidetal"/>
+        <w:rStyle w:val="PageNumber"/>
         <w:noProof/>
       </w:rPr>
       <w:t>21</w:t>
     </w:r>
     <w:r>
       <w:rPr>
-        <w:rStyle w:val="Sidetal"/>
+        <w:rStyle w:val="PageNumber"/>
       </w:rPr>
       <w:fldChar w:fldCharType="end"/>
     </w:r>
@@ -14787,7 +13014,7 @@
     </w:pPr>
     <w:r>
       <w:rPr>
-        <w:rStyle w:val="Sidetal"/>
+        <w:rStyle w:val="PageNumber"/>
         <w:sz w:val="18"/>
         <w:szCs w:val="18"/>
       </w:rPr>
@@ -14795,7 +13022,7 @@
     </w:r>
     <w:r>
       <w:rPr>
-        <w:rStyle w:val="Sidetal"/>
+        <w:rStyle w:val="PageNumber"/>
         <w:sz w:val="18"/>
         <w:szCs w:val="18"/>
       </w:rPr>
@@ -14803,7 +13030,7 @@
     </w:r>
     <w:r>
       <w:rPr>
-        <w:rStyle w:val="Sidetal"/>
+        <w:rStyle w:val="PageNumber"/>
         <w:sz w:val="18"/>
         <w:szCs w:val="18"/>
       </w:rPr>
@@ -14812,7 +13039,7 @@
     </w:r>
     <w:r>
       <w:rPr>
-        <w:rStyle w:val="Sidetal"/>
+        <w:rStyle w:val="PageNumber"/>
         <w:sz w:val="18"/>
         <w:szCs w:val="18"/>
       </w:rPr>
@@ -14820,7 +13047,7 @@
     </w:r>
     <w:r>
       <w:rPr>
-        <w:rStyle w:val="Sidetal"/>
+        <w:rStyle w:val="PageNumber"/>
         <w:sz w:val="18"/>
         <w:szCs w:val="18"/>
       </w:rPr>
@@ -14828,14 +13055,14 @@
     </w:r>
     <w:r>
       <w:rPr>
-        <w:rStyle w:val="Sidetal"/>
+        <w:rStyle w:val="PageNumber"/>
         <w:sz w:val="20"/>
       </w:rPr>
       <w:t xml:space="preserve">                                                    </w:t>
     </w:r>
     <w:r>
       <w:rPr>
-        <w:rStyle w:val="Sidetal"/>
+        <w:rStyle w:val="PageNumber"/>
         <w:sz w:val="20"/>
       </w:rPr>
       <w:t>2025</w:t>
@@ -14843,7 +13070,7 @@
   </w:p>
   <w:p>
     <w:pPr>
-      <w:pStyle w:val="Sidehoved"/>
+      <w:pStyle w:val="Header"/>
     </w:pPr>
   </w:p>
 </w:hdr>
@@ -14853,7 +13080,7 @@
 <w:hdr xmlns:wpc="http://schemas.microsoft.com/office/word/2010/wordprocessingCanvas" xmlns:cx="http://schemas.microsoft.com/office/drawing/2014/chartex" xmlns:cx1="http://schemas.microsoft.com/office/drawing/2015/9/8/chartex" xmlns:cx2="http://schemas.microsoft.com/office/drawing/2015/10/21/chartex" xmlns:cx3="http://schemas.microsoft.com/office/drawing/2016/5/9/chartex" xmlns:cx4="http://schemas.microsoft.com/office/drawing/2016/5/10/chartex" xmlns:cx5="http://schemas.microsoft.com/office/drawing/2016/5/11/chartex" xmlns:cx6="http://schemas.microsoft.com/office/drawing/2016/5/12/chartex" xmlns:cx7="http://schemas.microsoft.com/office/drawing/2016/5/13/chartex" xmlns:cx8="http://schemas.microsoft.com/office/drawing/2016/5/14/chartex" xmlns:mc="http://schemas.openxmlformats.org/markup-compatibility/2006" xmlns:aink="http://schemas.microsoft.com/office/drawing/2016/ink" xmlns:am3d="http://schemas.microsoft.com/office/drawing/2017/model3d" xmlns:o="urn:schemas-microsoft-com:office:office" xmlns:oel="http://schemas.microsoft.com/office/2019/extlst" xmlns:r="http://schemas.openxmlformats.org/officeDocument/2006/relationships" xmlns:m="http://schemas.openxmlformats.org/officeDocument/2006/math" xmlns:v="urn:schemas-microsoft-com:vml" xmlns:wp14="http://schemas.microsoft.com/office/word/2010/wordprocessingDrawing" xmlns:wp="http://schemas.openxmlformats.org/drawingml/2006/wordprocessingDrawing" xmlns:w10="urn:schemas-microsoft-com:office:word" xmlns:w="http://schemas.openxmlformats.org/wordprocessingml/2006/main" xmlns:w14="http://schemas.microsoft.com/office/word/2010/wordml" xmlns:w15="http://schemas.microsoft.com/office/word/2012/wordml" xmlns:w16cex="http://schemas.microsoft.com/office/word/2018/wordml/cex" xmlns:w16cid="http://schemas.microsoft.com/office/word/2016/wordml/cid" xmlns:w16="http://schemas.microsoft.com/office/word/2018/wordml" xmlns:w16du="http://schemas.microsoft.com/office/word/2023/wordml/word16du" xmlns:w16sdtdh="http://schemas.microsoft.com/office/word/2020/wordml/sdtdatahash" xmlns:w16sdtfl="http://schemas.microsoft.com/office/word/2024/wordml/sdtformatlock" xmlns:w16se="http://schemas.microsoft.com/office/word/2015/wordml/symex" xmlns:wpg="http://schemas.microsoft.com/office/word/2010/wordprocessingGroup" xmlns:wpi="http://schemas.microsoft.com/office/word/2010/wordprocessingInk" xmlns:wne="http://schemas.microsoft.com/office/word/2006/wordml" xmlns:wps="http://schemas.microsoft.com/office/word/2010/wordprocessingShape" mc:Ignorable="w14 w15 w16se w16cid w16 w16cex w16sdtdh w16sdtfl w16du wp14">
   <w:p>
     <w:pPr>
-      <w:pStyle w:val="Sidehoved"/>
+      <w:pStyle w:val="Header"/>
       <w:pBdr>
         <w:bottom w:val="single" w:sz="6" w:space="1" w:color="auto"/>
       </w:pBdr>
@@ -14897,42 +13124,42 @@
     <w:proofErr w:type="gramEnd"/>
     <w:r>
       <w:rPr>
-        <w:rStyle w:val="Sidetal"/>
+        <w:rStyle w:val="PageNumber"/>
         <w:sz w:val="20"/>
       </w:rPr>
       <w:tab/>
     </w:r>
     <w:r>
       <w:rPr>
-        <w:rStyle w:val="Sidetal"/>
+        <w:rStyle w:val="PageNumber"/>
         <w:sz w:val="20"/>
       </w:rPr>
       <w:fldChar w:fldCharType="begin"/>
     </w:r>
     <w:r>
       <w:rPr>
-        <w:rStyle w:val="Sidetal"/>
+        <w:rStyle w:val="PageNumber"/>
         <w:sz w:val="20"/>
       </w:rPr>
       <w:instrText xml:space="preserve"> PAGE </w:instrText>
     </w:r>
     <w:r>
       <w:rPr>
-        <w:rStyle w:val="Sidetal"/>
+        <w:rStyle w:val="PageNumber"/>
         <w:sz w:val="20"/>
       </w:rPr>
       <w:fldChar w:fldCharType="separate"/>
     </w:r>
     <w:r>
       <w:rPr>
-        <w:rStyle w:val="Sidetal"/>
+        <w:rStyle w:val="PageNumber"/>
         <w:sz w:val="20"/>
       </w:rPr>
       <w:t>14</w:t>
     </w:r>
     <w:r>
       <w:rPr>
-        <w:rStyle w:val="Sidetal"/>
+        <w:rStyle w:val="PageNumber"/>
         <w:sz w:val="20"/>
       </w:rPr>
       <w:fldChar w:fldCharType="end"/>
@@ -14946,7 +13173,7 @@
   </w:p>
   <w:p>
     <w:pPr>
-      <w:pStyle w:val="Sidehoved"/>
+      <w:pStyle w:val="Header"/>
       <w:pBdr>
         <w:bottom w:val="single" w:sz="6" w:space="1" w:color="auto"/>
       </w:pBdr>
@@ -20276,7 +18503,7 @@
       <w:lang w:val="en-GB" w:eastAsia="en-US"/>
     </w:rPr>
   </w:style>
-  <w:style w:type="paragraph" w:styleId="Overskrift1">
+  <w:style w:type="paragraph" w:styleId="Heading1">
     <w:name w:val="heading 1"/>
     <w:basedOn w:val="Normal"/>
     <w:next w:val="Normal"/>
@@ -20294,7 +18521,7 @@
       <w:szCs w:val="32"/>
     </w:rPr>
   </w:style>
-  <w:style w:type="paragraph" w:styleId="Overskrift2">
+  <w:style w:type="paragraph" w:styleId="Heading2">
     <w:name w:val="heading 2"/>
     <w:basedOn w:val="Normal"/>
     <w:next w:val="Normal"/>
@@ -20311,7 +18538,7 @@
       <w:szCs w:val="28"/>
     </w:rPr>
   </w:style>
-  <w:style w:type="paragraph" w:styleId="Overskrift3">
+  <w:style w:type="paragraph" w:styleId="Heading3">
     <w:name w:val="heading 3"/>
     <w:basedOn w:val="Normal"/>
     <w:next w:val="Normal"/>
@@ -20327,7 +18554,7 @@
       <w:szCs w:val="26"/>
     </w:rPr>
   </w:style>
-  <w:style w:type="paragraph" w:styleId="Overskrift4">
+  <w:style w:type="paragraph" w:styleId="Heading4">
     <w:name w:val="heading 4"/>
     <w:basedOn w:val="Normal"/>
     <w:next w:val="Normal"/>
@@ -20346,13 +18573,13 @@
       <w:lang w:val="en-US"/>
     </w:rPr>
   </w:style>
-  <w:style w:type="character" w:default="1" w:styleId="Standardskrifttypeiafsnit">
+  <w:style w:type="character" w:default="1" w:styleId="DefaultParagraphFont">
     <w:name w:val="Default Paragraph Font"/>
     <w:uiPriority w:val="1"/>
     <w:semiHidden/>
     <w:unhideWhenUsed/>
   </w:style>
-  <w:style w:type="table" w:default="1" w:styleId="Tabel-Normal">
+  <w:style w:type="table" w:default="1" w:styleId="TableNormal">
     <w:name w:val="Normal Table"/>
     <w:uiPriority w:val="99"/>
     <w:semiHidden/>
@@ -20367,13 +18594,13 @@
       </w:tblCellMar>
     </w:tblPr>
   </w:style>
-  <w:style w:type="numbering" w:default="1" w:styleId="Ingenoversigt">
+  <w:style w:type="numbering" w:default="1" w:styleId="NoList">
     <w:name w:val="No List"/>
     <w:uiPriority w:val="99"/>
     <w:semiHidden/>
     <w:unhideWhenUsed/>
   </w:style>
-  <w:style w:type="paragraph" w:styleId="Sidefod">
+  <w:style w:type="paragraph" w:styleId="Footer">
     <w:name w:val="footer"/>
     <w:basedOn w:val="Normal"/>
     <w:pPr>
@@ -20383,10 +18610,10 @@
       </w:tabs>
     </w:pPr>
   </w:style>
-  <w:style w:type="paragraph" w:styleId="Sidehoved">
+  <w:style w:type="paragraph" w:styleId="Header">
     <w:name w:val="header"/>
     <w:basedOn w:val="Normal"/>
-    <w:link w:val="SidehovedTegn"/>
+    <w:link w:val="HeaderChar"/>
     <w:pPr>
       <w:tabs>
         <w:tab w:val="center" w:pos="4819"/>
@@ -20394,11 +18621,11 @@
       </w:tabs>
     </w:pPr>
   </w:style>
-  <w:style w:type="character" w:styleId="Sidetal">
+  <w:style w:type="character" w:styleId="PageNumber">
     <w:name w:val="page number"/>
-    <w:basedOn w:val="Standardskrifttypeiafsnit"/>
+    <w:basedOn w:val="DefaultParagraphFont"/>
   </w:style>
-  <w:style w:type="paragraph" w:styleId="Dokumentoversigt">
+  <w:style w:type="paragraph" w:styleId="DocumentMap">
     <w:name w:val="Document Map"/>
     <w:basedOn w:val="Normal"/>
     <w:pPr>
@@ -20408,7 +18635,7 @@
       <w:rFonts w:ascii="Tahoma" w:hAnsi="Tahoma"/>
     </w:rPr>
   </w:style>
-  <w:style w:type="paragraph" w:styleId="Brdtekstindrykning">
+  <w:style w:type="paragraph" w:styleId="BodyTextIndent">
     <w:name w:val="Body Text Indent"/>
     <w:basedOn w:val="Normal"/>
     <w:pPr>
@@ -20431,7 +18658,7 @@
       <w:u w:val="single"/>
     </w:rPr>
   </w:style>
-  <w:style w:type="paragraph" w:styleId="Bloktekst">
+  <w:style w:type="paragraph" w:styleId="BlockText">
     <w:name w:val="Block Text"/>
     <w:basedOn w:val="Normal"/>
     <w:pPr>
@@ -20446,9 +18673,9 @@
       <w:lang w:val="da-DK"/>
     </w:rPr>
   </w:style>
-  <w:style w:type="table" w:styleId="Tabel-Gitter">
+  <w:style w:type="table" w:styleId="TableGrid">
     <w:name w:val="Table Grid"/>
-    <w:basedOn w:val="Tabel-Normal"/>
+    <w:basedOn w:val="TableNormal"/>
     <w:rsid w:val="002E5227"/>
     <w:tblPr>
       <w:tblBorders>
@@ -20491,23 +18718,23 @@
       <w:ind w:left="1418"/>
     </w:pPr>
   </w:style>
-  <w:style w:type="character" w:styleId="BesgtLink">
+  <w:style w:type="character" w:styleId="FollowedHyperlink">
     <w:name w:val="FollowedHyperlink"/>
     <w:rPr>
       <w:color w:val="800080"/>
       <w:u w:val="single"/>
     </w:rPr>
   </w:style>
-  <w:style w:type="paragraph" w:styleId="Fodnotetekst">
+  <w:style w:type="paragraph" w:styleId="FootnoteText">
     <w:name w:val="footnote text"/>
     <w:basedOn w:val="Normal"/>
-    <w:link w:val="FodnotetekstTegn"/>
+    <w:link w:val="FootnoteTextChar"/>
     <w:rsid w:val="00F95864"/>
     <w:rPr>
       <w:sz w:val="20"/>
     </w:rPr>
   </w:style>
-  <w:style w:type="character" w:styleId="Fodnotehenvisning">
+  <w:style w:type="character" w:styleId="FootnoteReference">
     <w:name w:val="footnote reference"/>
     <w:rsid w:val="00F95864"/>
     <w:rPr>
@@ -20601,7 +18828,7 @@
       </w:numPr>
     </w:pPr>
   </w:style>
-  <w:style w:type="paragraph" w:styleId="Slutnotetekst">
+  <w:style w:type="paragraph" w:styleId="EndnoteText">
     <w:name w:val="endnote text"/>
     <w:basedOn w:val="Normal"/>
     <w:rsid w:val="00E67AF9"/>
@@ -20610,14 +18837,14 @@
       <w:lang w:val="en-US"/>
     </w:rPr>
   </w:style>
-  <w:style w:type="character" w:styleId="Slutnotehenvisning">
+  <w:style w:type="character" w:styleId="EndnoteReference">
     <w:name w:val="endnote reference"/>
     <w:rsid w:val="00E67AF9"/>
     <w:rPr>
       <w:vertAlign w:val="superscript"/>
     </w:rPr>
   </w:style>
-  <w:style w:type="paragraph" w:styleId="Indholdsfortegnelse2">
+  <w:style w:type="paragraph" w:styleId="TOC2">
     <w:name w:val="toc 2"/>
     <w:basedOn w:val="Normal"/>
     <w:next w:val="Normal"/>
@@ -20630,7 +18857,7 @@
       <w:ind w:left="220"/>
     </w:pPr>
   </w:style>
-  <w:style w:type="paragraph" w:styleId="Indholdsfortegnelse1">
+  <w:style w:type="paragraph" w:styleId="TOC1">
     <w:name w:val="toc 1"/>
     <w:basedOn w:val="Normal"/>
     <w:next w:val="Normal"/>
@@ -20646,7 +18873,7 @@
       <w:ind w:left="284" w:hanging="284"/>
     </w:pPr>
   </w:style>
-  <w:style w:type="paragraph" w:styleId="Indholdsfortegnelse3">
+  <w:style w:type="paragraph" w:styleId="TOC3">
     <w:name w:val="toc 3"/>
     <w:basedOn w:val="Normal"/>
     <w:next w:val="Normal"/>
@@ -20659,7 +18886,7 @@
       <w:ind w:left="440"/>
     </w:pPr>
   </w:style>
-  <w:style w:type="paragraph" w:styleId="Indholdsfortegnelse4">
+  <w:style w:type="paragraph" w:styleId="TOC4">
     <w:name w:val="toc 4"/>
     <w:basedOn w:val="Normal"/>
     <w:next w:val="Normal"/>
@@ -20672,7 +18899,7 @@
       <w:ind w:left="660"/>
     </w:pPr>
   </w:style>
-  <w:style w:type="paragraph" w:styleId="Indholdsfortegnelse5">
+  <w:style w:type="paragraph" w:styleId="TOC5">
     <w:name w:val="toc 5"/>
     <w:basedOn w:val="Normal"/>
     <w:next w:val="Normal"/>
@@ -20685,7 +18912,7 @@
       <w:ind w:left="880"/>
     </w:pPr>
   </w:style>
-  <w:style w:type="paragraph" w:styleId="Indholdsfortegnelse6">
+  <w:style w:type="paragraph" w:styleId="TOC6">
     <w:name w:val="toc 6"/>
     <w:basedOn w:val="Normal"/>
     <w:next w:val="Normal"/>
@@ -20698,7 +18925,7 @@
       <w:ind w:left="1100"/>
     </w:pPr>
   </w:style>
-  <w:style w:type="paragraph" w:styleId="Indholdsfortegnelse7">
+  <w:style w:type="paragraph" w:styleId="TOC7">
     <w:name w:val="toc 7"/>
     <w:basedOn w:val="Normal"/>
     <w:next w:val="Normal"/>
@@ -20711,7 +18938,7 @@
       <w:ind w:left="1320"/>
     </w:pPr>
   </w:style>
-  <w:style w:type="paragraph" w:styleId="Indholdsfortegnelse8">
+  <w:style w:type="paragraph" w:styleId="TOC8">
     <w:name w:val="toc 8"/>
     <w:basedOn w:val="Normal"/>
     <w:next w:val="Normal"/>
@@ -20724,7 +18951,7 @@
       <w:ind w:left="1540"/>
     </w:pPr>
   </w:style>
-  <w:style w:type="paragraph" w:styleId="Indholdsfortegnelse9">
+  <w:style w:type="paragraph" w:styleId="TOC9">
     <w:name w:val="toc 9"/>
     <w:basedOn w:val="Normal"/>
     <w:next w:val="Normal"/>
@@ -20737,7 +18964,7 @@
       <w:ind w:left="1760"/>
     </w:pPr>
   </w:style>
-  <w:style w:type="paragraph" w:styleId="Markeringsbobletekst">
+  <w:style w:type="paragraph" w:styleId="BalloonText">
     <w:name w:val="Balloon Text"/>
     <w:basedOn w:val="Normal"/>
     <w:semiHidden/>
@@ -20748,9 +18975,9 @@
       <w:szCs w:val="16"/>
     </w:rPr>
   </w:style>
-  <w:style w:type="character" w:customStyle="1" w:styleId="FodnotetekstTegn">
-    <w:name w:val="Fodnotetekst Tegn"/>
-    <w:link w:val="Fodnotetekst"/>
+  <w:style w:type="character" w:customStyle="1" w:styleId="FootnoteTextChar">
+    <w:name w:val="Footnote Text Char"/>
+    <w:link w:val="FootnoteText"/>
     <w:rsid w:val="003D3189"/>
     <w:rPr>
       <w:lang w:val="en-GB" w:eastAsia="en-US"/>
@@ -20772,16 +18999,16 @@
       <w:lang w:val="en-US"/>
     </w:rPr>
   </w:style>
-  <w:style w:type="character" w:customStyle="1" w:styleId="SidehovedTegn">
-    <w:name w:val="Sidehoved Tegn"/>
-    <w:link w:val="Sidehoved"/>
+  <w:style w:type="character" w:customStyle="1" w:styleId="HeaderChar">
+    <w:name w:val="Header Char"/>
+    <w:link w:val="Header"/>
     <w:rsid w:val="00360BEA"/>
     <w:rPr>
       <w:sz w:val="22"/>
       <w:lang w:val="en-GB" w:eastAsia="en-US"/>
     </w:rPr>
   </w:style>
-  <w:style w:type="character" w:styleId="Kommentarhenvisning">
+  <w:style w:type="character" w:styleId="CommentReference">
     <w:name w:val="annotation reference"/>
     <w:uiPriority w:val="99"/>
     <w:semiHidden/>
@@ -20792,10 +19019,10 @@
       <w:szCs w:val="16"/>
     </w:rPr>
   </w:style>
-  <w:style w:type="paragraph" w:styleId="Kommentartekst">
+  <w:style w:type="paragraph" w:styleId="CommentText">
     <w:name w:val="annotation text"/>
     <w:basedOn w:val="Normal"/>
-    <w:link w:val="KommentartekstTegn"/>
+    <w:link w:val="CommentTextChar"/>
     <w:uiPriority w:val="99"/>
     <w:semiHidden/>
     <w:unhideWhenUsed/>
@@ -20804,9 +19031,9 @@
       <w:sz w:val="20"/>
     </w:rPr>
   </w:style>
-  <w:style w:type="character" w:customStyle="1" w:styleId="KommentartekstTegn">
-    <w:name w:val="Kommentartekst Tegn"/>
-    <w:link w:val="Kommentartekst"/>
+  <w:style w:type="character" w:customStyle="1" w:styleId="CommentTextChar">
+    <w:name w:val="Comment Text Char"/>
+    <w:link w:val="CommentText"/>
     <w:uiPriority w:val="99"/>
     <w:semiHidden/>
     <w:rsid w:val="003E5CE7"/>
@@ -20814,11 +19041,11 @@
       <w:lang w:val="en-GB"/>
     </w:rPr>
   </w:style>
-  <w:style w:type="paragraph" w:styleId="Kommentaremne">
+  <w:style w:type="paragraph" w:styleId="CommentSubject">
     <w:name w:val="annotation subject"/>
-    <w:basedOn w:val="Kommentartekst"/>
-    <w:next w:val="Kommentartekst"/>
-    <w:link w:val="KommentaremneTegn"/>
+    <w:basedOn w:val="CommentText"/>
+    <w:next w:val="CommentText"/>
+    <w:link w:val="CommentSubjectChar"/>
     <w:uiPriority w:val="99"/>
     <w:semiHidden/>
     <w:unhideWhenUsed/>
@@ -20828,9 +19055,9 @@
       <w:bCs/>
     </w:rPr>
   </w:style>
-  <w:style w:type="character" w:customStyle="1" w:styleId="KommentaremneTegn">
-    <w:name w:val="Kommentaremne Tegn"/>
-    <w:link w:val="Kommentaremne"/>
+  <w:style w:type="character" w:customStyle="1" w:styleId="CommentSubjectChar">
+    <w:name w:val="Comment Subject Char"/>
+    <w:link w:val="CommentSubject"/>
     <w:uiPriority w:val="99"/>
     <w:semiHidden/>
     <w:rsid w:val="003E5CE7"/>
@@ -20840,7 +19067,7 @@
       <w:lang w:val="en-GB"/>
     </w:rPr>
   </w:style>
-  <w:style w:type="paragraph" w:styleId="Listeafsnit">
+  <w:style w:type="paragraph" w:styleId="ListParagraph">
     <w:name w:val="List Paragraph"/>
     <w:basedOn w:val="Normal"/>
     <w:uiPriority w:val="34"/>
@@ -20865,17 +19092,17 @@
   </w:style>
   <w:style w:type="character" w:customStyle="1" w:styleId="katex-mathml">
     <w:name w:val="katex-mathml"/>
-    <w:basedOn w:val="Standardskrifttypeiafsnit"/>
+    <w:basedOn w:val="DefaultParagraphFont"/>
     <w:rsid w:val="008629DE"/>
   </w:style>
   <w:style w:type="character" w:customStyle="1" w:styleId="mord">
     <w:name w:val="mord"/>
-    <w:basedOn w:val="Standardskrifttypeiafsnit"/>
+    <w:basedOn w:val="DefaultParagraphFont"/>
     <w:rsid w:val="008629DE"/>
   </w:style>
   <w:style w:type="character" w:customStyle="1" w:styleId="vlist-s">
     <w:name w:val="vlist-s"/>
-    <w:basedOn w:val="Standardskrifttypeiafsnit"/>
+    <w:basedOn w:val="DefaultParagraphFont"/>
     <w:rsid w:val="004778D7"/>
   </w:style>
 </w:styles>

--- a/Obsidian/Courses/Electromagnetics/Exercises/LAB/30035_LaboratoryExercises.docx
+++ b/Obsidian/Courses/Electromagnetics/Exercises/LAB/30035_LaboratoryExercises.docx
@@ -11236,6 +11236,12 @@
           <w:lang w:val="en-US"/>
         </w:rPr>
       </w:pPr>
+      <w:r>
+        <w:rPr>
+          <w:lang w:val="en-US"/>
+        </w:rPr>
+        <w:t>L</w:t>
+      </w:r>
     </w:p>
     <w:p>
       <w:pPr>

--- a/Obsidian/Courses/Electromagnetics/Exercises/LAB/30035_LaboratoryExercises.docx
+++ b/Obsidian/Courses/Electromagnetics/Exercises/LAB/30035_LaboratoryExercises.docx
@@ -9824,7 +9824,7 @@
                                     <pic:cNvPicPr/>
                                   </pic:nvPicPr>
                                   <pic:blipFill rotWithShape="1">
-                                    <a:blip r:embed="rId14">
+                                    <a:blip r:embed="rId16">
                                       <a:extLst>
                                         <a:ext uri="{28A0092B-C50C-407E-A947-70E740481C1C}">
                                           <a14:useLocalDpi xmlns:a14="http://schemas.microsoft.com/office/drawing/2010/main" val="0"/>
@@ -9887,7 +9887,7 @@
                                     <pic:cNvPicPr/>
                                   </pic:nvPicPr>
                                   <pic:blipFill rotWithShape="1">
-                                    <a:blip r:embed="rId15"/>
+                                    <a:blip r:embed="rId17"/>
                                     <a:srcRect t="1" r="7061" b="6446"/>
                                     <a:stretch>
                                       <a:fillRect/>
@@ -10269,7 +10269,14 @@
                 <w:color w:val="000000" w:themeColor="text1"/>
                 <w:szCs w:val="22"/>
               </w:rPr>
-              <w:t xml:space="preserve">100 </w:t>
+              <w:t>192</w:t>
+            </w:r>
+            <w:r>
+              <w:rPr>
+                <w:color w:val="000000" w:themeColor="text1"/>
+                <w:szCs w:val="22"/>
+              </w:rPr>
+              <w:t xml:space="preserve"> </w:t>
             </w:r>
             <w:proofErr w:type="spellStart"/>
             <w:r>
@@ -10302,17 +10309,15 @@
                 <w:color w:val="000000" w:themeColor="text1"/>
                 <w:szCs w:val="22"/>
               </w:rPr>
-              <w:t xml:space="preserve">0.1 </w:t>
-            </w:r>
-            <w:proofErr w:type="spellStart"/>
+              <w:t>0.9</w:t>
+            </w:r>
             <w:r>
               <w:rPr>
                 <w:color w:val="000000" w:themeColor="text1"/>
                 <w:szCs w:val="22"/>
               </w:rPr>
-              <w:t>db</w:t>
-            </w:r>
-            <w:proofErr w:type="spellEnd"/>
+              <w:t xml:space="preserve"> db</w:t>
+            </w:r>
           </w:p>
         </w:tc>
       </w:tr>
@@ -10353,6 +10358,18 @@
           <w:lang w:val="en-US"/>
         </w:rPr>
         <w:t>.</w:t>
+      </w:r>
+      <w:r>
+        <w:rPr>
+          <w:lang w:val="en-US"/>
+        </w:rPr>
+        <w:t xml:space="preserve"> </w:t>
+      </w:r>
+      <w:r>
+        <w:rPr>
+          <w:lang w:val="en-US"/>
+        </w:rPr>
+        <w:t>connector + 3 cm</w:t>
       </w:r>
     </w:p>
     <w:p>
@@ -10571,7 +10588,14 @@
                 <w:color w:val="000000" w:themeColor="text1"/>
                 <w:szCs w:val="22"/>
               </w:rPr>
-              <w:t>maxima</w:t>
+              <w:t>M</w:t>
+            </w:r>
+            <w:r>
+              <w:rPr>
+                <w:color w:val="000000" w:themeColor="text1"/>
+                <w:szCs w:val="22"/>
+              </w:rPr>
+              <w:t>inimum</w:t>
             </w:r>
           </w:p>
         </w:tc>
@@ -10595,7 +10619,14 @@
                 <w:color w:val="000000" w:themeColor="text1"/>
                 <w:szCs w:val="22"/>
               </w:rPr>
-              <w:t xml:space="preserve">100 </w:t>
+              <w:t>174.371</w:t>
+            </w:r>
+            <w:r>
+              <w:rPr>
+                <w:color w:val="000000" w:themeColor="text1"/>
+                <w:szCs w:val="22"/>
+              </w:rPr>
+              <w:t xml:space="preserve"> </w:t>
             </w:r>
             <w:proofErr w:type="spellStart"/>
             <w:r>
@@ -10628,17 +10659,15 @@
                 <w:color w:val="000000" w:themeColor="text1"/>
                 <w:szCs w:val="22"/>
               </w:rPr>
-              <w:t xml:space="preserve">0.1 </w:t>
-            </w:r>
-            <w:proofErr w:type="spellStart"/>
+              <w:t>-25.5</w:t>
+            </w:r>
             <w:r>
               <w:rPr>
                 <w:color w:val="000000" w:themeColor="text1"/>
                 <w:szCs w:val="22"/>
               </w:rPr>
-              <w:t>db</w:t>
-            </w:r>
-            <w:proofErr w:type="spellEnd"/>
+              <w:t xml:space="preserve"> db</w:t>
+            </w:r>
           </w:p>
         </w:tc>
       </w:tr>
@@ -10676,6 +10705,12 @@
           <w:lang w:val="en-US"/>
         </w:rPr>
         <w:t>.</w:t>
+      </w:r>
+      <w:r>
+        <w:rPr>
+          <w:lang w:val="en-US"/>
+        </w:rPr>
+        <w:t xml:space="preserve"> connector + 3 cm</w:t>
       </w:r>
     </w:p>
     <w:p>
@@ -10852,7 +10887,14 @@
                 <w:color w:val="000000" w:themeColor="text1"/>
                 <w:szCs w:val="22"/>
               </w:rPr>
-              <w:t>maxima</w:t>
+              <w:t>m</w:t>
+            </w:r>
+            <w:r>
+              <w:rPr>
+                <w:color w:val="000000" w:themeColor="text1"/>
+                <w:szCs w:val="22"/>
+              </w:rPr>
+              <w:t>inimum</w:t>
             </w:r>
           </w:p>
         </w:tc>
@@ -10876,7 +10918,14 @@
                 <w:color w:val="000000" w:themeColor="text1"/>
                 <w:szCs w:val="22"/>
               </w:rPr>
-              <w:t xml:space="preserve">100 </w:t>
+              <w:t>359.296</w:t>
+            </w:r>
+            <w:r>
+              <w:rPr>
+                <w:color w:val="000000" w:themeColor="text1"/>
+                <w:szCs w:val="22"/>
+              </w:rPr>
+              <w:t xml:space="preserve"> </w:t>
             </w:r>
             <w:proofErr w:type="spellStart"/>
             <w:r>
@@ -10909,17 +10958,15 @@
                 <w:color w:val="000000" w:themeColor="text1"/>
                 <w:szCs w:val="22"/>
               </w:rPr>
-              <w:t xml:space="preserve">0.1 </w:t>
-            </w:r>
-            <w:proofErr w:type="spellStart"/>
+              <w:t>-25</w:t>
+            </w:r>
             <w:r>
               <w:rPr>
                 <w:color w:val="000000" w:themeColor="text1"/>
                 <w:szCs w:val="22"/>
               </w:rPr>
-              <w:t>db</w:t>
-            </w:r>
-            <w:proofErr w:type="spellEnd"/>
+              <w:t xml:space="preserve"> db</w:t>
+            </w:r>
           </w:p>
         </w:tc>
       </w:tr>
@@ -11043,7 +11090,7 @@
     <w:tbl>
       <w:tblPr>
         <w:tblStyle w:val="TableGrid"/>
-        <w:tblW w:w="0" w:type="auto"/>
+        <w:tblW w:w="9061" w:type="dxa"/>
         <w:tblLayout w:type="fixed"/>
         <w:tblLook w:val="06A0" w:firstRow="1" w:lastRow="0" w:firstColumn="1" w:lastColumn="0" w:noHBand="1" w:noVBand="1"/>
       </w:tblPr>
@@ -11156,7 +11203,7 @@
                 <w:color w:val="000000" w:themeColor="text1"/>
                 <w:szCs w:val="22"/>
               </w:rPr>
-              <w:t>maxima</w:t>
+              <w:t>Minima 1</w:t>
             </w:r>
           </w:p>
         </w:tc>
@@ -11180,7 +11227,21 @@
                 <w:color w:val="000000" w:themeColor="text1"/>
                 <w:szCs w:val="22"/>
               </w:rPr>
-              <w:t xml:space="preserve">100 </w:t>
+              <w:t>1</w:t>
+            </w:r>
+            <w:r>
+              <w:rPr>
+                <w:color w:val="000000" w:themeColor="text1"/>
+                <w:szCs w:val="22"/>
+              </w:rPr>
+              <w:t>42</w:t>
+            </w:r>
+            <w:r>
+              <w:rPr>
+                <w:color w:val="000000" w:themeColor="text1"/>
+                <w:szCs w:val="22"/>
+              </w:rPr>
+              <w:t xml:space="preserve"> </w:t>
             </w:r>
             <w:proofErr w:type="spellStart"/>
             <w:r>
@@ -11213,7 +11274,326 @@
                 <w:color w:val="000000" w:themeColor="text1"/>
                 <w:szCs w:val="22"/>
               </w:rPr>
-              <w:t xml:space="preserve">0.1 </w:t>
+              <w:t>-23.5</w:t>
+            </w:r>
+            <w:r>
+              <w:rPr>
+                <w:color w:val="000000" w:themeColor="text1"/>
+                <w:szCs w:val="22"/>
+              </w:rPr>
+              <w:t xml:space="preserve"> </w:t>
+            </w:r>
+            <w:proofErr w:type="spellStart"/>
+            <w:r>
+              <w:rPr>
+                <w:color w:val="000000" w:themeColor="text1"/>
+                <w:szCs w:val="22"/>
+              </w:rPr>
+              <w:t>db</w:t>
+            </w:r>
+            <w:proofErr w:type="spellEnd"/>
+          </w:p>
+        </w:tc>
+      </w:tr>
+      <w:tr>
+        <w:trPr>
+          <w:trHeight w:val="300"/>
+        </w:trPr>
+        <w:tc>
+          <w:tcPr>
+            <w:tcW w:w="3149" w:type="dxa"/>
+            <w:tcBorders>
+              <w:top w:val="single" w:sz="8" w:space="0" w:color="auto"/>
+              <w:left w:val="single" w:sz="8" w:space="0" w:color="auto"/>
+              <w:bottom w:val="single" w:sz="8" w:space="0" w:color="auto"/>
+              <w:right w:val="single" w:sz="8" w:space="0" w:color="auto"/>
+            </w:tcBorders>
+            <w:tcMar>
+              <w:left w:w="108" w:type="dxa"/>
+              <w:right w:w="108" w:type="dxa"/>
+            </w:tcMar>
+          </w:tcPr>
+          <w:p>
+            <w:pPr>
+              <w:rPr>
+                <w:color w:val="000000" w:themeColor="text1"/>
+                <w:szCs w:val="22"/>
+              </w:rPr>
+            </w:pPr>
+            <w:r>
+              <w:rPr>
+                <w:color w:val="000000" w:themeColor="text1"/>
+                <w:szCs w:val="22"/>
+              </w:rPr>
+              <w:t>Minima 2</w:t>
+            </w:r>
+          </w:p>
+        </w:tc>
+        <w:tc>
+          <w:tcPr>
+            <w:tcW w:w="3032" w:type="dxa"/>
+            <w:tcBorders>
+              <w:top w:val="single" w:sz="8" w:space="0" w:color="auto"/>
+              <w:left w:val="single" w:sz="8" w:space="0" w:color="auto"/>
+              <w:bottom w:val="single" w:sz="8" w:space="0" w:color="auto"/>
+              <w:right w:val="single" w:sz="8" w:space="0" w:color="auto"/>
+            </w:tcBorders>
+            <w:tcMar>
+              <w:left w:w="108" w:type="dxa"/>
+              <w:right w:w="108" w:type="dxa"/>
+            </w:tcMar>
+          </w:tcPr>
+          <w:p>
+            <w:pPr>
+              <w:rPr>
+                <w:color w:val="000000" w:themeColor="text1"/>
+                <w:szCs w:val="22"/>
+              </w:rPr>
+            </w:pPr>
+            <w:r>
+              <w:rPr>
+                <w:color w:val="000000" w:themeColor="text1"/>
+                <w:szCs w:val="22"/>
+              </w:rPr>
+              <w:t>238.6</w:t>
+            </w:r>
+          </w:p>
+        </w:tc>
+        <w:tc>
+          <w:tcPr>
+            <w:tcW w:w="2880" w:type="dxa"/>
+            <w:tcBorders>
+              <w:top w:val="single" w:sz="8" w:space="0" w:color="auto"/>
+              <w:left w:val="single" w:sz="8" w:space="0" w:color="auto"/>
+              <w:bottom w:val="single" w:sz="8" w:space="0" w:color="auto"/>
+              <w:right w:val="single" w:sz="8" w:space="0" w:color="auto"/>
+            </w:tcBorders>
+            <w:tcMar>
+              <w:left w:w="108" w:type="dxa"/>
+              <w:right w:w="108" w:type="dxa"/>
+            </w:tcMar>
+          </w:tcPr>
+          <w:p>
+            <w:pPr>
+              <w:rPr>
+                <w:color w:val="000000" w:themeColor="text1"/>
+                <w:szCs w:val="22"/>
+              </w:rPr>
+            </w:pPr>
+            <w:r>
+              <w:rPr>
+                <w:color w:val="000000" w:themeColor="text1"/>
+                <w:szCs w:val="22"/>
+              </w:rPr>
+              <w:t xml:space="preserve">-23.3 </w:t>
+            </w:r>
+            <w:proofErr w:type="spellStart"/>
+            <w:r>
+              <w:rPr>
+                <w:color w:val="000000" w:themeColor="text1"/>
+                <w:szCs w:val="22"/>
+              </w:rPr>
+              <w:t>db</w:t>
+            </w:r>
+            <w:proofErr w:type="spellEnd"/>
+          </w:p>
+        </w:tc>
+      </w:tr>
+      <w:tr>
+        <w:trPr>
+          <w:trHeight w:val="300"/>
+        </w:trPr>
+        <w:tc>
+          <w:tcPr>
+            <w:tcW w:w="3149" w:type="dxa"/>
+            <w:tcBorders>
+              <w:top w:val="single" w:sz="8" w:space="0" w:color="auto"/>
+              <w:left w:val="single" w:sz="8" w:space="0" w:color="auto"/>
+              <w:bottom w:val="single" w:sz="8" w:space="0" w:color="auto"/>
+              <w:right w:val="single" w:sz="8" w:space="0" w:color="auto"/>
+            </w:tcBorders>
+            <w:tcMar>
+              <w:left w:w="108" w:type="dxa"/>
+              <w:right w:w="108" w:type="dxa"/>
+            </w:tcMar>
+          </w:tcPr>
+          <w:p>
+            <w:pPr>
+              <w:rPr>
+                <w:color w:val="000000" w:themeColor="text1"/>
+                <w:szCs w:val="22"/>
+              </w:rPr>
+            </w:pPr>
+            <w:r>
+              <w:rPr>
+                <w:color w:val="000000" w:themeColor="text1"/>
+                <w:szCs w:val="22"/>
+              </w:rPr>
+              <w:t>Minima 3</w:t>
+            </w:r>
+          </w:p>
+        </w:tc>
+        <w:tc>
+          <w:tcPr>
+            <w:tcW w:w="3032" w:type="dxa"/>
+            <w:tcBorders>
+              <w:top w:val="single" w:sz="8" w:space="0" w:color="auto"/>
+              <w:left w:val="single" w:sz="8" w:space="0" w:color="auto"/>
+              <w:bottom w:val="single" w:sz="8" w:space="0" w:color="auto"/>
+              <w:right w:val="single" w:sz="8" w:space="0" w:color="auto"/>
+            </w:tcBorders>
+            <w:tcMar>
+              <w:left w:w="108" w:type="dxa"/>
+              <w:right w:w="108" w:type="dxa"/>
+            </w:tcMar>
+          </w:tcPr>
+          <w:p>
+            <w:pPr>
+              <w:rPr>
+                <w:color w:val="000000" w:themeColor="text1"/>
+                <w:szCs w:val="22"/>
+              </w:rPr>
+            </w:pPr>
+            <w:r>
+              <w:rPr>
+                <w:color w:val="000000" w:themeColor="text1"/>
+                <w:szCs w:val="22"/>
+              </w:rPr>
+              <w:t>335.175</w:t>
+            </w:r>
+          </w:p>
+        </w:tc>
+        <w:tc>
+          <w:tcPr>
+            <w:tcW w:w="2880" w:type="dxa"/>
+            <w:tcBorders>
+              <w:top w:val="single" w:sz="8" w:space="0" w:color="auto"/>
+              <w:left w:val="single" w:sz="8" w:space="0" w:color="auto"/>
+              <w:bottom w:val="single" w:sz="8" w:space="0" w:color="auto"/>
+              <w:right w:val="single" w:sz="8" w:space="0" w:color="auto"/>
+            </w:tcBorders>
+            <w:tcMar>
+              <w:left w:w="108" w:type="dxa"/>
+              <w:right w:w="108" w:type="dxa"/>
+            </w:tcMar>
+          </w:tcPr>
+          <w:p>
+            <w:pPr>
+              <w:rPr>
+                <w:color w:val="000000" w:themeColor="text1"/>
+                <w:szCs w:val="22"/>
+              </w:rPr>
+            </w:pPr>
+            <w:r>
+              <w:rPr>
+                <w:color w:val="000000" w:themeColor="text1"/>
+                <w:szCs w:val="22"/>
+              </w:rPr>
+              <w:t xml:space="preserve">-20.8 </w:t>
+            </w:r>
+            <w:proofErr w:type="spellStart"/>
+            <w:r>
+              <w:rPr>
+                <w:color w:val="000000" w:themeColor="text1"/>
+                <w:szCs w:val="22"/>
+              </w:rPr>
+              <w:t>db</w:t>
+            </w:r>
+            <w:proofErr w:type="spellEnd"/>
+          </w:p>
+        </w:tc>
+      </w:tr>
+      <w:tr>
+        <w:trPr>
+          <w:trHeight w:val="300"/>
+        </w:trPr>
+        <w:tc>
+          <w:tcPr>
+            <w:tcW w:w="3149" w:type="dxa"/>
+            <w:tcBorders>
+              <w:top w:val="single" w:sz="8" w:space="0" w:color="auto"/>
+              <w:left w:val="single" w:sz="8" w:space="0" w:color="auto"/>
+              <w:bottom w:val="single" w:sz="8" w:space="0" w:color="auto"/>
+              <w:right w:val="single" w:sz="8" w:space="0" w:color="auto"/>
+            </w:tcBorders>
+            <w:tcMar>
+              <w:left w:w="108" w:type="dxa"/>
+              <w:right w:w="108" w:type="dxa"/>
+            </w:tcMar>
+          </w:tcPr>
+          <w:p>
+            <w:pPr>
+              <w:rPr>
+                <w:color w:val="000000" w:themeColor="text1"/>
+                <w:szCs w:val="22"/>
+              </w:rPr>
+            </w:pPr>
+            <w:r>
+              <w:rPr>
+                <w:color w:val="000000" w:themeColor="text1"/>
+                <w:szCs w:val="22"/>
+              </w:rPr>
+              <w:t xml:space="preserve">Minima 4 </w:t>
+            </w:r>
+          </w:p>
+        </w:tc>
+        <w:tc>
+          <w:tcPr>
+            <w:tcW w:w="3032" w:type="dxa"/>
+            <w:tcBorders>
+              <w:top w:val="single" w:sz="8" w:space="0" w:color="auto"/>
+              <w:left w:val="single" w:sz="8" w:space="0" w:color="auto"/>
+              <w:bottom w:val="single" w:sz="8" w:space="0" w:color="auto"/>
+              <w:right w:val="single" w:sz="8" w:space="0" w:color="auto"/>
+            </w:tcBorders>
+            <w:tcMar>
+              <w:left w:w="108" w:type="dxa"/>
+              <w:right w:w="108" w:type="dxa"/>
+            </w:tcMar>
+          </w:tcPr>
+          <w:p>
+            <w:pPr>
+              <w:rPr>
+                <w:color w:val="000000" w:themeColor="text1"/>
+                <w:szCs w:val="22"/>
+              </w:rPr>
+            </w:pPr>
+            <w:r>
+              <w:rPr>
+                <w:color w:val="000000" w:themeColor="text1"/>
+                <w:szCs w:val="22"/>
+              </w:rPr>
+              <w:t>429.648</w:t>
+            </w:r>
+          </w:p>
+        </w:tc>
+        <w:tc>
+          <w:tcPr>
+            <w:tcW w:w="2880" w:type="dxa"/>
+            <w:tcBorders>
+              <w:top w:val="single" w:sz="8" w:space="0" w:color="auto"/>
+              <w:left w:val="single" w:sz="8" w:space="0" w:color="auto"/>
+              <w:bottom w:val="single" w:sz="8" w:space="0" w:color="auto"/>
+              <w:right w:val="single" w:sz="8" w:space="0" w:color="auto"/>
+            </w:tcBorders>
+            <w:tcMar>
+              <w:left w:w="108" w:type="dxa"/>
+              <w:right w:w="108" w:type="dxa"/>
+            </w:tcMar>
+          </w:tcPr>
+          <w:p>
+            <w:pPr>
+              <w:rPr>
+                <w:color w:val="000000" w:themeColor="text1"/>
+                <w:szCs w:val="22"/>
+              </w:rPr>
+            </w:pPr>
+            <w:r>
+              <w:rPr>
+                <w:color w:val="000000" w:themeColor="text1"/>
+                <w:szCs w:val="22"/>
+              </w:rPr>
+              <w:t xml:space="preserve">-20.8 </w:t>
             </w:r>
             <w:proofErr w:type="spellStart"/>
             <w:r>
@@ -11236,12 +11616,6 @@
           <w:lang w:val="en-US"/>
         </w:rPr>
       </w:pPr>
-      <w:r>
-        <w:rPr>
-          <w:lang w:val="en-US"/>
-        </w:rPr>
-        <w:t>L</w:t>
-      </w:r>
     </w:p>
     <w:p>
       <w:pPr>
@@ -11342,7 +11716,7 @@
                                           <pic:cNvPicPr/>
                                         </pic:nvPicPr>
                                         <pic:blipFill>
-                                          <a:blip r:embed="rId16">
+                                          <a:blip r:embed="rId18">
                                             <a:extLst>
                                               <a:ext uri="{28A0092B-C50C-407E-A947-70E740481C1C}">
                                                 <a14:useLocalDpi xmlns:a14="http://schemas.microsoft.com/office/drawing/2010/main" val="0"/>
@@ -11396,7 +11770,7 @@
                                           <pic:cNvPicPr/>
                                         </pic:nvPicPr>
                                         <pic:blipFill>
-                                          <a:blip r:embed="rId17"/>
+                                          <a:blip r:embed="rId19"/>
                                           <a:stretch>
                                             <a:fillRect/>
                                           </a:stretch>
@@ -11469,7 +11843,7 @@
                                     <pic:cNvPicPr/>
                                   </pic:nvPicPr>
                                   <pic:blipFill>
-                                    <a:blip r:embed="rId16">
+                                    <a:blip r:embed="rId20">
                                       <a:extLst>
                                         <a:ext uri="{28A0092B-C50C-407E-A947-70E740481C1C}">
                                           <a14:useLocalDpi xmlns:a14="http://schemas.microsoft.com/office/drawing/2010/main" val="0"/>
@@ -11523,7 +11897,7 @@
                                     <pic:cNvPicPr/>
                                   </pic:nvPicPr>
                                   <pic:blipFill>
-                                    <a:blip r:embed="rId17"/>
+                                    <a:blip r:embed="rId21"/>
                                     <a:stretch>
                                       <a:fillRect/>
                                     </a:stretch>
@@ -11733,6 +12107,72 @@
     </w:p>
     <w:p>
       <w:pPr>
+        <w:ind w:left="360"/>
+        <w:rPr>
+          <w:lang w:val="en-US"/>
+        </w:rPr>
+      </w:pPr>
+    </w:p>
+    <w:p>
+      <w:pPr>
+        <w:ind w:left="360"/>
+        <w:rPr>
+          <w:lang w:val="en-US"/>
+        </w:rPr>
+      </w:pPr>
+      <w:r>
+        <w:rPr>
+          <w:lang w:val="en-US"/>
+        </w:rPr>
+        <w:t>Tl length 3.3 cm</w:t>
+      </w:r>
+    </w:p>
+    <w:p>
+      <w:pPr>
+        <w:ind w:left="360"/>
+        <w:rPr>
+          <w:lang w:val="en-US"/>
+        </w:rPr>
+      </w:pPr>
+    </w:p>
+    <w:p>
+      <w:pPr>
+        <w:ind w:left="360"/>
+        <w:rPr>
+          <w:lang w:val="en-US"/>
+        </w:rPr>
+      </w:pPr>
+      <w:r>
+        <w:rPr>
+          <w:lang w:val="en-US"/>
+        </w:rPr>
+        <w:t>387.437 MHz</w:t>
+      </w:r>
+    </w:p>
+    <w:p>
+      <w:pPr>
+        <w:ind w:left="360"/>
+        <w:rPr>
+          <w:lang w:val="en-US"/>
+        </w:rPr>
+      </w:pPr>
+      <w:r>
+        <w:rPr>
+          <w:lang w:val="en-US"/>
+        </w:rPr>
+        <w:t xml:space="preserve">-10 </w:t>
+      </w:r>
+      <w:proofErr w:type="spellStart"/>
+      <w:r>
+        <w:rPr>
+          <w:lang w:val="en-US"/>
+        </w:rPr>
+        <w:t>db</w:t>
+      </w:r>
+      <w:proofErr w:type="spellEnd"/>
+    </w:p>
+    <w:p>
+      <w:pPr>
         <w:numPr>
           <w:ilvl w:val="0"/>
           <w:numId w:val="29"/>
@@ -11901,6 +12341,341 @@
         </w:rPr>
         <w:t xml:space="preserve"> if needed.</w:t>
       </w:r>
+    </w:p>
+    <w:tbl>
+      <w:tblPr>
+        <w:tblStyle w:val="TableGrid"/>
+        <w:tblW w:w="0" w:type="auto"/>
+        <w:tblLayout w:type="fixed"/>
+        <w:tblLook w:val="06A0" w:firstRow="1" w:lastRow="0" w:firstColumn="1" w:lastColumn="0" w:noHBand="1" w:noVBand="1"/>
+      </w:tblPr>
+      <w:tblGrid>
+        <w:gridCol w:w="1763"/>
+        <w:gridCol w:w="1885"/>
+        <w:gridCol w:w="1885"/>
+        <w:gridCol w:w="1764"/>
+        <w:gridCol w:w="1764"/>
+      </w:tblGrid>
+      <w:tr>
+        <w:trPr>
+          <w:trHeight w:val="300"/>
+        </w:trPr>
+        <w:tc>
+          <w:tcPr>
+            <w:tcW w:w="1763" w:type="dxa"/>
+            <w:tcBorders>
+              <w:top w:val="single" w:sz="8" w:space="0" w:color="auto"/>
+              <w:left w:val="single" w:sz="8" w:space="0" w:color="auto"/>
+              <w:bottom w:val="single" w:sz="8" w:space="0" w:color="auto"/>
+              <w:right w:val="single" w:sz="8" w:space="0" w:color="auto"/>
+            </w:tcBorders>
+            <w:tcMar>
+              <w:left w:w="108" w:type="dxa"/>
+              <w:right w:w="108" w:type="dxa"/>
+            </w:tcMar>
+          </w:tcPr>
+          <w:p>
+            <w:pPr>
+              <w:rPr>
+                <w:color w:val="000000" w:themeColor="text1"/>
+                <w:sz w:val="20"/>
+              </w:rPr>
+            </w:pPr>
+          </w:p>
+        </w:tc>
+        <w:tc>
+          <w:tcPr>
+            <w:tcW w:w="1885" w:type="dxa"/>
+            <w:tcBorders>
+              <w:top w:val="single" w:sz="8" w:space="0" w:color="auto"/>
+              <w:left w:val="single" w:sz="8" w:space="0" w:color="auto"/>
+              <w:bottom w:val="single" w:sz="8" w:space="0" w:color="auto"/>
+              <w:right w:val="single" w:sz="8" w:space="0" w:color="auto"/>
+            </w:tcBorders>
+            <w:tcMar>
+              <w:left w:w="108" w:type="dxa"/>
+              <w:right w:w="108" w:type="dxa"/>
+            </w:tcMar>
+          </w:tcPr>
+          <w:p>
+            <w:r>
+              <w:rPr>
+                <w:color w:val="000000" w:themeColor="text1"/>
+                <w:sz w:val="20"/>
+              </w:rPr>
+              <w:t>Tl length</w:t>
+            </w:r>
+          </w:p>
+        </w:tc>
+        <w:tc>
+          <w:tcPr>
+            <w:tcW w:w="1885" w:type="dxa"/>
+            <w:tcBorders>
+              <w:top w:val="single" w:sz="8" w:space="0" w:color="auto"/>
+              <w:left w:val="single" w:sz="8" w:space="0" w:color="auto"/>
+              <w:bottom w:val="single" w:sz="8" w:space="0" w:color="auto"/>
+              <w:right w:val="single" w:sz="8" w:space="0" w:color="auto"/>
+            </w:tcBorders>
+            <w:tcMar>
+              <w:left w:w="108" w:type="dxa"/>
+              <w:right w:w="108" w:type="dxa"/>
+            </w:tcMar>
+          </w:tcPr>
+          <w:p>
+            <w:r>
+              <w:rPr>
+                <w:color w:val="000000" w:themeColor="text1"/>
+                <w:sz w:val="20"/>
+              </w:rPr>
+              <w:t>Stub length</w:t>
+            </w:r>
+          </w:p>
+        </w:tc>
+        <w:tc>
+          <w:tcPr>
+            <w:tcW w:w="1764" w:type="dxa"/>
+            <w:tcBorders>
+              <w:top w:val="single" w:sz="8" w:space="0" w:color="auto"/>
+              <w:left w:val="single" w:sz="8" w:space="0" w:color="auto"/>
+              <w:bottom w:val="single" w:sz="8" w:space="0" w:color="auto"/>
+              <w:right w:val="single" w:sz="8" w:space="0" w:color="auto"/>
+            </w:tcBorders>
+            <w:tcMar>
+              <w:left w:w="108" w:type="dxa"/>
+              <w:right w:w="108" w:type="dxa"/>
+            </w:tcMar>
+          </w:tcPr>
+          <w:p>
+            <w:r>
+              <w:rPr>
+                <w:color w:val="000000" w:themeColor="text1"/>
+                <w:sz w:val="20"/>
+              </w:rPr>
+              <w:t xml:space="preserve">Match </w:t>
+            </w:r>
+            <w:proofErr w:type="spellStart"/>
+            <w:r>
+              <w:rPr>
+                <w:color w:val="000000" w:themeColor="text1"/>
+                <w:sz w:val="20"/>
+              </w:rPr>
+              <w:t>freq</w:t>
+            </w:r>
+            <w:proofErr w:type="spellEnd"/>
+          </w:p>
+        </w:tc>
+        <w:tc>
+          <w:tcPr>
+            <w:tcW w:w="1764" w:type="dxa"/>
+            <w:tcBorders>
+              <w:top w:val="single" w:sz="8" w:space="0" w:color="auto"/>
+              <w:left w:val="single" w:sz="8" w:space="0" w:color="auto"/>
+              <w:bottom w:val="single" w:sz="8" w:space="0" w:color="auto"/>
+              <w:right w:val="single" w:sz="8" w:space="0" w:color="auto"/>
+            </w:tcBorders>
+            <w:tcMar>
+              <w:left w:w="108" w:type="dxa"/>
+              <w:right w:w="108" w:type="dxa"/>
+            </w:tcMar>
+          </w:tcPr>
+          <w:p>
+            <w:r>
+              <w:rPr>
+                <w:color w:val="000000" w:themeColor="text1"/>
+                <w:sz w:val="20"/>
+              </w:rPr>
+              <w:t xml:space="preserve">S11 </w:t>
+            </w:r>
+            <w:proofErr w:type="spellStart"/>
+            <w:r>
+              <w:rPr>
+                <w:color w:val="000000" w:themeColor="text1"/>
+                <w:sz w:val="20"/>
+              </w:rPr>
+              <w:t>val</w:t>
+            </w:r>
+            <w:proofErr w:type="spellEnd"/>
+          </w:p>
+        </w:tc>
+      </w:tr>
+      <w:tr>
+        <w:trPr>
+          <w:trHeight w:val="300"/>
+        </w:trPr>
+        <w:tc>
+          <w:tcPr>
+            <w:tcW w:w="1763" w:type="dxa"/>
+            <w:tcBorders>
+              <w:top w:val="single" w:sz="8" w:space="0" w:color="auto"/>
+              <w:left w:val="single" w:sz="8" w:space="0" w:color="auto"/>
+              <w:bottom w:val="single" w:sz="8" w:space="0" w:color="auto"/>
+              <w:right w:val="single" w:sz="8" w:space="0" w:color="auto"/>
+            </w:tcBorders>
+            <w:tcMar>
+              <w:left w:w="108" w:type="dxa"/>
+              <w:right w:w="108" w:type="dxa"/>
+            </w:tcMar>
+          </w:tcPr>
+          <w:p>
+            <w:r>
+              <w:rPr>
+                <w:color w:val="000000" w:themeColor="text1"/>
+                <w:sz w:val="20"/>
+              </w:rPr>
+              <w:t xml:space="preserve"> </w:t>
+            </w:r>
+          </w:p>
+        </w:tc>
+        <w:tc>
+          <w:tcPr>
+            <w:tcW w:w="1885" w:type="dxa"/>
+            <w:tcBorders>
+              <w:top w:val="single" w:sz="8" w:space="0" w:color="auto"/>
+              <w:left w:val="single" w:sz="8" w:space="0" w:color="auto"/>
+              <w:bottom w:val="single" w:sz="8" w:space="0" w:color="auto"/>
+              <w:right w:val="single" w:sz="8" w:space="0" w:color="auto"/>
+            </w:tcBorders>
+            <w:tcMar>
+              <w:left w:w="108" w:type="dxa"/>
+              <w:right w:w="108" w:type="dxa"/>
+            </w:tcMar>
+          </w:tcPr>
+          <w:p>
+            <w:r>
+              <w:rPr>
+                <w:color w:val="000000" w:themeColor="text1"/>
+                <w:sz w:val="20"/>
+              </w:rPr>
+              <w:t>9.3</w:t>
+            </w:r>
+            <w:r>
+              <w:rPr>
+                <w:color w:val="000000" w:themeColor="text1"/>
+                <w:sz w:val="20"/>
+              </w:rPr>
+              <w:t xml:space="preserve"> cm</w:t>
+            </w:r>
+          </w:p>
+        </w:tc>
+        <w:tc>
+          <w:tcPr>
+            <w:tcW w:w="1885" w:type="dxa"/>
+            <w:tcBorders>
+              <w:top w:val="single" w:sz="8" w:space="0" w:color="auto"/>
+              <w:left w:val="single" w:sz="8" w:space="0" w:color="auto"/>
+              <w:bottom w:val="single" w:sz="8" w:space="0" w:color="auto"/>
+              <w:right w:val="single" w:sz="8" w:space="0" w:color="auto"/>
+            </w:tcBorders>
+            <w:tcMar>
+              <w:left w:w="108" w:type="dxa"/>
+              <w:right w:w="108" w:type="dxa"/>
+            </w:tcMar>
+          </w:tcPr>
+          <w:p>
+            <w:r>
+              <w:rPr>
+                <w:color w:val="000000" w:themeColor="text1"/>
+                <w:sz w:val="20"/>
+              </w:rPr>
+              <w:t>9.3</w:t>
+            </w:r>
+            <w:r>
+              <w:rPr>
+                <w:color w:val="000000" w:themeColor="text1"/>
+                <w:sz w:val="20"/>
+              </w:rPr>
+              <w:t xml:space="preserve"> cm </w:t>
+            </w:r>
+          </w:p>
+        </w:tc>
+        <w:tc>
+          <w:tcPr>
+            <w:tcW w:w="1764" w:type="dxa"/>
+            <w:tcBorders>
+              <w:top w:val="single" w:sz="8" w:space="0" w:color="auto"/>
+              <w:left w:val="single" w:sz="8" w:space="0" w:color="auto"/>
+              <w:bottom w:val="single" w:sz="8" w:space="0" w:color="auto"/>
+              <w:right w:val="single" w:sz="8" w:space="0" w:color="auto"/>
+            </w:tcBorders>
+            <w:tcMar>
+              <w:left w:w="108" w:type="dxa"/>
+              <w:right w:w="108" w:type="dxa"/>
+            </w:tcMar>
+          </w:tcPr>
+          <w:p>
+            <w:r>
+              <w:rPr>
+                <w:color w:val="000000" w:themeColor="text1"/>
+                <w:sz w:val="20"/>
+              </w:rPr>
+              <w:t>2</w:t>
+            </w:r>
+            <w:r>
+              <w:rPr>
+                <w:color w:val="000000" w:themeColor="text1"/>
+                <w:sz w:val="20"/>
+              </w:rPr>
+              <w:t>30</w:t>
+            </w:r>
+            <w:r>
+              <w:rPr>
+                <w:color w:val="000000" w:themeColor="text1"/>
+                <w:sz w:val="20"/>
+              </w:rPr>
+              <w:t xml:space="preserve"> MHz</w:t>
+            </w:r>
+          </w:p>
+        </w:tc>
+        <w:tc>
+          <w:tcPr>
+            <w:tcW w:w="1764" w:type="dxa"/>
+            <w:tcBorders>
+              <w:top w:val="single" w:sz="8" w:space="0" w:color="auto"/>
+              <w:left w:val="single" w:sz="8" w:space="0" w:color="auto"/>
+              <w:bottom w:val="single" w:sz="8" w:space="0" w:color="auto"/>
+              <w:right w:val="single" w:sz="8" w:space="0" w:color="auto"/>
+            </w:tcBorders>
+            <w:tcMar>
+              <w:left w:w="108" w:type="dxa"/>
+              <w:right w:w="108" w:type="dxa"/>
+            </w:tcMar>
+          </w:tcPr>
+          <w:p>
+            <w:r>
+              <w:rPr>
+                <w:color w:val="000000" w:themeColor="text1"/>
+                <w:sz w:val="20"/>
+              </w:rPr>
+              <w:t>-</w:t>
+            </w:r>
+            <w:r>
+              <w:rPr>
+                <w:color w:val="000000" w:themeColor="text1"/>
+                <w:sz w:val="20"/>
+              </w:rPr>
+              <w:t xml:space="preserve">38 </w:t>
+            </w:r>
+            <w:proofErr w:type="spellStart"/>
+            <w:r>
+              <w:rPr>
+                <w:color w:val="000000" w:themeColor="text1"/>
+                <w:sz w:val="20"/>
+              </w:rPr>
+              <w:t>db</w:t>
+            </w:r>
+            <w:proofErr w:type="spellEnd"/>
+          </w:p>
+        </w:tc>
+      </w:tr>
+    </w:tbl>
+    <w:p>
+      <w:pPr>
+        <w:ind w:left="360"/>
+        <w:rPr>
+          <w:sz w:val="20"/>
+          <w:lang w:val="en-US"/>
+        </w:rPr>
+      </w:pPr>
     </w:p>
     <w:p>
       <w:pPr>
@@ -12697,11 +13472,11 @@
       </w:pPr>
     </w:p>
     <w:sectPr>
-      <w:headerReference w:type="even" r:id="rId18"/>
-      <w:headerReference w:type="default" r:id="rId19"/>
-      <w:footerReference w:type="even" r:id="rId20"/>
-      <w:headerReference w:type="first" r:id="rId21"/>
-      <w:footerReference w:type="first" r:id="rId22"/>
+      <w:headerReference w:type="even" r:id="rId22"/>
+      <w:headerReference w:type="default" r:id="rId23"/>
+      <w:footerReference w:type="even" r:id="rId24"/>
+      <w:headerReference w:type="first" r:id="rId25"/>
+      <w:footerReference w:type="first" r:id="rId26"/>
       <w:type w:val="continuous"/>
       <w:pgSz w:w="11907" w:h="16840" w:code="9"/>
       <w:pgMar w:top="1418" w:right="1418" w:bottom="851" w:left="1418" w:header="567" w:footer="851" w:gutter="0"/>

--- a/Obsidian/Courses/Electromagnetics/Exercises/LAB/30035_LaboratoryExercises.docx
+++ b/Obsidian/Courses/Electromagnetics/Exercises/LAB/30035_LaboratoryExercises.docx
@@ -200,15 +200,7 @@
         <w:t xml:space="preserve"> the</w:t>
       </w:r>
       <w:r>
-        <w:t xml:space="preserve"> exercises </w:t>
-      </w:r>
-      <w:proofErr w:type="gramStart"/>
-      <w:r>
-        <w:t>are</w:t>
-      </w:r>
-      <w:proofErr w:type="gramEnd"/>
-      <w:r>
-        <w:t xml:space="preserve"> included in this document.</w:t>
+        <w:t xml:space="preserve"> exercises are included in this document.</w:t>
       </w:r>
     </w:p>
     <w:p>
@@ -289,15 +281,7 @@
         <w:t xml:space="preserve"> </w:t>
       </w:r>
       <w:r>
-        <w:t xml:space="preserve">We use a vector network </w:t>
-      </w:r>
-      <w:proofErr w:type="spellStart"/>
-      <w:r>
-        <w:t>analyzer</w:t>
-      </w:r>
-      <w:proofErr w:type="spellEnd"/>
-      <w:r>
-        <w:t xml:space="preserve"> (VNA) to investigate simple transmission line circuits. The VNA is an advanced equipment, which can directly provide the complex reflection </w:t>
+        <w:t xml:space="preserve">We use a vector network analyzer (VNA) to investigate simple transmission line circuits. The VNA is an advanced equipment, which can directly provide the complex reflection </w:t>
       </w:r>
       <w:r>
         <w:t xml:space="preserve">and transmission </w:t>
@@ -311,13 +295,8 @@
       <w:r>
         <w:t xml:space="preserve"> for multiple frequencies. Both serial and parallel TL circuits will be </w:t>
       </w:r>
-      <w:proofErr w:type="gramStart"/>
-      <w:r>
-        <w:t>studied</w:t>
-      </w:r>
-      <w:proofErr w:type="gramEnd"/>
-      <w:r>
-        <w:t xml:space="preserve"> and </w:t>
+      <w:r>
+        <w:t xml:space="preserve">studied and </w:t>
       </w:r>
       <w:r>
         <w:t xml:space="preserve">various TL tools and concepts </w:t>
@@ -533,15 +512,7 @@
         <w:t>abora</w:t>
       </w:r>
       <w:r>
-        <w:t xml:space="preserve">tory of Building 357. You need to use your student card (+ 4-digit code) to enter the building. An overview of the dates for the exercises is </w:t>
-      </w:r>
-      <w:proofErr w:type="gramStart"/>
-      <w:r>
-        <w:t>provide</w:t>
-      </w:r>
-      <w:proofErr w:type="gramEnd"/>
-      <w:r>
-        <w:t xml:space="preserve"> in the table at the bottom of this page.</w:t>
+        <w:t>tory of Building 357. You need to use your student card (+ 4-digit code) to enter the building. An overview of the dates for the exercises is provide in the table at the bottom of this page.</w:t>
       </w:r>
     </w:p>
     <w:p>
@@ -709,29 +680,13 @@
         <w:t xml:space="preserve"> page.</w:t>
       </w:r>
       <w:r>
-        <w:t xml:space="preserve"> The submission consists of three </w:t>
-      </w:r>
-      <w:proofErr w:type="gramStart"/>
-      <w:r>
-        <w:t>part</w:t>
-      </w:r>
-      <w:proofErr w:type="gramEnd"/>
-      <w:r>
-        <w:t xml:space="preserve">: (1) </w:t>
+        <w:t xml:space="preserve"> The submission consists of three part: (1) </w:t>
       </w:r>
       <w:r>
         <w:t>A</w:t>
       </w:r>
       <w:r>
-        <w:t xml:space="preserve"> preliminary report is submitted using “</w:t>
-      </w:r>
-      <w:proofErr w:type="spellStart"/>
-      <w:r>
-        <w:t>FeedbackFruits</w:t>
-      </w:r>
-      <w:proofErr w:type="spellEnd"/>
-      <w:r>
-        <w:t xml:space="preserve">” on Learn, (2) </w:t>
+        <w:t xml:space="preserve"> preliminary report is submitted using “FeedbackFruits” on Learn, (2) </w:t>
       </w:r>
       <w:r>
         <w:t>E</w:t>
@@ -1394,23 +1349,7 @@
         <w:t>m</w:t>
       </w:r>
       <w:r>
-        <w:t xml:space="preserve">V </w:t>
-      </w:r>
-      <w:proofErr w:type="spellStart"/>
-      <w:r>
-        <w:t>nomatter</w:t>
-      </w:r>
-      <w:proofErr w:type="spellEnd"/>
-      <w:r>
-        <w:t xml:space="preserve"> the load </w:t>
-      </w:r>
-      <w:proofErr w:type="gramStart"/>
-      <w:r>
-        <w:t>connected.*</w:t>
-      </w:r>
-      <w:proofErr w:type="gramEnd"/>
-      <w:r>
-        <w:t xml:space="preserve"> Setup the oscilloscope to measure the RMS voltage at both ports as well as the phase shift between them.</w:t>
+        <w:t>V nomatter the load connected.* Setup the oscilloscope to measure the RMS voltage at both ports as well as the phase shift between them.</w:t>
       </w:r>
       <w:r>
         <w:t xml:space="preserve"> Make sure that the </w:t>
@@ -1761,15 +1700,7 @@
         <w:t xml:space="preserve"> </w:t>
       </w:r>
       <w:r>
-        <w:t xml:space="preserve">25 Ω, short-circuit and </w:t>
-      </w:r>
-      <w:proofErr w:type="gramStart"/>
-      <w:r>
-        <w:t>open-circuit</w:t>
-      </w:r>
-      <w:proofErr w:type="gramEnd"/>
-      <w:r>
-        <w:t>?</w:t>
+        <w:t>25 Ω, short-circuit and open-circuit?</w:t>
       </w:r>
     </w:p>
     <w:p>
@@ -1838,16 +1769,11 @@
         <w:t>coax cable connected to a 50 Ω load</w:t>
       </w:r>
       <w:r>
-        <w:t xml:space="preserve"> as a function of frequency from 1 to 50 </w:t>
-      </w:r>
-      <w:proofErr w:type="spellStart"/>
-      <w:r>
-        <w:t>MHz</w:t>
+        <w:t xml:space="preserve"> as a function of frequency from 1 to 50 MHz</w:t>
       </w:r>
       <w:r>
         <w:t>.</w:t>
       </w:r>
-      <w:proofErr w:type="spellEnd"/>
       <w:r>
         <w:t xml:space="preserve"> </w:t>
       </w:r>
@@ -1891,15 +1817,7 @@
         </w:numPr>
       </w:pPr>
       <w:r>
-        <w:t xml:space="preserve">Explain what </w:t>
-      </w:r>
-      <w:proofErr w:type="gramStart"/>
-      <w:r>
-        <w:t>will</w:t>
-      </w:r>
-      <w:proofErr w:type="gramEnd"/>
-      <w:r>
-        <w:t xml:space="preserve"> happen if you repeated the measurements for a 1 m cable.</w:t>
+        <w:t>Explain what will happen if you repeated the measurements for a 1 m cable.</w:t>
       </w:r>
     </w:p>
     <w:p>
@@ -3050,29 +2968,13 @@
         <w:t>s</w:t>
       </w:r>
       <w:r>
-        <w:t xml:space="preserve"> of frequency from 1 to 50 </w:t>
-      </w:r>
-      <w:proofErr w:type="spellStart"/>
-      <w:r>
-        <w:t>MHz.</w:t>
-      </w:r>
-      <w:proofErr w:type="spellEnd"/>
-      <w:r>
-        <w:t xml:space="preserve"> The </w:t>
+        <w:t xml:space="preserve"> of frequency from 1 to 50 MHz. The </w:t>
       </w:r>
       <w:r>
         <w:t>terminations</w:t>
       </w:r>
       <w:r>
-        <w:t xml:space="preserve"> should be </w:t>
-      </w:r>
-      <w:proofErr w:type="gramStart"/>
-      <w:r>
-        <w:t>open-circuit</w:t>
-      </w:r>
-      <w:proofErr w:type="gramEnd"/>
-      <w:r>
-        <w:t xml:space="preserve">, short-circuit and 25 Ω. </w:t>
+        <w:t xml:space="preserve"> should be open-circuit, short-circuit and 25 Ω. </w:t>
       </w:r>
     </w:p>
     <w:p>
@@ -3147,7 +3049,6 @@
         </w:rPr>
         <w:t>λ</w:t>
       </w:r>
-      <w:proofErr w:type="gramStart"/>
       <w:r>
         <w:t>)</w:t>
       </w:r>
@@ -3157,7 +3058,6 @@
       <w:r>
         <w:t>*</w:t>
       </w:r>
-      <w:proofErr w:type="gramEnd"/>
       <w:r>
         <w:t xml:space="preserve"> Remember to measure the full length of the DUT</w:t>
       </w:r>
@@ -3191,13 +3091,8 @@
         </w:rPr>
         <w:t>C</w:t>
       </w:r>
-      <w:proofErr w:type="spellStart"/>
-      <w:r>
-        <w:t>ompare</w:t>
-      </w:r>
-      <w:proofErr w:type="spellEnd"/>
-      <w:r>
-        <w:t xml:space="preserve"> your results with basic circuit theory</w:t>
+      <w:r>
+        <w:t>ompare your results with basic circuit theory</w:t>
       </w:r>
       <w:r>
         <w:t>. C</w:t>
@@ -4118,7 +4013,6 @@
                 <w:szCs w:val="21"/>
               </w:rPr>
             </w:pPr>
-            <w:proofErr w:type="gramStart"/>
             <w:r>
               <w:rPr>
                 <w:sz w:val="21"/>
@@ -4134,7 +4028,6 @@
               </w:rPr>
               <w:t>L,RMS</w:t>
             </w:r>
-            <w:proofErr w:type="gramEnd"/>
             <w:r>
               <w:rPr>
                 <w:sz w:val="21"/>
@@ -5173,7 +5066,6 @@
                 <w:szCs w:val="21"/>
               </w:rPr>
             </w:pPr>
-            <w:proofErr w:type="gramStart"/>
             <w:r>
               <w:rPr>
                 <w:sz w:val="21"/>
@@ -5189,7 +5081,6 @@
               </w:rPr>
               <w:t>L,RMS</w:t>
             </w:r>
-            <w:proofErr w:type="gramEnd"/>
             <w:r>
               <w:rPr>
                 <w:sz w:val="21"/>
@@ -5643,8 +5534,6 @@
         </w:rPr>
         <w:t xml:space="preserve"> and finding the maximum and minimum </w:t>
       </w:r>
-      <w:proofErr w:type="spellStart"/>
-      <w:proofErr w:type="gramStart"/>
       <w:r>
         <w:rPr>
           <w:szCs w:val="22"/>
@@ -5660,14 +5549,12 @@
         </w:rPr>
         <w:t>i,RMS</w:t>
       </w:r>
-      <w:proofErr w:type="spellEnd"/>
       <w:r>
         <w:rPr>
           <w:szCs w:val="22"/>
         </w:rPr>
         <w:t>.</w:t>
       </w:r>
-      <w:proofErr w:type="gramEnd"/>
       <w:r>
         <w:rPr>
           <w:szCs w:val="22"/>
@@ -5833,13 +5720,8 @@
         <w:t>35</w:t>
       </w:r>
       <w:r>
-        <w:t xml:space="preserve"> </w:t>
-      </w:r>
-      <w:proofErr w:type="spellStart"/>
-      <w:r>
-        <w:t>MHz.</w:t>
-      </w:r>
-      <w:proofErr w:type="spellEnd"/>
+        <w:t xml:space="preserve"> MHz.</w:t>
+      </w:r>
     </w:p>
     <w:p>
       <w:pPr>
@@ -6470,15 +6352,7 @@
         <w:t xml:space="preserve">: </w:t>
       </w:r>
       <w:r>
-        <w:t xml:space="preserve">A vector network </w:t>
-      </w:r>
-      <w:proofErr w:type="spellStart"/>
-      <w:r>
-        <w:t>analyzer</w:t>
-      </w:r>
-      <w:proofErr w:type="spellEnd"/>
-      <w:r>
-        <w:t xml:space="preserve"> (VNA) is used to measure the complex S-parameters of a 1- and 2-port system, see Figure 2 below. However, first, the VNA must be setup and calibrated. This is done by following the procedure </w:t>
+        <w:t xml:space="preserve">A vector network analyzer (VNA) is used to measure the complex S-parameters of a 1- and 2-port system, see Figure 2 below. However, first, the VNA must be setup and calibrated. This is done by following the procedure </w:t>
       </w:r>
       <w:r>
         <w:t>found</w:t>
@@ -6540,22 +6414,14 @@
         <w:rPr>
           <w:u w:val="single"/>
         </w:rPr>
-        <w:t xml:space="preserve">Set the frequency range to 100 MHz to 500 </w:t>
-      </w:r>
-      <w:proofErr w:type="spellStart"/>
+        <w:t>Set the frequency range to 100 MHz to 500 MHz</w:t>
+      </w:r>
       <w:r>
         <w:rPr>
           <w:u w:val="single"/>
         </w:rPr>
-        <w:t>MHz</w:t>
-      </w:r>
-      <w:r>
-        <w:rPr>
-          <w:u w:val="single"/>
-        </w:rPr>
         <w:t>.</w:t>
       </w:r>
-      <w:proofErr w:type="spellEnd"/>
     </w:p>
     <w:p/>
     <w:p>
@@ -9377,6 +9243,9 @@
       <w:pPr>
         <w:pStyle w:val="Header"/>
       </w:pPr>
+      <w:r>
+        <w:tab/>
+      </w:r>
     </w:p>
     <w:p>
       <w:pPr>
@@ -9824,7 +9693,7 @@
                                     <pic:cNvPicPr/>
                                   </pic:nvPicPr>
                                   <pic:blipFill rotWithShape="1">
-                                    <a:blip r:embed="rId16">
+                                    <a:blip r:embed="rId14">
                                       <a:extLst>
                                         <a:ext uri="{28A0092B-C50C-407E-A947-70E740481C1C}">
                                           <a14:useLocalDpi xmlns:a14="http://schemas.microsoft.com/office/drawing/2010/main" val="0"/>
@@ -9887,7 +9756,7 @@
                                     <pic:cNvPicPr/>
                                   </pic:nvPicPr>
                                   <pic:blipFill rotWithShape="1">
-                                    <a:blip r:embed="rId17"/>
+                                    <a:blip r:embed="rId15"/>
                                     <a:srcRect t="1" r="7061" b="6446"/>
                                     <a:stretch>
                                       <a:fillRect/>
@@ -10183,7 +10052,6 @@
             </w:tcMar>
           </w:tcPr>
           <w:p>
-            <w:proofErr w:type="spellStart"/>
             <w:r>
               <w:rPr>
                 <w:color w:val="000000" w:themeColor="text1"/>
@@ -10191,7 +10059,6 @@
               </w:rPr>
               <w:t>frekvens</w:t>
             </w:r>
-            <w:proofErr w:type="spellEnd"/>
           </w:p>
         </w:tc>
         <w:tc>
@@ -10209,7 +10076,6 @@
             </w:tcMar>
           </w:tcPr>
           <w:p>
-            <w:proofErr w:type="spellStart"/>
             <w:r>
               <w:rPr>
                 <w:color w:val="000000" w:themeColor="text1"/>
@@ -10217,7 +10083,6 @@
               </w:rPr>
               <w:t>lm</w:t>
             </w:r>
-            <w:proofErr w:type="spellEnd"/>
           </w:p>
         </w:tc>
       </w:tr>
@@ -10276,17 +10141,8 @@
                 <w:color w:val="000000" w:themeColor="text1"/>
                 <w:szCs w:val="22"/>
               </w:rPr>
-              <w:t xml:space="preserve"> </w:t>
-            </w:r>
-            <w:proofErr w:type="spellStart"/>
-            <w:r>
-              <w:rPr>
-                <w:color w:val="000000" w:themeColor="text1"/>
-                <w:szCs w:val="22"/>
-              </w:rPr>
-              <w:t>Mhz</w:t>
-            </w:r>
-            <w:proofErr w:type="spellEnd"/>
+              <w:t xml:space="preserve"> Mhz</w:t>
+            </w:r>
           </w:p>
         </w:tc>
         <w:tc>
@@ -10363,13 +10219,7 @@
         <w:rPr>
           <w:lang w:val="en-US"/>
         </w:rPr>
-        <w:t xml:space="preserve"> </w:t>
-      </w:r>
-      <w:r>
-        <w:rPr>
-          <w:lang w:val="en-US"/>
-        </w:rPr>
-        <w:t>connector + 3 cm</w:t>
+        <w:t xml:space="preserve"> connector + 3 cm</w:t>
       </w:r>
     </w:p>
     <w:p>
@@ -10418,21 +10268,7 @@
         <w:rPr>
           <w:lang w:val="en-US"/>
         </w:rPr>
-        <w:t xml:space="preserve">Calculate the electrical length of the </w:t>
-      </w:r>
-      <w:proofErr w:type="gramStart"/>
-      <w:r>
-        <w:rPr>
-          <w:lang w:val="en-US"/>
-        </w:rPr>
-        <w:t>stub</w:t>
-      </w:r>
-      <w:proofErr w:type="gramEnd"/>
-      <w:r>
-        <w:rPr>
-          <w:lang w:val="en-US"/>
-        </w:rPr>
-        <w:t xml:space="preserve"> using this frequency</w:t>
+        <w:t>Calculate the electrical length of the stub using this frequency</w:t>
       </w:r>
       <w:r>
         <w:rPr>
@@ -10526,7 +10362,6 @@
             </w:tcMar>
           </w:tcPr>
           <w:p>
-            <w:proofErr w:type="spellStart"/>
             <w:r>
               <w:rPr>
                 <w:color w:val="000000" w:themeColor="text1"/>
@@ -10534,7 +10369,6 @@
               </w:rPr>
               <w:t>frekvens</w:t>
             </w:r>
-            <w:proofErr w:type="spellEnd"/>
           </w:p>
         </w:tc>
         <w:tc>
@@ -10552,7 +10386,6 @@
             </w:tcMar>
           </w:tcPr>
           <w:p>
-            <w:proofErr w:type="spellStart"/>
             <w:r>
               <w:rPr>
                 <w:color w:val="000000" w:themeColor="text1"/>
@@ -10560,7 +10393,6 @@
               </w:rPr>
               <w:t>lm</w:t>
             </w:r>
-            <w:proofErr w:type="spellEnd"/>
           </w:p>
         </w:tc>
       </w:tr>
@@ -10626,17 +10458,8 @@
                 <w:color w:val="000000" w:themeColor="text1"/>
                 <w:szCs w:val="22"/>
               </w:rPr>
-              <w:t xml:space="preserve"> </w:t>
-            </w:r>
-            <w:proofErr w:type="spellStart"/>
-            <w:r>
-              <w:rPr>
-                <w:color w:val="000000" w:themeColor="text1"/>
-                <w:szCs w:val="22"/>
-              </w:rPr>
-              <w:t>Mhz</w:t>
-            </w:r>
-            <w:proofErr w:type="spellEnd"/>
+              <w:t xml:space="preserve"> Mhz</w:t>
+            </w:r>
           </w:p>
         </w:tc>
         <w:tc>
@@ -10825,7 +10648,6 @@
             </w:tcMar>
           </w:tcPr>
           <w:p>
-            <w:proofErr w:type="spellStart"/>
             <w:r>
               <w:rPr>
                 <w:color w:val="000000" w:themeColor="text1"/>
@@ -10833,7 +10655,6 @@
               </w:rPr>
               <w:t>frekvens</w:t>
             </w:r>
-            <w:proofErr w:type="spellEnd"/>
           </w:p>
         </w:tc>
         <w:tc>
@@ -10851,7 +10672,6 @@
             </w:tcMar>
           </w:tcPr>
           <w:p>
-            <w:proofErr w:type="spellStart"/>
             <w:r>
               <w:rPr>
                 <w:color w:val="000000" w:themeColor="text1"/>
@@ -10859,7 +10679,6 @@
               </w:rPr>
               <w:t>lm</w:t>
             </w:r>
-            <w:proofErr w:type="spellEnd"/>
           </w:p>
         </w:tc>
       </w:tr>
@@ -10925,17 +10744,8 @@
                 <w:color w:val="000000" w:themeColor="text1"/>
                 <w:szCs w:val="22"/>
               </w:rPr>
-              <w:t xml:space="preserve"> </w:t>
-            </w:r>
-            <w:proofErr w:type="spellStart"/>
-            <w:r>
-              <w:rPr>
-                <w:color w:val="000000" w:themeColor="text1"/>
-                <w:szCs w:val="22"/>
-              </w:rPr>
-              <w:t>Mhz</w:t>
-            </w:r>
-            <w:proofErr w:type="spellEnd"/>
+              <w:t xml:space="preserve"> Mhz</w:t>
+            </w:r>
           </w:p>
         </w:tc>
         <w:tc>
@@ -11070,21 +10880,7 @@
         <w:rPr>
           <w:lang w:val="en-US"/>
         </w:rPr>
-        <w:t xml:space="preserve">Explain why more </w:t>
-      </w:r>
-      <w:proofErr w:type="gramStart"/>
-      <w:r>
-        <w:rPr>
-          <w:lang w:val="en-US"/>
-        </w:rPr>
-        <w:t>minima</w:t>
-      </w:r>
-      <w:proofErr w:type="gramEnd"/>
-      <w:r>
-        <w:rPr>
-          <w:lang w:val="en-US"/>
-        </w:rPr>
-        <w:t xml:space="preserve"> appear in this case.</w:t>
+        <w:t>Explain why more minima appear in this case.</w:t>
       </w:r>
     </w:p>
     <w:tbl>
@@ -11141,7 +10937,6 @@
             </w:tcMar>
           </w:tcPr>
           <w:p>
-            <w:proofErr w:type="spellStart"/>
             <w:r>
               <w:rPr>
                 <w:color w:val="000000" w:themeColor="text1"/>
@@ -11149,7 +10944,6 @@
               </w:rPr>
               <w:t>frekvens</w:t>
             </w:r>
-            <w:proofErr w:type="spellEnd"/>
           </w:p>
         </w:tc>
         <w:tc>
@@ -11167,7 +10961,6 @@
             </w:tcMar>
           </w:tcPr>
           <w:p>
-            <w:proofErr w:type="spellStart"/>
             <w:r>
               <w:rPr>
                 <w:color w:val="000000" w:themeColor="text1"/>
@@ -11175,7 +10968,6 @@
               </w:rPr>
               <w:t>lm</w:t>
             </w:r>
-            <w:proofErr w:type="spellEnd"/>
           </w:p>
         </w:tc>
       </w:tr>
@@ -11241,17 +11033,8 @@
                 <w:color w:val="000000" w:themeColor="text1"/>
                 <w:szCs w:val="22"/>
               </w:rPr>
-              <w:t xml:space="preserve"> </w:t>
-            </w:r>
-            <w:proofErr w:type="spellStart"/>
-            <w:r>
-              <w:rPr>
-                <w:color w:val="000000" w:themeColor="text1"/>
-                <w:szCs w:val="22"/>
-              </w:rPr>
-              <w:t>Mhz</w:t>
-            </w:r>
-            <w:proofErr w:type="spellEnd"/>
+              <w:t xml:space="preserve"> Mhz</w:t>
+            </w:r>
           </w:p>
         </w:tc>
         <w:tc>
@@ -11281,17 +11064,8 @@
                 <w:color w:val="000000" w:themeColor="text1"/>
                 <w:szCs w:val="22"/>
               </w:rPr>
-              <w:t xml:space="preserve"> </w:t>
-            </w:r>
-            <w:proofErr w:type="spellStart"/>
-            <w:r>
-              <w:rPr>
-                <w:color w:val="000000" w:themeColor="text1"/>
-                <w:szCs w:val="22"/>
-              </w:rPr>
-              <w:t>db</w:t>
-            </w:r>
-            <w:proofErr w:type="spellEnd"/>
+              <w:t xml:space="preserve"> db</w:t>
+            </w:r>
           </w:p>
         </w:tc>
       </w:tr>
@@ -11385,17 +11159,8 @@
                 <w:color w:val="000000" w:themeColor="text1"/>
                 <w:szCs w:val="22"/>
               </w:rPr>
-              <w:t xml:space="preserve">-23.3 </w:t>
-            </w:r>
-            <w:proofErr w:type="spellStart"/>
-            <w:r>
-              <w:rPr>
-                <w:color w:val="000000" w:themeColor="text1"/>
-                <w:szCs w:val="22"/>
-              </w:rPr>
-              <w:t>db</w:t>
-            </w:r>
-            <w:proofErr w:type="spellEnd"/>
+              <w:t>-23.3 db</w:t>
+            </w:r>
           </w:p>
         </w:tc>
       </w:tr>
@@ -11489,17 +11254,8 @@
                 <w:color w:val="000000" w:themeColor="text1"/>
                 <w:szCs w:val="22"/>
               </w:rPr>
-              <w:t xml:space="preserve">-20.8 </w:t>
-            </w:r>
-            <w:proofErr w:type="spellStart"/>
-            <w:r>
-              <w:rPr>
-                <w:color w:val="000000" w:themeColor="text1"/>
-                <w:szCs w:val="22"/>
-              </w:rPr>
-              <w:t>db</w:t>
-            </w:r>
-            <w:proofErr w:type="spellEnd"/>
+              <w:t>-20.8 db</w:t>
+            </w:r>
           </w:p>
         </w:tc>
       </w:tr>
@@ -11593,17 +11349,8 @@
                 <w:color w:val="000000" w:themeColor="text1"/>
                 <w:szCs w:val="22"/>
               </w:rPr>
-              <w:t xml:space="preserve">-20.8 </w:t>
-            </w:r>
-            <w:proofErr w:type="spellStart"/>
-            <w:r>
-              <w:rPr>
-                <w:color w:val="000000" w:themeColor="text1"/>
-                <w:szCs w:val="22"/>
-              </w:rPr>
-              <w:t>db</w:t>
-            </w:r>
-            <w:proofErr w:type="spellEnd"/>
+              <w:t>-20.8 db</w:t>
+            </w:r>
           </w:p>
         </w:tc>
       </w:tr>
@@ -11716,7 +11463,7 @@
                                           <pic:cNvPicPr/>
                                         </pic:nvPicPr>
                                         <pic:blipFill>
-                                          <a:blip r:embed="rId18">
+                                          <a:blip r:embed="rId16">
                                             <a:extLst>
                                               <a:ext uri="{28A0092B-C50C-407E-A947-70E740481C1C}">
                                                 <a14:useLocalDpi xmlns:a14="http://schemas.microsoft.com/office/drawing/2010/main" val="0"/>
@@ -11770,7 +11517,7 @@
                                           <pic:cNvPicPr/>
                                         </pic:nvPicPr>
                                         <pic:blipFill>
-                                          <a:blip r:embed="rId19"/>
+                                          <a:blip r:embed="rId17"/>
                                           <a:stretch>
                                             <a:fillRect/>
                                           </a:stretch>
@@ -11843,7 +11590,7 @@
                                     <pic:cNvPicPr/>
                                   </pic:nvPicPr>
                                   <pic:blipFill>
-                                    <a:blip r:embed="rId20">
+                                    <a:blip r:embed="rId16">
                                       <a:extLst>
                                         <a:ext uri="{28A0092B-C50C-407E-A947-70E740481C1C}">
                                           <a14:useLocalDpi xmlns:a14="http://schemas.microsoft.com/office/drawing/2010/main" val="0"/>
@@ -11897,7 +11644,7 @@
                                     <pic:cNvPicPr/>
                                   </pic:nvPicPr>
                                   <pic:blipFill>
-                                    <a:blip r:embed="rId21"/>
+                                    <a:blip r:embed="rId17"/>
                                     <a:stretch>
                                       <a:fillRect/>
                                     </a:stretch>
@@ -12038,36 +11785,20 @@
         <w:rPr>
           <w:lang w:val="en-US"/>
         </w:rPr>
-        <w:t xml:space="preserve">0 </w:t>
-      </w:r>
-      <w:proofErr w:type="spellStart"/>
+        <w:t>0 MHz.</w:t>
+      </w:r>
       <w:r>
         <w:rPr>
           <w:lang w:val="en-US"/>
         </w:rPr>
-        <w:t>MHz.</w:t>
-      </w:r>
-      <w:proofErr w:type="spellEnd"/>
+        <w:t xml:space="preserve"> You are welcome to use either the open- or short-circuited termination</w:t>
+      </w:r>
       <w:r>
         <w:rPr>
           <w:lang w:val="en-US"/>
         </w:rPr>
-        <w:t xml:space="preserve"> You are welcome to use either the open- or short-circuited termination</w:t>
-      </w:r>
-      <w:r>
-        <w:rPr>
-          <w:lang w:val="en-US"/>
-        </w:rPr>
-        <w:t xml:space="preserve"> for the </w:t>
-      </w:r>
-      <w:proofErr w:type="gramStart"/>
-      <w:r>
-        <w:rPr>
-          <w:lang w:val="en-US"/>
-        </w:rPr>
-        <w:t>stub</w:t>
-      </w:r>
-      <w:proofErr w:type="gramEnd"/>
+        <w:t xml:space="preserve"> for the stub</w:t>
+      </w:r>
       <w:r>
         <w:rPr>
           <w:lang w:val="en-US"/>
@@ -12160,16 +11891,8 @@
         <w:rPr>
           <w:lang w:val="en-US"/>
         </w:rPr>
-        <w:t xml:space="preserve">-10 </w:t>
-      </w:r>
-      <w:proofErr w:type="spellStart"/>
-      <w:r>
-        <w:rPr>
-          <w:lang w:val="en-US"/>
-        </w:rPr>
-        <w:t>db</w:t>
-      </w:r>
-      <w:proofErr w:type="spellEnd"/>
+        <w:t>-10 db</w:t>
+      </w:r>
     </w:p>
     <w:p>
       <w:pPr>
@@ -12242,14 +11965,12 @@
         </w:rPr>
         <w:t>&lt; – 20 dB</w:t>
       </w:r>
-      <w:proofErr w:type="gramStart"/>
       <w:r>
         <w:rPr>
           <w:lang w:val="en-US"/>
         </w:rPr>
         <w:t>).*</w:t>
       </w:r>
-      <w:proofErr w:type="gramEnd"/>
     </w:p>
     <w:p>
       <w:pPr>
@@ -12451,17 +12172,8 @@
                 <w:color w:val="000000" w:themeColor="text1"/>
                 <w:sz w:val="20"/>
               </w:rPr>
-              <w:t xml:space="preserve">Match </w:t>
-            </w:r>
-            <w:proofErr w:type="spellStart"/>
-            <w:r>
-              <w:rPr>
-                <w:color w:val="000000" w:themeColor="text1"/>
-                <w:sz w:val="20"/>
-              </w:rPr>
-              <w:t>freq</w:t>
-            </w:r>
-            <w:proofErr w:type="spellEnd"/>
+              <w:t>Match freq</w:t>
+            </w:r>
           </w:p>
         </w:tc>
         <w:tc>
@@ -12484,17 +12196,8 @@
                 <w:color w:val="000000" w:themeColor="text1"/>
                 <w:sz w:val="20"/>
               </w:rPr>
-              <w:t xml:space="preserve">S11 </w:t>
-            </w:r>
-            <w:proofErr w:type="spellStart"/>
-            <w:r>
-              <w:rPr>
-                <w:color w:val="000000" w:themeColor="text1"/>
-                <w:sz w:val="20"/>
-              </w:rPr>
-              <w:t>val</w:t>
-            </w:r>
-            <w:proofErr w:type="spellEnd"/>
+              <w:t>S11 val</w:t>
+            </w:r>
           </w:p>
         </w:tc>
       </w:tr>
@@ -12653,17 +12356,8 @@
                 <w:color w:val="000000" w:themeColor="text1"/>
                 <w:sz w:val="20"/>
               </w:rPr>
-              <w:t xml:space="preserve">38 </w:t>
-            </w:r>
-            <w:proofErr w:type="spellStart"/>
-            <w:r>
-              <w:rPr>
-                <w:color w:val="000000" w:themeColor="text1"/>
-                <w:sz w:val="20"/>
-              </w:rPr>
-              <w:t>db</w:t>
-            </w:r>
-            <w:proofErr w:type="spellEnd"/>
+              <w:t>38 db</w:t>
+            </w:r>
           </w:p>
         </w:tc>
       </w:tr>
@@ -12944,21 +12638,7 @@
         <w:rPr>
           <w:lang w:val="en-US"/>
         </w:rPr>
-        <w:t xml:space="preserve">Discuss the main advantages and disadvantages of each approach, </w:t>
-      </w:r>
-      <w:proofErr w:type="gramStart"/>
-      <w:r>
-        <w:rPr>
-          <w:lang w:val="en-US"/>
-        </w:rPr>
-        <w:t>considering</w:t>
-      </w:r>
-      <w:proofErr w:type="gramEnd"/>
-      <w:r>
-        <w:rPr>
-          <w:lang w:val="en-US"/>
-        </w:rPr>
-        <w:t>:</w:t>
+        <w:t>Discuss the main advantages and disadvantages of each approach, considering:</w:t>
       </w:r>
     </w:p>
     <w:p>
@@ -13119,15 +12799,7 @@
         <w:t>frequency range</w:t>
       </w:r>
       <w:r>
-        <w:t xml:space="preserve">, since it cannot be changed after calibration without </w:t>
-      </w:r>
-      <w:proofErr w:type="spellStart"/>
-      <w:r>
-        <w:t>loosing</w:t>
-      </w:r>
-      <w:proofErr w:type="spellEnd"/>
-      <w:r>
-        <w:t xml:space="preserve"> error correction. To set the frequency range, please:</w:t>
+        <w:t>, since it cannot be changed after calibration without loosing error correction. To set the frequency range, please:</w:t>
       </w:r>
     </w:p>
     <w:p>
@@ -13150,16 +12822,8 @@
         <w:rPr>
           <w:b/>
         </w:rPr>
-        <w:t>Freq/</w:t>
-      </w:r>
-      <w:proofErr w:type="spellStart"/>
-      <w:r>
-        <w:rPr>
-          <w:b/>
-        </w:rPr>
-        <w:t>Dist</w:t>
-      </w:r>
-      <w:proofErr w:type="spellEnd"/>
+        <w:t>Freq/Dist</w:t>
+      </w:r>
       <w:r>
         <w:t>” below the display</w:t>
       </w:r>
@@ -13275,7 +12939,6 @@
       <w:r>
         <w:t>Press Shift (Blue button) and then “</w:t>
       </w:r>
-      <w:proofErr w:type="gramStart"/>
       <w:r>
         <w:rPr>
           <w:b/>
@@ -13283,13 +12946,8 @@
         <w:t>Calibrate</w:t>
       </w:r>
       <w:r>
-        <w:t>“ i.e.</w:t>
-      </w:r>
-      <w:proofErr w:type="gramEnd"/>
-      <w:r>
-        <w:t xml:space="preserve"> the “</w:t>
-      </w:r>
-      <w:proofErr w:type="gramStart"/>
+        <w:t>“ i.e. the “</w:t>
+      </w:r>
       <w:r>
         <w:rPr>
           <w:b/>
@@ -13297,11 +12955,7 @@
         <w:t>2</w:t>
       </w:r>
       <w:r>
-        <w:t>“ key</w:t>
-      </w:r>
-      <w:proofErr w:type="gramEnd"/>
-      <w:r>
-        <w:t>.</w:t>
+        <w:t>“ key.</w:t>
       </w:r>
     </w:p>
     <w:p>
@@ -13318,29 +12972,13 @@
         <w:jc w:val="both"/>
       </w:pPr>
       <w:r>
-        <w:t xml:space="preserve">Assure that the “DUT connector” in the </w:t>
-      </w:r>
-      <w:proofErr w:type="spellStart"/>
-      <w:r>
-        <w:t>the</w:t>
-      </w:r>
-      <w:proofErr w:type="spellEnd"/>
-      <w:r>
-        <w:t xml:space="preserve"> right menu is set to “User </w:t>
+        <w:t xml:space="preserve">Assure that the “DUT connector” in the the right menu is set to “User </w:t>
       </w:r>
       <w:r>
         <w:t>2</w:t>
       </w:r>
       <w:r>
-        <w:t xml:space="preserve">”.  Also make sure that all correction coefficients </w:t>
-      </w:r>
-      <w:proofErr w:type="gramStart"/>
-      <w:r>
-        <w:t>is</w:t>
-      </w:r>
-      <w:proofErr w:type="gramEnd"/>
-      <w:r>
-        <w:t xml:space="preserve"> set zero in “Configure User </w:t>
+        <w:t>”.  Also make sure that all correction coefficients is set zero in “Configure User </w:t>
       </w:r>
       <w:r>
         <w:t>2</w:t>
@@ -13369,21 +13007,10 @@
         <w:rPr>
           <w:b/>
         </w:rPr>
-        <w:t xml:space="preserve">Start </w:t>
-      </w:r>
-      <w:proofErr w:type="gramStart"/>
-      <w:r>
-        <w:rPr>
-          <w:b/>
-        </w:rPr>
-        <w:t>Cal</w:t>
-      </w:r>
-      <w:r>
-        <w:t>“</w:t>
-      </w:r>
-      <w:proofErr w:type="gramEnd"/>
-      <w:r>
-        <w:t>.</w:t>
+        <w:t>Start Cal</w:t>
+      </w:r>
+      <w:r>
+        <w:t>“.</w:t>
       </w:r>
     </w:p>
     <w:p>
@@ -13472,11 +13099,11 @@
       </w:pPr>
     </w:p>
     <w:sectPr>
-      <w:headerReference w:type="even" r:id="rId22"/>
-      <w:headerReference w:type="default" r:id="rId23"/>
-      <w:footerReference w:type="even" r:id="rId24"/>
-      <w:headerReference w:type="first" r:id="rId25"/>
-      <w:footerReference w:type="first" r:id="rId26"/>
+      <w:headerReference w:type="even" r:id="rId18"/>
+      <w:headerReference w:type="default" r:id="rId19"/>
+      <w:footerReference w:type="even" r:id="rId20"/>
+      <w:headerReference w:type="first" r:id="rId21"/>
+      <w:footerReference w:type="first" r:id="rId22"/>
       <w:type w:val="continuous"/>
       <w:pgSz w:w="11907" w:h="16840" w:code="9"/>
       <w:pgMar w:top="1418" w:right="1418" w:bottom="851" w:left="1418" w:header="567" w:footer="851" w:gutter="0"/>
@@ -13881,7 +13508,6 @@
     <w:r>
       <w:pgNum/>
     </w:r>
-    <w:proofErr w:type="gramStart"/>
     <w:r>
       <w:rPr>
         <w:sz w:val="20"/>
@@ -13902,7 +13528,6 @@
       </w:rPr>
       <w:tab/>
     </w:r>
-    <w:proofErr w:type="gramEnd"/>
     <w:r>
       <w:rPr>
         <w:rStyle w:val="PageNumber"/>
